--- a/Survival_Aware_iSHIPMENT_Formulation.docx
+++ b/Survival_Aware_iSHIPMENT_Formulation.docx
@@ -10060,91 +10060,82 @@
           <w:i w:val="0"/>
           <w:sz w:val="20"/>
         </w:rPr>
-        <w:t xml:space="preserve">A waiting patient whose </w:t>
-      </w:r>
-      <w:r>
-        <w:rPr>
-          <w:rFonts w:ascii="Cambria" w:hAnsi="Cambria"/>
-          <w:b w:val="0"/>
-          <w:i w:val="0"/>
-          <w:sz w:val="20"/>
-        </w:rPr>
-        <w:t>a</w:t>
-      </w:r>
-      <w:r>
-        <w:rPr>
-          <w:rFonts w:ascii="Cambria" w:hAnsi="Cambria"/>
-          <w:b w:val="0"/>
-          <w:i w:val="0"/>
-          <w:sz w:val="20"/>
-          <w:vertAlign w:val="subscript"/>
-        </w:rPr>
-        <w:t>i</w:t>
-      </w:r>
-      <w:r>
-        <w:rPr>
-          <w:rFonts w:ascii="Calibri" w:hAnsi="Calibri"/>
-          <w:b w:val="0"/>
-          <w:i w:val="0"/>
-          <w:sz w:val="20"/>
-        </w:rPr>
-        <w:t xml:space="preserve"> exceeds the eligibility horizon </w:t>
-      </w:r>
-      <w:r>
-        <w:rPr>
-          <w:rFonts w:ascii="Cambria" w:hAnsi="Cambria"/>
-          <w:b w:val="0"/>
-          <w:i w:val="0"/>
-          <w:sz w:val="20"/>
-        </w:rPr>
-        <w:t>T</w:t>
-      </w:r>
-      <w:r>
-        <w:rPr>
-          <w:rFonts w:ascii="Cambria" w:hAnsi="Cambria"/>
-          <w:b w:val="0"/>
-          <w:i w:val="0"/>
-          <w:sz w:val="20"/>
-          <w:vertAlign w:val="subscript"/>
-        </w:rPr>
-        <w:t>elig</w:t>
-      </w:r>
-      <w:r>
-        <w:rPr>
-          <w:rFonts w:ascii="Calibri" w:hAnsi="Calibri"/>
-          <w:b w:val="0"/>
-          <w:i w:val="0"/>
-          <w:sz w:val="20"/>
-        </w:rPr>
-        <w:t xml:space="preserve"> (or whose survival falls below </w:t>
-      </w:r>
-      <w:r>
-        <w:rPr>
-          <w:rFonts w:ascii="Cambria" w:hAnsi="Cambria"/>
-          <w:b w:val="0"/>
-          <w:i w:val="0"/>
-          <w:sz w:val="20"/>
-        </w:rPr>
-        <w:t>S</w:t>
-      </w:r>
-      <w:r>
-        <w:rPr>
-          <w:rFonts w:ascii="Cambria" w:hAnsi="Cambria"/>
-          <w:b w:val="0"/>
-          <w:i w:val="0"/>
-          <w:sz w:val="20"/>
-          <w:vertAlign w:val="subscript"/>
-        </w:rPr>
-        <w:t>min</w:t>
-      </w:r>
-      <w:r>
-        <w:rPr>
-          <w:rFonts w:ascii="Calibri" w:hAnsi="Calibri"/>
-          <w:b w:val="0"/>
-          <w:i w:val="0"/>
-          <w:sz w:val="20"/>
-        </w:rPr>
-        <w:t>) is removed as lost.</w:t>
+        <w:t>A patient is removed as lost (S = 0) only when a required re-collection is infeasible — projected survival at the remake's delivery falls below S_min — or when K_remake is exhausted. There is no separate raw-wait eligibility cutoff.</w:t>
+      </w:r>
+      <w:r>
+        <w:rPr>
+          <w:rFonts w:ascii="Cambria" w:hAnsi="Cambria"/>
+          <w:b w:val="0"/>
+          <w:i w:val="0"/>
+          <w:sz w:val="20"/>
+        </w:rPr>
+      </w:r>
+      <w:r>
+        <w:rPr>
+          <w:rFonts w:ascii="Cambria" w:hAnsi="Cambria"/>
+          <w:b w:val="0"/>
+          <w:i w:val="0"/>
+          <w:sz w:val="20"/>
+          <w:vertAlign w:val="subscript"/>
+        </w:rPr>
+      </w:r>
+      <w:r>
+        <w:rPr>
+          <w:rFonts w:ascii="Calibri" w:hAnsi="Calibri"/>
+          <w:b w:val="0"/>
+          <w:i w:val="0"/>
+          <w:sz w:val="20"/>
+        </w:rPr>
+      </w:r>
+      <w:r>
+        <w:rPr>
+          <w:rFonts w:ascii="Cambria" w:hAnsi="Cambria"/>
+          <w:b w:val="0"/>
+          <w:i w:val="0"/>
+          <w:sz w:val="20"/>
+        </w:rPr>
+      </w:r>
+      <w:r>
+        <w:rPr>
+          <w:rFonts w:ascii="Cambria" w:hAnsi="Cambria"/>
+          <w:b w:val="0"/>
+          <w:i w:val="0"/>
+          <w:sz w:val="20"/>
+          <w:vertAlign w:val="subscript"/>
+        </w:rPr>
+      </w:r>
+      <w:r>
+        <w:rPr>
+          <w:rFonts w:ascii="Calibri" w:hAnsi="Calibri"/>
+          <w:b w:val="0"/>
+          <w:i w:val="0"/>
+          <w:sz w:val="20"/>
+        </w:rPr>
+      </w:r>
+      <w:r>
+        <w:rPr>
+          <w:rFonts w:ascii="Cambria" w:hAnsi="Cambria"/>
+          <w:b w:val="0"/>
+          <w:i w:val="0"/>
+          <w:sz w:val="20"/>
+        </w:rPr>
+      </w:r>
+      <w:r>
+        <w:rPr>
+          <w:rFonts w:ascii="Cambria" w:hAnsi="Cambria"/>
+          <w:b w:val="0"/>
+          <w:i w:val="0"/>
+          <w:sz w:val="20"/>
+          <w:vertAlign w:val="subscript"/>
+        </w:rPr>
+      </w:r>
+      <w:r>
+        <w:rPr>
+          <w:rFonts w:ascii="Calibri" w:hAnsi="Calibri"/>
+          <w:b w:val="0"/>
+          <w:i w:val="0"/>
+          <w:sz w:val="20"/>
+        </w:rPr>
       </w:r>
     </w:p>
     <w:p>
@@ -10965,7 +10956,7 @@
                 <w:i w:val="0"/>
                 <w:sz w:val="18"/>
               </w:rPr>
-              <w:t>Eligibility horizon T_elig</w:t>
+              <w:t>Re-collection gate S_min</w:t>
             </w:r>
           </w:p>
         </w:tc>
@@ -10984,7 +10975,7 @@
                 <w:i w:val="0"/>
                 <w:sz w:val="18"/>
               </w:rPr>
-              <w:t>42 days</w:t>
+              <w:t>projected S at delivery ≥ 0.75</w:t>
             </w:r>
           </w:p>
         </w:tc>
@@ -11004,7 +10995,7 @@
                 <w:color w:val="B02A2A"/>
                 <w:sz w:val="18"/>
               </w:rPr>
-              <w:t>proposed [confirm]</w:t>
+              <w:t>resolved</w:t>
             </w:r>
           </w:p>
         </w:tc>
@@ -11025,7 +11016,7 @@
                 <w:i w:val="0"/>
                 <w:sz w:val="18"/>
               </w:rPr>
-              <w:t>Eligibility floor S_min</w:t>
+              <w:t>Raw-wait cutoff T_elig</w:t>
             </w:r>
           </w:p>
         </w:tc>
@@ -11044,7 +11035,7 @@
                 <w:i w:val="0"/>
                 <w:sz w:val="18"/>
               </w:rPr>
-              <w:t>0.75</w:t>
+              <w:t>dropped (loose ~90-day backstop)</w:t>
             </w:r>
           </w:p>
         </w:tc>
@@ -11064,7 +11055,7 @@
                 <w:color w:val="B02A2A"/>
                 <w:sz w:val="18"/>
               </w:rPr>
-              <w:t>proposed (Paper-1 cutoff) [confirm]</w:t>
+              <w:t>resolved</w:t>
             </w:r>
           </w:p>
         </w:tc>
@@ -11124,7 +11115,7 @@
                 <w:color w:val="B02A2A"/>
                 <w:sz w:val="18"/>
               </w:rPr>
-              <w:t>proposed [confirm]</w:t>
+              <w:t>resolved</w:t>
             </w:r>
           </w:p>
         </w:tc>
@@ -11431,7 +11422,7 @@
           <w:i w:val="0"/>
           <w:sz w:val="20"/>
         </w:rPr>
-        <w:t xml:space="preserve">On failure the SAME patient is remade (autologous, non-substitutable); leukapheresis material assumed still usable without re-collection, provided a_i &lt;= T_elig. </w:t>
+        <w:t xml:space="preserve">On failure the SAME patient is remade (autologous, non-substitutable); a fresh leukapheresis (re-collection) is required, per the failure-recourse section below. </w:t>
       </w:r>
       <w:r>
         <w:rPr>
@@ -11441,7 +11432,7 @@
           <w:color w:val="B02A2A"/>
           <w:sz w:val="20"/>
         </w:rPr>
-        <w:t>[confirm: re-collection eligibility?]</w:t>
+        <w:t>(resolved)</w:t>
       </w:r>
     </w:p>
     <w:p>
@@ -11533,7 +11524,7 @@
           <w:i w:val="0"/>
           <w:sz w:val="20"/>
         </w:rPr>
-        <w:t xml:space="preserve">Assignment m(i) fixed by the strategic solve; transport mode fixed (fastest, j1) unless made a per-epoch decision. </w:t>
+        <w:t xml:space="preserve">Assignment m(i) AND transport mode taken from the strategic solution (not forced to j1); modes are not re-decided per epoch. </w:t>
       </w:r>
       <w:r>
         <w:rPr>
@@ -11543,7 +11534,7 @@
           <w:color w:val="B02A2A"/>
           <w:sz w:val="20"/>
         </w:rPr>
-        <w:t>[confirm]</w:t>
+        <w:t>(resolved)</w:t>
       </w:r>
     </w:p>
     <w:p>
@@ -11708,7 +11699,7 @@
           <w:i w:val="0"/>
           <w:sz w:val="20"/>
         </w:rPr>
-        <w:t>Scales N = 100 / 200 / 500 (tiled cohorts). Replicate over N_rep yield seeds. Compare policies: index (P8), MPC (P1–P6), cost-only (alpha=0), and — later — an AI / LLM policy at the same epoch. Report the cost–lives frontier over alpha, holds and losses by tier, and the policy-vs-benchmark (MPC) gap.</w:t>
+        <w:t>See the finalised Experimental-design section below (five policies: fifo, survival_index, static_survival, adaptive_mpc, best_achievable; N = 200 primary and N = 100 confirmation; failures on). This paragraph is superseded.</w:t>
       </w:r>
     </w:p>
     <w:p>
@@ -11908,16 +11899,16 @@
           <w:i w:val="0"/>
           <w:sz w:val="20"/>
         </w:rPr>
-        <w:t xml:space="preserve">Re-collection is possible iff the patient is still eligible, deterministically </w:t>
-      </w:r>
-      <w:r>
-        <w:rPr>
-          <w:rFonts w:ascii="Cambria" w:hAnsi="Cambria"/>
-          <w:b w:val="0"/>
-          <w:i w:val="0"/>
-          <w:sz w:val="20"/>
-        </w:rPr>
-        <w:t>S_i(a_i) ≥ S_min</w:t>
+        <w:t xml:space="preserve">Re-collection is feasible iff the projected survival at the remake's delivery is at least S_min — i.e. S_i evaluated at the projected elapsed-at-delivery, not at the current wait: </w:t>
+      </w:r>
+      <w:r>
+        <w:rPr>
+          <w:rFonts w:ascii="Cambria" w:hAnsi="Cambria"/>
+          <w:b w:val="0"/>
+          <w:i w:val="0"/>
+          <w:sz w:val="20"/>
+        </w:rPr>
+        <w:t>Ŝ_i(delivery) ≥ S_min</w:t>
       </w:r>
       <w:r>
         <w:rPr>
@@ -12028,7 +12019,7 @@
           <w:i w:val="0"/>
           <w:sz w:val="20"/>
         </w:rPr>
-        <w:t>(S_i &lt; S_min): cancel → lost (full clinical loss in the objective).</w:t>
+        <w:t>(projected delivery Ŝ_i &lt; S_min): cancel → lost (full clinical loss in the objective).</w:t>
       </w:r>
     </w:p>
     <w:p>
@@ -12161,7 +12152,7 @@
           <w:i w:val="0"/>
           <w:sz w:val="20"/>
         </w:rPr>
-        <w:t xml:space="preserve"> (0.75) now does double duty: the ‘lost while waiting’ floor AND the ‘cannot re-collect after failure’ threshold. A separate, stricter re-collection threshold could be added later. </w:t>
+        <w:t xml:space="preserve"> (0.75) is evaluated on projected survival at delivery and is the single gate on re-collection feasibility; the raw-wait horizon T_elig is dropped (kept only as a loose ~90-day backstop). </w:t>
       </w:r>
       <w:r>
         <w:rPr>
@@ -12171,7 +12162,7 @@
           <w:color w:val="B02A2A"/>
           <w:sz w:val="20"/>
         </w:rPr>
-        <w:t>[confirm: one threshold or two]</w:t>
+        <w:t>(resolved: one gate)</w:t>
       </w:r>
     </w:p>
     <w:p>
@@ -12298,7 +12289,7 @@
           <w:i w:val="0"/>
           <w:sz w:val="20"/>
         </w:rPr>
-        <w:t>; only cost_only uses α = 0.</w:t>
+        <w:t>.</w:t>
       </w:r>
     </w:p>
     <w:p>
@@ -12454,65 +12445,6 @@
                 <w:sz w:val="18"/>
               </w:rPr>
               <w:t>—</w:t>
-            </w:r>
-          </w:p>
-        </w:tc>
-      </w:tr>
-      <w:tr>
-        <w:tc>
-          <w:tcPr>
-            <w:tcW w:type="dxa" w:w="2448"/>
-          </w:tcPr>
-          <w:p>
-            <w:pPr>
-              <w:spacing w:after="20"/>
-            </w:pPr>
-            <w:r>
-              <w:rPr>
-                <w:rFonts w:ascii="Consolas" w:hAnsi="Consolas"/>
-                <w:b w:val="0"/>
-                <w:i w:val="0"/>
-                <w:sz w:val="18"/>
-              </w:rPr>
-              <w:t>cost_only</w:t>
-            </w:r>
-          </w:p>
-        </w:tc>
-        <w:tc>
-          <w:tcPr>
-            <w:tcW w:type="dxa" w:w="5760"/>
-          </w:tcPr>
-          <w:p>
-            <w:pPr>
-              <w:spacing w:after="20"/>
-            </w:pPr>
-            <w:r>
-              <w:rPr>
-                <w:rFonts w:ascii="Calibri" w:hAnsi="Calibri"/>
-                <w:b w:val="0"/>
-                <w:i w:val="0"/>
-                <w:sz w:val="18"/>
-              </w:rPr>
-              <w:t>minimize cost only, ignore survival</w:t>
-            </w:r>
-          </w:p>
-        </w:tc>
-        <w:tc>
-          <w:tcPr>
-            <w:tcW w:type="dxa" w:w="2304"/>
-          </w:tcPr>
-          <w:p>
-            <w:pPr>
-              <w:spacing w:after="20"/>
-            </w:pPr>
-            <w:r>
-              <w:rPr>
-                <w:rFonts w:ascii="Calibri" w:hAnsi="Calibri"/>
-                <w:b w:val="0"/>
-                <w:i w:val="0"/>
-                <w:sz w:val="18"/>
-              </w:rPr>
-              <w:t>0</w:t>
             </w:r>
           </w:p>
         </w:tc>
@@ -12729,7 +12661,7 @@
                 <w:i w:val="0"/>
                 <w:sz w:val="18"/>
               </w:rPr>
-              <w:t>loss if all manufacturing outcomes were known in advance — the lower-bound reference</w:t>
+              <w:t>loss if all manufacturing outcomes were known in advance — the lower-bound reference (perfect-information solve per replication; where it does not solve at scale, a failures-revealed MPC proxy is used and labelled)</w:t>
             </w:r>
           </w:p>
         </w:tc>
@@ -12875,16 +12807,16 @@
           <w:color w:val="1F3864"/>
           <w:sz w:val="18"/>
         </w:rPr>
-        <w:t>figA1_schedule_gantt_cost_vs_survival</w:t>
-      </w:r>
-      <w:r>
-        <w:rPr>
-          <w:rFonts w:ascii="Calibri" w:hAnsi="Calibri"/>
-          <w:b w:val="0"/>
-          <w:i w:val="0"/>
-          <w:sz w:val="20"/>
-        </w:rPr>
-        <w:t xml:space="preserve"> — Manufacturing-start schedule (Gantt), small instance: cost_only vs. adaptive_mpc, patients grouped by tier</w:t>
+        <w:t>figA1_schedule_gantt_fifo_vs_mpc</w:t>
+      </w:r>
+      <w:r>
+        <w:rPr>
+          <w:rFonts w:ascii="Calibri" w:hAnsi="Calibri"/>
+          <w:b w:val="0"/>
+          <w:i w:val="0"/>
+          <w:sz w:val="20"/>
+        </w:rPr>
+        <w:t xml:space="preserve"> — Manufacturing-start schedule (Gantt), small instance: fifo vs. adaptive_mpc, patients grouped by tier</w:t>
       </w:r>
     </w:p>
     <w:p>
@@ -12918,7 +12850,7 @@
           <w:i w:val="0"/>
           <w:sz w:val="20"/>
         </w:rPr>
-        <w:t xml:space="preserve"> — Hold-time distribution by risk tier: cost_only vs. adaptive_mpc</w:t>
+        <w:t xml:space="preserve"> — Hold-time distribution by risk tier: fifo vs. adaptive_mpc</w:t>
       </w:r>
     </w:p>
     <w:p>
@@ -13095,7 +13027,7 @@
           <w:i w:val="0"/>
           <w:sz w:val="20"/>
         </w:rPr>
-        <w:t xml:space="preserve"> — Total cost vs. expected clinical loss for fifo, cost_only, survival_index, static_survival, adaptive_mpc, with the best_achievable lower bound</w:t>
+        <w:t xml:space="preserve"> — Total cost vs. expected clinical loss for fifo, survival_index, static_survival, adaptive_mpc, with the best_achievable lower bound</w:t>
       </w:r>
     </w:p>
     <w:p>
@@ -13198,7 +13130,7 @@
           <w:i w:val="0"/>
           <w:sz w:val="20"/>
         </w:rPr>
-        <w:t xml:space="preserve"> — Expected patients lost vs. manufacturing failure rate, for cost_only, static_survival, adaptive_mpc</w:t>
+        <w:t xml:space="preserve"> — Expected patients lost vs. manufacturing failure rate, for fifo, static_survival, adaptive_mpc</w:t>
       </w:r>
     </w:p>
     <w:p>

--- a/Survival_Aware_iSHIPMENT_Formulation.docx
+++ b/Survival_Aware_iSHIPMENT_Formulation.docx
@@ -36,7 +36,7 @@
           <w:sz w:val="17"/>
           <w:szCs w:val="17"/>
         </w:rPr>
-        <w:t xml:space="preserve">Extension of </w:t>
+        <w:t>Extension of i-SHIPMENT (Triantafyllou et al., 2022). Equations (2)–(26) are retained from i-SHIPMENT. Survival is now handled operationally, so the strategic layer is split into two variants (see the architecture note below): (27)–(31) and (32)–(35) and the second term of (1) belong to the survival probe used only for Exp C, not to the core design model.</w:t>
       </w:r>
       <w:proofErr w:type="spellStart"/>
       <w:r>
@@ -47,7 +47,6 @@
           <w:sz w:val="17"/>
           <w:szCs w:val="17"/>
         </w:rPr>
-        <w:t>i</w:t>
       </w:r>
       <w:proofErr w:type="spellEnd"/>
       <w:r>
@@ -58,7 +57,6 @@
           <w:sz w:val="17"/>
           <w:szCs w:val="17"/>
         </w:rPr>
-        <w:t>-SHIPMENT (Triantafyllou et al., 2022). Equations (2)</w:t>
       </w:r>
       <w:proofErr w:type="gramStart"/>
       <w:r>
@@ -69,7 +67,6 @@
           <w:sz w:val="17"/>
           <w:szCs w:val="17"/>
         </w:rPr>
-        <w:t>–(</w:t>
       </w:r>
       <w:proofErr w:type="gramEnd"/>
       <w:r>
@@ -80,7 +77,6 @@
           <w:sz w:val="17"/>
           <w:szCs w:val="17"/>
         </w:rPr>
-        <w:t xml:space="preserve">26) are retained from </w:t>
       </w:r>
       <w:proofErr w:type="spellStart"/>
       <w:r>
@@ -91,7 +87,6 @@
           <w:sz w:val="17"/>
           <w:szCs w:val="17"/>
         </w:rPr>
-        <w:t>i</w:t>
       </w:r>
       <w:proofErr w:type="spellEnd"/>
       <w:r>
@@ -102,7 +97,6 @@
           <w:sz w:val="17"/>
           <w:szCs w:val="17"/>
         </w:rPr>
-        <w:t>-SHIPMENT; (27)</w:t>
       </w:r>
       <w:proofErr w:type="gramStart"/>
       <w:r>
@@ -113,7 +107,6 @@
           <w:sz w:val="17"/>
           <w:szCs w:val="17"/>
         </w:rPr>
-        <w:t>–(</w:t>
       </w:r>
       <w:proofErr w:type="gramEnd"/>
       <w:r>
@@ -124,7 +117,6 @@
           <w:sz w:val="17"/>
           <w:szCs w:val="17"/>
         </w:rPr>
-        <w:t>31) add survival; (32)</w:t>
       </w:r>
       <w:proofErr w:type="gramStart"/>
       <w:r>
@@ -135,7 +127,6 @@
           <w:sz w:val="17"/>
           <w:szCs w:val="17"/>
         </w:rPr>
-        <w:t>–(</w:t>
       </w:r>
       <w:proofErr w:type="gramEnd"/>
       <w:r>
@@ -146,7 +137,83 @@
           <w:sz w:val="17"/>
           <w:szCs w:val="17"/>
         </w:rPr>
-        <w:t>35) add the manufacturing queue; the second term of (1) is the clinical-loss objective.</w:t>
+      </w:r>
+    </w:p>
+    <w:p>
+      <w:r>
+        <w:rPr>
+          <w:rFonts w:ascii="Calibri" w:hAnsi="Calibri"/>
+          <w:b/>
+          <w:i w:val="0"/>
+          <w:color w:val="1F3864"/>
+          <w:sz w:val="20"/>
+        </w:rPr>
+        <w:t>Model architecture (revised): survival is operational, not strategic.</w:t>
+      </w:r>
+    </w:p>
+    <w:p>
+      <w:r>
+        <w:rPr>
+          <w:rFonts w:ascii="Calibri" w:hAnsi="Calibri"/>
+          <w:b w:val="0"/>
+          <w:i w:val="0"/>
+          <w:sz w:val="20"/>
+        </w:rPr>
+        <w:t xml:space="preserve">The strategic layer is solved in two variants, kept in separate files. </w:t>
+      </w:r>
+      <w:r>
+        <w:rPr>
+          <w:rFonts w:ascii="Consolas" w:hAnsi="Consolas"/>
+          <w:b/>
+          <w:i w:val="0"/>
+          <w:sz w:val="20"/>
+        </w:rPr>
+        <w:t>strategic_cost_design</w:t>
+      </w:r>
+      <w:r>
+        <w:rPr>
+          <w:rFonts w:ascii="Calibri" w:hAnsi="Calibri"/>
+          <w:b w:val="0"/>
+          <w:i w:val="0"/>
+          <w:sz w:val="20"/>
+        </w:rPr>
+        <w:t xml:space="preserve"> is the core model: cost-based i-SHIPMENT network design using only the cost terms of (1) and constraints (2)–(26). Its sole job is to freeze the facilities, capacity, and patient-to-facility assignment on which the operational layer runs. It contains no clinical-loss term and neither the survival extension (27)–(31) nor the manufacturing queue (32)–(35). All main results use this variant. </w:t>
+      </w:r>
+      <w:r>
+        <w:rPr>
+          <w:rFonts w:ascii="Consolas" w:hAnsi="Consolas"/>
+          <w:b/>
+          <w:i w:val="0"/>
+          <w:sz w:val="20"/>
+        </w:rPr>
+        <w:t>strategic_survival_probe</w:t>
+      </w:r>
+      <w:r>
+        <w:rPr>
+          <w:rFonts w:ascii="Calibri" w:hAnsi="Calibri"/>
+          <w:b w:val="0"/>
+          <w:i w:val="0"/>
+          <w:sz w:val="20"/>
+        </w:rPr>
+        <w:t xml:space="preserve"> adds the clinical-loss term α Σ ρ(1−S) to (1) together with (27)–(31) and (32)–(35); it exists only to produce the design-sensitivity demonstration (Exp C), which shows the cost-optimal network is unchanged across the plausible value-of-life range and flips only at an implausible valuation. Survival therefore drives no strategic decision: it enters the model only through the operational layer's own objective. Equations (27)–(35) below are the specification of </w:t>
+      </w:r>
+      <w:r>
+        <w:rPr>
+          <w:rFonts w:ascii="Consolas" w:hAnsi="Consolas"/>
+          <w:b w:val="0"/>
+          <w:i w:val="0"/>
+          <w:sz w:val="20"/>
+        </w:rPr>
+        <w:t>strategic_survival_probe</w:t>
+      </w:r>
+      <w:r>
+        <w:rPr>
+          <w:rFonts w:ascii="Calibri" w:hAnsi="Calibri"/>
+          <w:b w:val="0"/>
+          <w:i w:val="0"/>
+          <w:sz w:val="20"/>
+        </w:rPr>
+        <w:t>, not of the core design model.</w:t>
       </w:r>
     </w:p>
     <w:p>
@@ -1442,6 +1509,68 @@
       </w:r>
     </w:p>
     <w:p>
+      <w:r>
+        <w:rPr>
+          <w:rFonts w:ascii="Calibri" w:hAnsi="Calibri"/>
+          <w:b/>
+          <w:i/>
+          <w:color w:val="404040"/>
+          <w:sz w:val="20"/>
+        </w:rPr>
+        <w:t xml:space="preserve">Core vs probe. </w:t>
+      </w:r>
+      <w:r>
+        <w:rPr>
+          <w:rFonts w:ascii="Calibri" w:hAnsi="Calibri"/>
+          <w:b w:val="0"/>
+          <w:i/>
+          <w:color w:val="404040"/>
+          <w:sz w:val="20"/>
+        </w:rPr>
+        <w:t xml:space="preserve">In </w:t>
+      </w:r>
+      <w:r>
+        <w:rPr>
+          <w:rFonts w:ascii="Consolas" w:hAnsi="Consolas"/>
+          <w:b w:val="0"/>
+          <w:i/>
+          <w:color w:val="404040"/>
+          <w:sz w:val="18"/>
+        </w:rPr>
+        <w:t>strategic_cost_design</w:t>
+      </w:r>
+      <w:r>
+        <w:rPr>
+          <w:rFonts w:ascii="Calibri" w:hAnsi="Calibri"/>
+          <w:b w:val="0"/>
+          <w:i/>
+          <w:color w:val="404040"/>
+          <w:sz w:val="20"/>
+        </w:rPr>
+        <w:t xml:space="preserve"> the objective is cost only (Z = Σ CTM + Σ TTC + (Cmat+CQC)·|P|). The final term α Σ ρ(1−S) belongs only to </w:t>
+      </w:r>
+      <w:r>
+        <w:rPr>
+          <w:rFonts w:ascii="Consolas" w:hAnsi="Consolas"/>
+          <w:b w:val="0"/>
+          <w:i/>
+          <w:color w:val="404040"/>
+          <w:sz w:val="18"/>
+        </w:rPr>
+        <w:t>strategic_survival_probe</w:t>
+      </w:r>
+      <w:r>
+        <w:rPr>
+          <w:rFonts w:ascii="Calibri" w:hAnsi="Calibri"/>
+          <w:b w:val="0"/>
+          <w:i/>
+          <w:color w:val="404040"/>
+          <w:sz w:val="20"/>
+        </w:rPr>
+        <w:t xml:space="preserve"> and is inert for design across the plausible α range.</w:t>
+      </w:r>
+    </w:p>
+    <w:p>
       <w:pPr>
         <w:spacing w:before="70" w:after="22"/>
       </w:pPr>
@@ -4440,7 +4569,7 @@
           <w:sz w:val="20"/>
           <w:szCs w:val="20"/>
         </w:rPr>
-        <w:t>Survival extension (new)</w:t>
+        <w:t>Survival extension (strategic_survival_probe only)</w:t>
       </w:r>
     </w:p>
     <w:p>
@@ -5028,7 +5157,7 @@
           <w:sz w:val="20"/>
           <w:szCs w:val="20"/>
         </w:rPr>
-        <w:t>Manufacturing queue (new) — replaces the fixed start (7)</w:t>
+        <w:t>Manufacturing queue (strategic_survival_probe only) — replaces the fixed start (7)</w:t>
       </w:r>
     </w:p>
     <w:p>
@@ -5624,63 +5753,47 @@
         <w:spacing w:after="10" w:line="222" w:lineRule="auto"/>
       </w:pPr>
       <w:r>
-        <w:lastRenderedPageBreak/>
-        <w:t xml:space="preserve">The hold is the only new degree of freedom. Capacity (34) forces some patients to wait; the survival objective (1) chooses </w:t>
+        <w:t>In strategic_survival_probe, the hold is the only new degree of freedom. Capacity (34) forces some patients to wait; the clinical-loss term of (1) then chooses who waits. In the core design (strategic_cost_design) this choice does not exist — who-waits is decided operationally by the per-epoch policy. ND (31), relaxed to 42 d, bounds the maximum hold. Because downstream stages (8)–(11) shift with the chosen start, TRTp — and hence Sp — pick up the wait automatically.</w:t>
       </w:r>
       <w:r>
         <w:rPr>
           <w:i/>
           <w:iCs/>
         </w:rPr>
-        <w:t>who</w:t>
-      </w:r>
-      <w:r>
-        <w:t xml:space="preserve"> waits. ND (31), relaxed to 42 d, bounds the maximum hold. Because downstream stages (8)</w:t>
-      </w:r>
+      </w:r>
+      <w:r/>
       <w:proofErr w:type="gramStart"/>
-      <w:r>
-        <w:t>–(</w:t>
-      </w:r>
+      <w:r/>
       <w:proofErr w:type="gramEnd"/>
-      <w:r>
-        <w:t xml:space="preserve">11) shift with the chosen start, </w:t>
-      </w:r>
-      <w:proofErr w:type="spellStart"/>
-      <w:r>
-        <w:rPr>
-          <w:rFonts w:ascii="Cambria" w:eastAsia="Cambria" w:hAnsi="Cambria" w:cs="Cambria"/>
-        </w:rPr>
-        <w:t>TRT</w:t>
-      </w:r>
-      <w:r>
-        <w:rPr>
-          <w:rFonts w:ascii="Cambria" w:eastAsia="Cambria" w:hAnsi="Cambria" w:cs="Cambria"/>
-          <w:vertAlign w:val="subscript"/>
-        </w:rPr>
-        <w:t>p</w:t>
-      </w:r>
-      <w:proofErr w:type="spellEnd"/>
-      <w:r>
-        <w:t xml:space="preserve"> — and hence </w:t>
-      </w:r>
-      <w:proofErr w:type="spellStart"/>
-      <w:r>
-        <w:rPr>
-          <w:rFonts w:ascii="Cambria" w:eastAsia="Cambria" w:hAnsi="Cambria" w:cs="Cambria"/>
-        </w:rPr>
-        <w:t>S</w:t>
-      </w:r>
-      <w:r>
-        <w:rPr>
-          <w:rFonts w:ascii="Cambria" w:eastAsia="Cambria" w:hAnsi="Cambria" w:cs="Cambria"/>
-          <w:vertAlign w:val="subscript"/>
-        </w:rPr>
-        <w:t>p</w:t>
-      </w:r>
-      <w:proofErr w:type="spellEnd"/>
-      <w:r>
-        <w:t xml:space="preserve"> — pick up the wait automatically.</w:t>
-      </w:r>
+      <w:r/>
+      <w:proofErr w:type="spellStart"/>
+      <w:r>
+        <w:rPr>
+          <w:rFonts w:ascii="Cambria" w:eastAsia="Cambria" w:hAnsi="Cambria" w:cs="Cambria"/>
+        </w:rPr>
+      </w:r>
+      <w:r>
+        <w:rPr>
+          <w:rFonts w:ascii="Cambria" w:eastAsia="Cambria" w:hAnsi="Cambria" w:cs="Cambria"/>
+          <w:vertAlign w:val="subscript"/>
+        </w:rPr>
+      </w:r>
+      <w:proofErr w:type="spellEnd"/>
+      <w:r/>
+      <w:proofErr w:type="spellStart"/>
+      <w:r>
+        <w:rPr>
+          <w:rFonts w:ascii="Cambria" w:eastAsia="Cambria" w:hAnsi="Cambria" w:cs="Cambria"/>
+        </w:rPr>
+      </w:r>
+      <w:r>
+        <w:rPr>
+          <w:rFonts w:ascii="Cambria" w:eastAsia="Cambria" w:hAnsi="Cambria" w:cs="Cambria"/>
+          <w:vertAlign w:val="subscript"/>
+        </w:rPr>
+      </w:r>
+      <w:proofErr w:type="spellEnd"/>
+      <w:r/>
     </w:p>
     <w:p>
       <w:pPr>
@@ -7168,7 +7281,7 @@
           <w:b/>
           <w:bCs/>
         </w:rPr>
-        <w:t xml:space="preserve">Sanity check: </w:t>
+        <w:t>Sanity check: at the minimum turnaround (17 d) the sickest tier already sits at 0.936 vs 0.992 for low-risk — a 5.6-point gap that widens to 13 points by 42 d, which is the room the operational policy needs and the base model (pinned to 17–18 d) never had.</w:t>
       </w:r>
       <w:r>
         <w:rPr>
@@ -7178,7 +7291,6 @@
           <w:sz w:val="18"/>
           <w:szCs w:val="18"/>
         </w:rPr>
-        <w:t>at the minimum turnaround (17 d) the sickest tier already sits at 0.936 vs 0.992 for low-risk — a 5.6-point gap that widens to 13 points by 42 d, which is the room the objective needs and the base model (pinned to 17–18 d) never had.</w:t>
       </w:r>
     </w:p>
     <w:p>
@@ -7194,7 +7306,7 @@
           <w:bCs/>
           <w:color w:val="1F3864"/>
         </w:rPr>
-        <w:t xml:space="preserve">Emergent priority. </w:t>
+        <w:t>Emergent priority. No priority rule is added. Because Sp declines faster for higher-urgency tiers (larger HRu), minimizing the operational objective Σρ(1−Ŝ) leads the policy to expedite the sickest through the manufacturing sequence — priority is an output of the objective, not an input.</w:t>
       </w:r>
       <w:r>
         <w:rPr>
@@ -7202,7 +7314,6 @@
           <w:iCs/>
           <w:color w:val="404040"/>
         </w:rPr>
-        <w:t xml:space="preserve">No priority rule is added. Because </w:t>
       </w:r>
       <w:proofErr w:type="spellStart"/>
       <w:r>
@@ -7211,14 +7322,12 @@
           <w:i/>
           <w:iCs/>
         </w:rPr>
-        <w:t>S</w:t>
-      </w:r>
-      <w:r>
-        <w:rPr>
-          <w:rFonts w:ascii="Cambria" w:eastAsia="Cambria" w:hAnsi="Cambria" w:cs="Cambria"/>
-          <w:vertAlign w:val="subscript"/>
-        </w:rPr>
-        <w:t>p</w:t>
+      </w:r>
+      <w:r>
+        <w:rPr>
+          <w:rFonts w:ascii="Cambria" w:eastAsia="Cambria" w:hAnsi="Cambria" w:cs="Cambria"/>
+          <w:vertAlign w:val="subscript"/>
+        </w:rPr>
       </w:r>
       <w:proofErr w:type="spellEnd"/>
       <w:r>
@@ -7227,7 +7336,6 @@
           <w:iCs/>
           <w:color w:val="404040"/>
         </w:rPr>
-        <w:t xml:space="preserve"> declines faster for higher-urgency tiers (larger </w:t>
       </w:r>
       <w:proofErr w:type="spellStart"/>
       <w:r>
@@ -7236,14 +7344,12 @@
           <w:i/>
           <w:iCs/>
         </w:rPr>
-        <w:t>HR</w:t>
-      </w:r>
-      <w:r>
-        <w:rPr>
-          <w:rFonts w:ascii="Cambria" w:eastAsia="Cambria" w:hAnsi="Cambria" w:cs="Cambria"/>
-          <w:vertAlign w:val="subscript"/>
-        </w:rPr>
-        <w:t>u</w:t>
+      </w:r>
+      <w:r>
+        <w:rPr>
+          <w:rFonts w:ascii="Cambria" w:eastAsia="Cambria" w:hAnsi="Cambria" w:cs="Cambria"/>
+          <w:vertAlign w:val="subscript"/>
+        </w:rPr>
       </w:r>
       <w:proofErr w:type="spellEnd"/>
       <w:r>
@@ -7252,7 +7358,6 @@
           <w:iCs/>
           <w:color w:val="404040"/>
         </w:rPr>
-        <w:t xml:space="preserve">), minimizing </w:t>
       </w:r>
       <w:r>
         <w:rPr>
@@ -7260,7 +7365,6 @@
           <w:i/>
           <w:iCs/>
         </w:rPr>
-        <w:t>Z</w:t>
       </w:r>
       <w:r>
         <w:rPr>
@@ -7268,7 +7372,6 @@
           <w:iCs/>
           <w:color w:val="404040"/>
         </w:rPr>
-        <w:t xml:space="preserve"> in (1) leads the model to expedite the sickest patients through routing, mode, and schedule — priority is an output of the objective, not an input.</w:t>
       </w:r>
     </w:p>
     <w:p>
@@ -7302,43 +7405,39 @@
           <w:i w:val="0"/>
           <w:sz w:val="20"/>
         </w:rPr>
-        <w:t xml:space="preserve">The strategic model (1)–(35) is solved ONCE, offline, to fix the network. A discrete-event simulation then advances time: patients deteriorate, batches succeed or fail, and new patients arrive. At each decision epoch </w:t>
-      </w:r>
-      <w:r>
-        <w:rPr>
-          <w:rFonts w:ascii="Cambria" w:hAnsi="Cambria"/>
-          <w:b w:val="0"/>
-          <w:i w:val="0"/>
-          <w:sz w:val="20"/>
-        </w:rPr>
-        <w:t>t</w:t>
-      </w:r>
-      <w:r>
-        <w:rPr>
-          <w:rFonts w:ascii="Calibri" w:hAnsi="Calibri"/>
-          <w:b w:val="0"/>
-          <w:i w:val="0"/>
-          <w:sz w:val="20"/>
-        </w:rPr>
-        <w:t xml:space="preserve"> (a manufacturing slot frees), the current state is observed and the small problem below is solved over a short look-ahead </w:t>
-      </w:r>
-      <w:r>
-        <w:rPr>
-          <w:rFonts w:ascii="Cambria" w:hAnsi="Cambria"/>
-          <w:b w:val="0"/>
-          <w:i w:val="0"/>
-          <w:sz w:val="20"/>
-        </w:rPr>
-        <w:t>[t, t+H]</w:t>
-      </w:r>
-      <w:r>
-        <w:rPr>
-          <w:rFonts w:ascii="Calibri" w:hAnsi="Calibri"/>
-          <w:b w:val="0"/>
-          <w:i w:val="0"/>
-          <w:sz w:val="20"/>
-        </w:rPr>
-        <w:t xml:space="preserve">; only the immediate start is implemented, then the loop repeats. The strategic decisions are </w:t>
+        <w:t>The strategic design (strategic_cost_design, cost-based) is solved ONCE, offline, to fix the network. A discrete-event simulation then advances time: patients deteriorate, batches succeed or fail, and new patients arrive. At each decision epoch t (a manufacturing slot frees), the current state is observed and the small problem below is solved over a short look-ahead [t, t+H]; only the immediate start is implemented, then the loop repeats. The strategic decisions are frozen — only who-starts-next is decided.</w:t>
+      </w:r>
+      <w:r>
+        <w:rPr>
+          <w:rFonts w:ascii="Cambria" w:hAnsi="Cambria"/>
+          <w:b w:val="0"/>
+          <w:i w:val="0"/>
+          <w:sz w:val="20"/>
+        </w:rPr>
+      </w:r>
+      <w:r>
+        <w:rPr>
+          <w:rFonts w:ascii="Calibri" w:hAnsi="Calibri"/>
+          <w:b w:val="0"/>
+          <w:i w:val="0"/>
+          <w:sz w:val="20"/>
+        </w:rPr>
+      </w:r>
+      <w:r>
+        <w:rPr>
+          <w:rFonts w:ascii="Cambria" w:hAnsi="Cambria"/>
+          <w:b w:val="0"/>
+          <w:i w:val="0"/>
+          <w:sz w:val="20"/>
+        </w:rPr>
+      </w:r>
+      <w:r>
+        <w:rPr>
+          <w:rFonts w:ascii="Calibri" w:hAnsi="Calibri"/>
+          <w:b w:val="0"/>
+          <w:i w:val="0"/>
+          <w:sz w:val="20"/>
+        </w:rPr>
       </w:r>
       <w:r>
         <w:rPr>
@@ -7347,16 +7446,14 @@
           <w:i/>
           <w:sz w:val="20"/>
         </w:rPr>
-        <w:t>frozen</w:t>
-      </w:r>
-      <w:r>
-        <w:rPr>
-          <w:rFonts w:ascii="Calibri" w:hAnsi="Calibri"/>
-          <w:b w:val="0"/>
-          <w:i w:val="0"/>
-          <w:sz w:val="20"/>
-        </w:rPr>
-        <w:t xml:space="preserve"> — only who-starts-next is decided.</w:t>
+      </w:r>
+      <w:r>
+        <w:rPr>
+          <w:rFonts w:ascii="Calibri" w:hAnsi="Calibri"/>
+          <w:b w:val="0"/>
+          <w:i w:val="0"/>
+          <w:sz w:val="20"/>
+        </w:rPr>
       </w:r>
     </w:p>
     <w:p>
@@ -9150,7 +9247,7 @@
           <w:color w:val="1F3864"/>
           <w:sz w:val="20"/>
         </w:rPr>
-        <w:t xml:space="preserve">Relationship to (1)–(35). </w:t>
+        <w:t>Relationship to the strategic design. This is the operational core of the full model with the cost-based strategic layer frozen and the horizon shrunk to a look-ahead window. It reuses the survival kernel and the capacity structure, not the probe's objective. It is myopic to that window — not globally optimal over the true stochastic future — but it is fast, interpretable, and serves as the benchmark against which a learned or AI (LLM-in-the-loop) policy at the same epoch is measured.</w:t>
       </w:r>
       <w:r>
         <w:rPr>
@@ -9160,7 +9257,6 @@
           <w:color w:val="404040"/>
           <w:sz w:val="20"/>
         </w:rPr>
-        <w:t xml:space="preserve">This is the operational core of the full model with the strategic layer frozen and the horizon shrunk to a look-ahead window. It is </w:t>
       </w:r>
       <w:r>
         <w:rPr>
@@ -9170,7 +9266,6 @@
           <w:color w:val="404040"/>
           <w:sz w:val="20"/>
         </w:rPr>
-        <w:t>myopic</w:t>
       </w:r>
       <w:r>
         <w:rPr>
@@ -9180,7 +9275,6 @@
           <w:color w:val="404040"/>
           <w:sz w:val="20"/>
         </w:rPr>
-        <w:t xml:space="preserve"> to that window — not globally optimal over the true stochastic future — but it is fast, interpretable, reuses the strategic model, and serves as the benchmark against which a learned or AI (LLM-in-the-loop) policy at the same epoch is measured.</w:t>
       </w:r>
     </w:p>
     <w:p>
@@ -9264,7 +9358,7 @@
           <w:i w:val="0"/>
           <w:sz w:val="20"/>
         </w:rPr>
-        <w:t>The strategic MILP (1)–(35) is solved once to fix the network. This simulation then EXECUTES the operating policy over time: it advances a daily clock, realises manufacturing yield (the source of uncertainty absent from the optimisation), evolves each patient’s health, and at every decision epoch calls the per-epoch model (P1)–(P8) — or the index policy — to decide who starts next. It reports realised outcomes (treated / lost, survival, holds, failures, cost) that a deterministic model cannot produce.</w:t>
+        <w:t>The strategic design (strategic_cost_design) is solved once to fix the network. This simulation then EXECUTES the operating policy over time: it advances a daily clock, realises manufacturing yield (the source of uncertainty absent from the optimisation), evolves each patient's health, and at every decision epoch calls the per-epoch model (P1)–(P8) — or the index policy — to decide who starts next. It reports realised outcomes (treated / lost, survival, holds, failures, cost) that a deterministic model cannot produce.</w:t>
       </w:r>
     </w:p>
     <w:p>
@@ -11215,7 +11309,7 @@
                 <w:i w:val="0"/>
                 <w:sz w:val="18"/>
               </w:rPr>
-              <w:t>swept / monetised ($ per life)</w:t>
+              <w:t>value of a life ($/life)</w:t>
             </w:r>
           </w:p>
         </w:tc>
@@ -11235,7 +11329,7 @@
                 <w:color w:val="B02A2A"/>
                 <w:sz w:val="18"/>
               </w:rPr>
-              <w:t>[confirm]</w:t>
+              <w:t>strategic_survival_probe only (Exp C); not in core model</w:t>
             </w:r>
           </w:p>
         </w:tc>
@@ -11744,16 +11838,15 @@
           <w:i w:val="0"/>
           <w:sz w:val="20"/>
         </w:rPr>
-        <w:t xml:space="preserve">•  </w:t>
-      </w:r>
-      <w:r>
-        <w:rPr>
-          <w:rFonts w:ascii="Calibri" w:hAnsi="Calibri"/>
-          <w:b w:val="0"/>
-          <w:i w:val="0"/>
-          <w:sz w:val="20"/>
-        </w:rPr>
-        <w:t xml:space="preserve">All parameters confirmed as tabled. </w:t>
+        <w:t>All parameters confirmed as tabled. α is MONETISED in strategic_survival_probe only: a $/life value (a value-of-statistical-life figure, or the therapy's ~$400–500k worth), swept to trace the design-sensitivity frontier (Exp C). The operational layer uses the tier weights ρ_u without α — its objective is Σρ(1−Ŝ) — so α and ρ are never combined outside the probe.</w:t>
+      </w:r>
+      <w:r>
+        <w:rPr>
+          <w:rFonts w:ascii="Calibri" w:hAnsi="Calibri"/>
+          <w:b w:val="0"/>
+          <w:i w:val="0"/>
+          <w:sz w:val="20"/>
+        </w:rPr>
       </w:r>
       <w:r>
         <w:rPr>
@@ -11762,16 +11855,14 @@
           <w:i w:val="0"/>
           <w:sz w:val="20"/>
         </w:rPr>
-        <w:t>α is MONETISED</w:t>
-      </w:r>
-      <w:r>
-        <w:rPr>
-          <w:rFonts w:ascii="Calibri" w:hAnsi="Calibri"/>
-          <w:b w:val="0"/>
-          <w:i w:val="0"/>
-          <w:sz w:val="20"/>
-        </w:rPr>
-        <w:t>: set to a $/life value (a value-of-statistical-life figure, or the therapy’s ~$400–500k worth) and still swept around it to trace the cost–lives frontier. ρ_u × α is read as a per-tier dollar valuation of an avoided death.</w:t>
+      </w:r>
+      <w:r>
+        <w:rPr>
+          <w:rFonts w:ascii="Calibri" w:hAnsi="Calibri"/>
+          <w:b w:val="0"/>
+          <w:i w:val="0"/>
+          <w:sz w:val="20"/>
+        </w:rPr>
       </w:r>
     </w:p>
     <w:p>
@@ -12934,7 +13025,7 @@
           <w:color w:val="404040"/>
           <w:sz w:val="20"/>
         </w:rPr>
-        <w:t xml:space="preserve">  —  vary the value of a life to locate the $500K operating point and the valuation at which the network design changes.</w:t>
+        <w:t xml:space="preserve">  —  vary the value of a life to locate the $500K operating point and the valuation at which the network design changes.  (uses strategic_survival_probe; not part of the main pipeline)</w:t>
       </w:r>
     </w:p>
     <w:p>

--- a/Survival_Aware_iSHIPMENT_Formulation.docx
+++ b/Survival_Aware_iSHIPMENT_Formulation.docx
@@ -36,7 +36,7 @@
           <w:sz w:val="17"/>
           <w:szCs w:val="17"/>
         </w:rPr>
-        <w:t>Extension of i-SHIPMENT (Triantafyllou et al., 2022). Equations (2)–(26) are retained from i-SHIPMENT. Survival is now handled operationally, so the strategic layer is split into two variants (see the architecture note below): (27)–(31) and (32)–(35) and the second term of (1) belong to the survival probe used only for Exp C, not to the core design model.</w:t>
+        <w:t>Extension of i-SHIPMENT (Triantafyllou et al., 2022). Equations (2)–(26) are retained from i-SHIPMENT. The survival extension, the manufacturing queue and the second term of (1) are introduced here and are part of the single strategic model.</w:t>
       </w:r>
       <w:proofErr w:type="spellStart"/>
       <w:r>
@@ -148,18 +148,18 @@
           <w:color w:val="1F3864"/>
           <w:sz w:val="20"/>
         </w:rPr>
-        <w:t>Model architecture (revised): survival is operational, not strategic.</w:t>
-      </w:r>
-    </w:p>
-    <w:p>
-      <w:r>
-        <w:rPr>
-          <w:rFonts w:ascii="Calibri" w:hAnsi="Calibri"/>
-          <w:b w:val="0"/>
-          <w:i w:val="0"/>
-          <w:sz w:val="20"/>
-        </w:rPr>
-        <w:t xml:space="preserve">The strategic layer is solved in two variants, kept in separate files. </w:t>
+        <w:t>Model architecture: two layers</w:t>
+      </w:r>
+    </w:p>
+    <w:p>
+      <w:r>
+        <w:rPr>
+          <w:rFonts w:ascii="Calibri" w:hAnsi="Calibri"/>
+          <w:b w:val="0"/>
+          <w:i w:val="0"/>
+          <w:sz w:val="20"/>
+        </w:rPr>
+        <w:t>The model has two layers that touch only through the frozen network. A strategic MILP (this section) is solved once and fixes the facilities, capacity, patient-to-facility assignment, and transport modes; its objective (1) carries the clinical-loss term, so survival enters the design directly. An operational simulation with a per-epoch MPC (later section) then decides, dynamically, which waiting patient to manufacture next as failures unfold, using its own objective (P3). Survival therefore acts in both layers.</w:t>
       </w:r>
       <w:r>
         <w:rPr>
@@ -168,16 +168,14 @@
           <w:i w:val="0"/>
           <w:sz w:val="20"/>
         </w:rPr>
-        <w:t>strategic_cost_design</w:t>
-      </w:r>
-      <w:r>
-        <w:rPr>
-          <w:rFonts w:ascii="Calibri" w:hAnsi="Calibri"/>
-          <w:b w:val="0"/>
-          <w:i w:val="0"/>
-          <w:sz w:val="20"/>
-        </w:rPr>
-        <w:t xml:space="preserve"> is the core model: cost-based i-SHIPMENT network design using only the cost terms of (1) and constraints (2)–(26). Its sole job is to freeze the facilities, capacity, and patient-to-facility assignment on which the operational layer runs. It contains no clinical-loss term and neither the survival extension (27)–(31) nor the manufacturing queue (32)–(35). All main results use this variant. </w:t>
+      </w:r>
+      <w:r>
+        <w:rPr>
+          <w:rFonts w:ascii="Calibri" w:hAnsi="Calibri"/>
+          <w:b w:val="0"/>
+          <w:i w:val="0"/>
+          <w:sz w:val="20"/>
+        </w:rPr>
       </w:r>
       <w:r>
         <w:rPr>
@@ -186,16 +184,14 @@
           <w:i w:val="0"/>
           <w:sz w:val="20"/>
         </w:rPr>
-        <w:t>strategic_survival_probe</w:t>
-      </w:r>
-      <w:r>
-        <w:rPr>
-          <w:rFonts w:ascii="Calibri" w:hAnsi="Calibri"/>
-          <w:b w:val="0"/>
-          <w:i w:val="0"/>
-          <w:sz w:val="20"/>
-        </w:rPr>
-        <w:t xml:space="preserve"> adds the clinical-loss term α Σ ρ(1−S) to (1) together with (27)–(31) and (32)–(35); it exists only to produce the design-sensitivity demonstration (Exp C), which shows the cost-optimal network is unchanged across the plausible value-of-life range and flips only at an implausible valuation. Survival therefore drives no strategic decision: it enters the model only through the operational layer's own objective. Equations (27)–(35) below are the specification of </w:t>
+      </w:r>
+      <w:r>
+        <w:rPr>
+          <w:rFonts w:ascii="Calibri" w:hAnsi="Calibri"/>
+          <w:b w:val="0"/>
+          <w:i w:val="0"/>
+          <w:sz w:val="20"/>
+        </w:rPr>
       </w:r>
       <w:r>
         <w:rPr>
@@ -204,16 +200,14 @@
           <w:i w:val="0"/>
           <w:sz w:val="20"/>
         </w:rPr>
-        <w:t>strategic_survival_probe</w:t>
-      </w:r>
-      <w:r>
-        <w:rPr>
-          <w:rFonts w:ascii="Calibri" w:hAnsi="Calibri"/>
-          <w:b w:val="0"/>
-          <w:i w:val="0"/>
-          <w:sz w:val="20"/>
-        </w:rPr>
-        <w:t>, not of the core design model.</w:t>
+      </w:r>
+      <w:r>
+        <w:rPr>
+          <w:rFonts w:ascii="Calibri" w:hAnsi="Calibri"/>
+          <w:b w:val="0"/>
+          <w:i w:val="0"/>
+          <w:sz w:val="20"/>
+        </w:rPr>
       </w:r>
     </w:p>
     <w:p>
@@ -698,146 +692,112 @@
           <w:b/>
           <w:bCs/>
         </w:rPr>
-        <w:t xml:space="preserve">New (survival): </w:t>
-      </w:r>
-      <w:proofErr w:type="spellStart"/>
-      <w:r>
-        <w:rPr>
-          <w:rFonts w:ascii="Cambria" w:eastAsia="Cambria" w:hAnsi="Cambria" w:cs="Cambria"/>
-        </w:rPr>
-        <w:t>HR</w:t>
-      </w:r>
-      <w:r>
-        <w:rPr>
-          <w:rFonts w:ascii="Cambria" w:eastAsia="Cambria" w:hAnsi="Cambria" w:cs="Cambria"/>
-          <w:vertAlign w:val="subscript"/>
-        </w:rPr>
-        <w:t>u</w:t>
-      </w:r>
-      <w:proofErr w:type="spellEnd"/>
-      <w:r>
-        <w:t xml:space="preserve"> (tier hazard ratio, H≥M≥L); </w:t>
-      </w:r>
-      <w:r>
-        <w:rPr>
-          <w:rFonts w:ascii="Cambria" w:eastAsia="Cambria" w:hAnsi="Cambria" w:cs="Cambria"/>
-        </w:rPr>
-        <w:t>η, γ</w:t>
-      </w:r>
-      <w:r>
-        <w:t xml:space="preserve"> (Weibull scale, shape); </w:t>
-      </w:r>
-      <w:r>
-        <w:rPr>
-          <w:rFonts w:ascii="Cambria" w:eastAsia="Cambria" w:hAnsi="Cambria" w:cs="Cambria"/>
-        </w:rPr>
-        <w:t>κ</w:t>
-      </w:r>
-      <w:r>
-        <w:t xml:space="preserve"> (decline sensitivity); </w:t>
-      </w:r>
-      <w:proofErr w:type="spellStart"/>
-      <w:r>
-        <w:rPr>
-          <w:rFonts w:ascii="Cambria" w:eastAsia="Cambria" w:hAnsi="Cambria" w:cs="Cambria"/>
-        </w:rPr>
-        <w:t>ρ</w:t>
-      </w:r>
-      <w:r>
-        <w:rPr>
-          <w:rFonts w:ascii="Cambria" w:eastAsia="Cambria" w:hAnsi="Cambria" w:cs="Cambria"/>
-          <w:vertAlign w:val="subscript"/>
-        </w:rPr>
-        <w:t>u</w:t>
-      </w:r>
-      <w:proofErr w:type="spellEnd"/>
-      <w:r>
-        <w:t xml:space="preserve"> (clinical value of a saved tier-</w:t>
-      </w:r>
-      <w:r>
-        <w:rPr>
-          <w:rFonts w:ascii="Cambria" w:eastAsia="Cambria" w:hAnsi="Cambria" w:cs="Cambria"/>
-        </w:rPr>
-        <w:t>u</w:t>
-      </w:r>
-      <w:r>
-        <w:t xml:space="preserve"> patient); </w:t>
-      </w:r>
-      <w:r>
-        <w:rPr>
-          <w:rFonts w:ascii="Cambria" w:eastAsia="Cambria" w:hAnsi="Cambria" w:cs="Cambria"/>
-        </w:rPr>
-        <w:t>α</w:t>
-      </w:r>
-      <w:r>
-        <w:t xml:space="preserve"> (cost–survival weight); breakpoints </w:t>
-      </w:r>
-      <w:proofErr w:type="spellStart"/>
-      <w:r>
-        <w:rPr>
-          <w:rFonts w:ascii="Cambria" w:eastAsia="Cambria" w:hAnsi="Cambria" w:cs="Cambria"/>
-        </w:rPr>
-        <w:t>τ</w:t>
-      </w:r>
-      <w:r>
-        <w:rPr>
-          <w:rFonts w:ascii="Cambria" w:eastAsia="Cambria" w:hAnsi="Cambria" w:cs="Cambria"/>
-          <w:vertAlign w:val="subscript"/>
-        </w:rPr>
-        <w:t>k</w:t>
-      </w:r>
-      <w:proofErr w:type="spellEnd"/>
-      <w:r>
-        <w:t xml:space="preserve">, </w:t>
-      </w:r>
-      <w:proofErr w:type="spellStart"/>
-      <w:r>
-        <w:rPr>
-          <w:rFonts w:ascii="Cambria" w:eastAsia="Cambria" w:hAnsi="Cambria" w:cs="Cambria"/>
-        </w:rPr>
-        <w:t>σ</w:t>
-      </w:r>
-      <w:r>
-        <w:rPr>
-          <w:rFonts w:ascii="Cambria" w:eastAsia="Cambria" w:hAnsi="Cambria" w:cs="Cambria"/>
-          <w:vertAlign w:val="subscript"/>
-        </w:rPr>
-        <w:t>k</w:t>
-      </w:r>
-      <w:proofErr w:type="spellEnd"/>
-      <w:r>
-        <w:t xml:space="preserve"> = </w:t>
-      </w:r>
-      <w:r>
-        <w:rPr>
-          <w:rFonts w:ascii="Cambria" w:eastAsia="Cambria" w:hAnsi="Cambria" w:cs="Cambria"/>
-        </w:rPr>
-        <w:t>S(</w:t>
-      </w:r>
-      <w:proofErr w:type="spellStart"/>
-      <w:r>
-        <w:rPr>
-          <w:rFonts w:ascii="Cambria" w:eastAsia="Cambria" w:hAnsi="Cambria" w:cs="Cambria"/>
-        </w:rPr>
-        <w:t>τ</w:t>
-      </w:r>
-      <w:r>
-        <w:rPr>
-          <w:rFonts w:ascii="Cambria" w:eastAsia="Cambria" w:hAnsi="Cambria" w:cs="Cambria"/>
-          <w:vertAlign w:val="subscript"/>
-        </w:rPr>
-        <w:t>k</w:t>
-      </w:r>
-      <w:proofErr w:type="spellEnd"/>
-      <w:r>
-        <w:rPr>
-          <w:rFonts w:ascii="Cambria" w:eastAsia="Cambria" w:hAnsi="Cambria" w:cs="Cambria"/>
-        </w:rPr>
-        <w:t>)</w:t>
-      </w:r>
-      <w:r>
-        <w:t>.</w:t>
-      </w:r>
+        <w:t>New (survival): HRu (tier hazard ratio, H≥M≥L); η, γ (Weibull scale, shape); κ (decline sensitivity); α_u (value of one life lost in tier u, in dollars — the only life-value parameter).</w:t>
+      </w:r>
+      <w:proofErr w:type="spellStart"/>
+      <w:r>
+        <w:rPr>
+          <w:rFonts w:ascii="Cambria" w:eastAsia="Cambria" w:hAnsi="Cambria" w:cs="Cambria"/>
+        </w:rPr>
+      </w:r>
+      <w:r>
+        <w:rPr>
+          <w:rFonts w:ascii="Cambria" w:eastAsia="Cambria" w:hAnsi="Cambria" w:cs="Cambria"/>
+          <w:vertAlign w:val="subscript"/>
+        </w:rPr>
+      </w:r>
+      <w:proofErr w:type="spellEnd"/>
+      <w:r/>
+      <w:r>
+        <w:rPr>
+          <w:rFonts w:ascii="Cambria" w:eastAsia="Cambria" w:hAnsi="Cambria" w:cs="Cambria"/>
+        </w:rPr>
+      </w:r>
+      <w:r/>
+      <w:r>
+        <w:rPr>
+          <w:rFonts w:ascii="Cambria" w:eastAsia="Cambria" w:hAnsi="Cambria" w:cs="Cambria"/>
+        </w:rPr>
+      </w:r>
+      <w:r/>
+      <w:proofErr w:type="spellStart"/>
+      <w:r>
+        <w:rPr>
+          <w:rFonts w:ascii="Cambria" w:eastAsia="Cambria" w:hAnsi="Cambria" w:cs="Cambria"/>
+        </w:rPr>
+      </w:r>
+      <w:r>
+        <w:rPr>
+          <w:rFonts w:ascii="Cambria" w:eastAsia="Cambria" w:hAnsi="Cambria" w:cs="Cambria"/>
+          <w:vertAlign w:val="subscript"/>
+        </w:rPr>
+      </w:r>
+      <w:proofErr w:type="spellEnd"/>
+      <w:r/>
+      <w:r>
+        <w:rPr>
+          <w:rFonts w:ascii="Cambria" w:eastAsia="Cambria" w:hAnsi="Cambria" w:cs="Cambria"/>
+        </w:rPr>
+      </w:r>
+      <w:r/>
+      <w:r>
+        <w:rPr>
+          <w:rFonts w:ascii="Cambria" w:eastAsia="Cambria" w:hAnsi="Cambria" w:cs="Cambria"/>
+        </w:rPr>
+      </w:r>
+      <w:r/>
+      <w:proofErr w:type="spellStart"/>
+      <w:r>
+        <w:rPr>
+          <w:rFonts w:ascii="Cambria" w:eastAsia="Cambria" w:hAnsi="Cambria" w:cs="Cambria"/>
+        </w:rPr>
+      </w:r>
+      <w:r>
+        <w:rPr>
+          <w:rFonts w:ascii="Cambria" w:eastAsia="Cambria" w:hAnsi="Cambria" w:cs="Cambria"/>
+          <w:vertAlign w:val="subscript"/>
+        </w:rPr>
+      </w:r>
+      <w:proofErr w:type="spellEnd"/>
+      <w:r/>
+      <w:proofErr w:type="spellStart"/>
+      <w:r>
+        <w:rPr>
+          <w:rFonts w:ascii="Cambria" w:eastAsia="Cambria" w:hAnsi="Cambria" w:cs="Cambria"/>
+        </w:rPr>
+      </w:r>
+      <w:r>
+        <w:rPr>
+          <w:rFonts w:ascii="Cambria" w:eastAsia="Cambria" w:hAnsi="Cambria" w:cs="Cambria"/>
+          <w:vertAlign w:val="subscript"/>
+        </w:rPr>
+      </w:r>
+      <w:proofErr w:type="spellEnd"/>
+      <w:r/>
+      <w:r>
+        <w:rPr>
+          <w:rFonts w:ascii="Cambria" w:eastAsia="Cambria" w:hAnsi="Cambria" w:cs="Cambria"/>
+        </w:rPr>
+      </w:r>
+      <w:proofErr w:type="spellStart"/>
+      <w:r>
+        <w:rPr>
+          <w:rFonts w:ascii="Cambria" w:eastAsia="Cambria" w:hAnsi="Cambria" w:cs="Cambria"/>
+        </w:rPr>
+      </w:r>
+      <w:r>
+        <w:rPr>
+          <w:rFonts w:ascii="Cambria" w:eastAsia="Cambria" w:hAnsi="Cambria" w:cs="Cambria"/>
+          <w:vertAlign w:val="subscript"/>
+        </w:rPr>
+      </w:r>
+      <w:proofErr w:type="spellEnd"/>
+      <w:r>
+        <w:rPr>
+          <w:rFonts w:ascii="Cambria" w:eastAsia="Cambria" w:hAnsi="Cambria" w:cs="Cambria"/>
+        </w:rPr>
+      </w:r>
+      <w:r/>
     </w:p>
     <w:p>
       <w:pPr>
@@ -1124,82 +1084,63 @@
           <w:b/>
           <w:bCs/>
         </w:rPr>
-        <w:t xml:space="preserve">New: </w:t>
-      </w:r>
-      <w:proofErr w:type="spellStart"/>
-      <w:r>
-        <w:rPr>
-          <w:rFonts w:ascii="Cambria" w:eastAsia="Cambria" w:hAnsi="Cambria" w:cs="Cambria"/>
-        </w:rPr>
-        <w:t>S</w:t>
-      </w:r>
-      <w:r>
-        <w:rPr>
-          <w:rFonts w:ascii="Cambria" w:eastAsia="Cambria" w:hAnsi="Cambria" w:cs="Cambria"/>
-          <w:vertAlign w:val="subscript"/>
-        </w:rPr>
-        <w:t>p</w:t>
-      </w:r>
-      <w:proofErr w:type="spellEnd"/>
-      <w:r>
-        <w:t xml:space="preserve"> ∈ [0,1] survival </w:t>
-      </w:r>
+        <w:t>New: Sp ∈ [0,1] survival rate;  HOLDp ≥ 0 days waiting for a manufacturing slot;  Apmt ≥ 0 material arrivals at MS;  δp,d ∈ {0,1} day-indicators (exact integer-day survival lookup, d ∈ 17…42).  INMpmt is now a manufacturing-start decision, not forced equal to arrival.</w:t>
+      </w:r>
+      <w:proofErr w:type="spellStart"/>
+      <w:r>
+        <w:rPr>
+          <w:rFonts w:ascii="Cambria" w:eastAsia="Cambria" w:hAnsi="Cambria" w:cs="Cambria"/>
+        </w:rPr>
+      </w:r>
+      <w:r>
+        <w:rPr>
+          <w:rFonts w:ascii="Cambria" w:eastAsia="Cambria" w:hAnsi="Cambria" w:cs="Cambria"/>
+          <w:vertAlign w:val="subscript"/>
+        </w:rPr>
+      </w:r>
+      <w:proofErr w:type="spellEnd"/>
+      <w:r/>
       <w:proofErr w:type="gramStart"/>
-      <w:r>
-        <w:t xml:space="preserve">rate;  </w:t>
-      </w:r>
-      <w:proofErr w:type="spellStart"/>
-      <w:r>
-        <w:rPr>
-          <w:rFonts w:ascii="Cambria" w:eastAsia="Cambria" w:hAnsi="Cambria" w:cs="Cambria"/>
-        </w:rPr>
-        <w:t>HOLD</w:t>
-      </w:r>
-      <w:r>
-        <w:rPr>
-          <w:rFonts w:ascii="Cambria" w:eastAsia="Cambria" w:hAnsi="Cambria" w:cs="Cambria"/>
-          <w:vertAlign w:val="subscript"/>
-        </w:rPr>
-        <w:t>p</w:t>
+      <w:r/>
+      <w:proofErr w:type="spellStart"/>
+      <w:r>
+        <w:rPr>
+          <w:rFonts w:ascii="Cambria" w:eastAsia="Cambria" w:hAnsi="Cambria" w:cs="Cambria"/>
+        </w:rPr>
+      </w:r>
+      <w:r>
+        <w:rPr>
+          <w:rFonts w:ascii="Cambria" w:eastAsia="Cambria" w:hAnsi="Cambria" w:cs="Cambria"/>
+          <w:vertAlign w:val="subscript"/>
+        </w:rPr>
       </w:r>
       <w:proofErr w:type="spellEnd"/>
       <w:proofErr w:type="gramEnd"/>
-      <w:r>
-        <w:t xml:space="preserve"> ≥ 0 days waiting for a manufacturing </w:t>
-      </w:r>
+      <w:r/>
       <w:proofErr w:type="gramStart"/>
-      <w:r>
-        <w:t xml:space="preserve">slot;  </w:t>
-      </w:r>
-      <w:proofErr w:type="spellStart"/>
-      <w:r>
-        <w:rPr>
-          <w:rFonts w:ascii="Cambria" w:eastAsia="Cambria" w:hAnsi="Cambria" w:cs="Cambria"/>
-        </w:rPr>
-        <w:t>A</w:t>
-      </w:r>
-      <w:r>
-        <w:rPr>
-          <w:rFonts w:ascii="Cambria" w:eastAsia="Cambria" w:hAnsi="Cambria" w:cs="Cambria"/>
-          <w:vertAlign w:val="subscript"/>
-        </w:rPr>
-        <w:t>pmt</w:t>
+      <w:r/>
+      <w:proofErr w:type="spellStart"/>
+      <w:r>
+        <w:rPr>
+          <w:rFonts w:ascii="Cambria" w:eastAsia="Cambria" w:hAnsi="Cambria" w:cs="Cambria"/>
+        </w:rPr>
+      </w:r>
+      <w:r>
+        <w:rPr>
+          <w:rFonts w:ascii="Cambria" w:eastAsia="Cambria" w:hAnsi="Cambria" w:cs="Cambria"/>
+          <w:vertAlign w:val="subscript"/>
+        </w:rPr>
       </w:r>
       <w:proofErr w:type="spellEnd"/>
       <w:proofErr w:type="gramEnd"/>
-      <w:r>
-        <w:t xml:space="preserve"> ≥ 0 material arrivals at </w:t>
-      </w:r>
+      <w:r/>
       <w:proofErr w:type="gramStart"/>
-      <w:r>
-        <w:t xml:space="preserve">MS;  </w:t>
-      </w:r>
-      <w:proofErr w:type="spellStart"/>
-      <w:r>
-        <w:rPr>
-          <w:rFonts w:ascii="Cambria" w:eastAsia="Cambria" w:hAnsi="Cambria" w:cs="Cambria"/>
-        </w:rPr>
-        <w:t>λ</w:t>
+      <w:r/>
+      <w:proofErr w:type="spellStart"/>
+      <w:r>
+        <w:rPr>
+          <w:rFonts w:ascii="Cambria" w:eastAsia="Cambria" w:hAnsi="Cambria" w:cs="Cambria"/>
+        </w:rPr>
       </w:r>
       <w:proofErr w:type="gramEnd"/>
       <w:r>
@@ -1207,30 +1148,23 @@
           <w:rFonts w:ascii="Cambria" w:eastAsia="Cambria" w:hAnsi="Cambria" w:cs="Cambria"/>
           <w:vertAlign w:val="subscript"/>
         </w:rPr>
-        <w:t>pk</w:t>
-      </w:r>
-      <w:proofErr w:type="spellEnd"/>
-      <w:r>
-        <w:t xml:space="preserve"> ≥ 0 convex-combination weights (λ-method, SOS2).  </w:t>
-      </w:r>
-      <w:proofErr w:type="spellStart"/>
-      <w:r>
-        <w:rPr>
-          <w:rFonts w:ascii="Cambria" w:eastAsia="Cambria" w:hAnsi="Cambria" w:cs="Cambria"/>
-        </w:rPr>
-        <w:t>INM</w:t>
-      </w:r>
-      <w:r>
-        <w:rPr>
-          <w:rFonts w:ascii="Cambria" w:eastAsia="Cambria" w:hAnsi="Cambria" w:cs="Cambria"/>
-          <w:vertAlign w:val="subscript"/>
-        </w:rPr>
-        <w:t>pmt</w:t>
-      </w:r>
-      <w:proofErr w:type="spellEnd"/>
-      <w:r>
-        <w:t xml:space="preserve"> is now a manufacturing-start decision, not forced equal to arrival.</w:t>
-      </w:r>
+      </w:r>
+      <w:proofErr w:type="spellEnd"/>
+      <w:r/>
+      <w:proofErr w:type="spellStart"/>
+      <w:r>
+        <w:rPr>
+          <w:rFonts w:ascii="Cambria" w:eastAsia="Cambria" w:hAnsi="Cambria" w:cs="Cambria"/>
+        </w:rPr>
+      </w:r>
+      <w:r>
+        <w:rPr>
+          <w:rFonts w:ascii="Cambria" w:eastAsia="Cambria" w:hAnsi="Cambria" w:cs="Cambria"/>
+          <w:vertAlign w:val="subscript"/>
+        </w:rPr>
+      </w:r>
+      <w:proofErr w:type="spellEnd"/>
+      <w:r/>
     </w:p>
     <w:p>
       <w:pPr>
@@ -1258,203 +1192,177 @@
         <w:rPr>
           <w:rFonts w:ascii="Cambria" w:eastAsia="Cambria" w:hAnsi="Cambria" w:cs="Cambria"/>
         </w:rPr>
-        <w:t>min  Z</w:t>
+        <w:t>min  Z = Σp CTMp + Σp TTCp + (Cmat + CQC)·|P|  +  Σp α_u(p)(1 − Sp)</w:t>
+        <w:tab/>
+        <w:t>(1)</w:t>
       </w:r>
       <w:proofErr w:type="gramEnd"/>
       <w:r>
         <w:rPr>
           <w:rFonts w:ascii="Cambria" w:eastAsia="Cambria" w:hAnsi="Cambria" w:cs="Cambria"/>
         </w:rPr>
-        <w:t xml:space="preserve"> = </w:t>
-      </w:r>
-      <w:proofErr w:type="spellStart"/>
-      <w:r>
-        <w:rPr>
-          <w:rFonts w:ascii="Cambria" w:eastAsia="Cambria" w:hAnsi="Cambria" w:cs="Cambria"/>
-        </w:rPr>
-        <w:t>Σ</w:t>
-      </w:r>
-      <w:r>
-        <w:rPr>
-          <w:rFonts w:ascii="Cambria" w:eastAsia="Cambria" w:hAnsi="Cambria" w:cs="Cambria"/>
-          <w:vertAlign w:val="subscript"/>
-        </w:rPr>
-        <w:t>p</w:t>
-      </w:r>
-      <w:proofErr w:type="spellEnd"/>
-      <w:r>
-        <w:rPr>
-          <w:rFonts w:ascii="Cambria" w:eastAsia="Cambria" w:hAnsi="Cambria" w:cs="Cambria"/>
-        </w:rPr>
-        <w:t xml:space="preserve"> </w:t>
-      </w:r>
-      <w:proofErr w:type="spellStart"/>
-      <w:r>
-        <w:rPr>
-          <w:rFonts w:ascii="Cambria" w:eastAsia="Cambria" w:hAnsi="Cambria" w:cs="Cambria"/>
-        </w:rPr>
-        <w:t>CTM</w:t>
-      </w:r>
-      <w:r>
-        <w:rPr>
-          <w:rFonts w:ascii="Cambria" w:eastAsia="Cambria" w:hAnsi="Cambria" w:cs="Cambria"/>
-          <w:vertAlign w:val="subscript"/>
-        </w:rPr>
-        <w:t>p</w:t>
-      </w:r>
-      <w:proofErr w:type="spellEnd"/>
-      <w:r>
-        <w:rPr>
-          <w:rFonts w:ascii="Cambria" w:eastAsia="Cambria" w:hAnsi="Cambria" w:cs="Cambria"/>
-        </w:rPr>
-        <w:t xml:space="preserve"> + </w:t>
-      </w:r>
-      <w:proofErr w:type="spellStart"/>
-      <w:r>
-        <w:rPr>
-          <w:rFonts w:ascii="Cambria" w:eastAsia="Cambria" w:hAnsi="Cambria" w:cs="Cambria"/>
-        </w:rPr>
-        <w:t>Σ</w:t>
-      </w:r>
-      <w:r>
-        <w:rPr>
-          <w:rFonts w:ascii="Cambria" w:eastAsia="Cambria" w:hAnsi="Cambria" w:cs="Cambria"/>
-          <w:vertAlign w:val="subscript"/>
-        </w:rPr>
-        <w:t>p</w:t>
-      </w:r>
-      <w:proofErr w:type="spellEnd"/>
-      <w:r>
-        <w:rPr>
-          <w:rFonts w:ascii="Cambria" w:eastAsia="Cambria" w:hAnsi="Cambria" w:cs="Cambria"/>
-        </w:rPr>
-        <w:t xml:space="preserve"> </w:t>
-      </w:r>
-      <w:proofErr w:type="spellStart"/>
-      <w:r>
-        <w:rPr>
-          <w:rFonts w:ascii="Cambria" w:eastAsia="Cambria" w:hAnsi="Cambria" w:cs="Cambria"/>
-        </w:rPr>
-        <w:t>TTC</w:t>
-      </w:r>
-      <w:r>
-        <w:rPr>
-          <w:rFonts w:ascii="Cambria" w:eastAsia="Cambria" w:hAnsi="Cambria" w:cs="Cambria"/>
-          <w:vertAlign w:val="subscript"/>
-        </w:rPr>
-        <w:t>p</w:t>
-      </w:r>
-      <w:proofErr w:type="spellEnd"/>
-      <w:r>
-        <w:rPr>
-          <w:rFonts w:ascii="Cambria" w:eastAsia="Cambria" w:hAnsi="Cambria" w:cs="Cambria"/>
-        </w:rPr>
-        <w:t xml:space="preserve"> + (</w:t>
-      </w:r>
-      <w:proofErr w:type="spellStart"/>
-      <w:r>
-        <w:rPr>
-          <w:rFonts w:ascii="Cambria" w:eastAsia="Cambria" w:hAnsi="Cambria" w:cs="Cambria"/>
-        </w:rPr>
-        <w:t>C</w:t>
-      </w:r>
-      <w:r>
-        <w:rPr>
-          <w:rFonts w:ascii="Cambria" w:eastAsia="Cambria" w:hAnsi="Cambria" w:cs="Cambria"/>
-          <w:vertAlign w:val="subscript"/>
-        </w:rPr>
-        <w:t>mat</w:t>
-      </w:r>
-      <w:proofErr w:type="spellEnd"/>
-      <w:r>
-        <w:rPr>
-          <w:rFonts w:ascii="Cambria" w:eastAsia="Cambria" w:hAnsi="Cambria" w:cs="Cambria"/>
-        </w:rPr>
-        <w:t xml:space="preserve"> + </w:t>
+      </w:r>
+      <w:proofErr w:type="spellStart"/>
+      <w:r>
+        <w:rPr>
+          <w:rFonts w:ascii="Cambria" w:eastAsia="Cambria" w:hAnsi="Cambria" w:cs="Cambria"/>
+        </w:rPr>
+      </w:r>
+      <w:r>
+        <w:rPr>
+          <w:rFonts w:ascii="Cambria" w:eastAsia="Cambria" w:hAnsi="Cambria" w:cs="Cambria"/>
+          <w:vertAlign w:val="subscript"/>
+        </w:rPr>
+      </w:r>
+      <w:proofErr w:type="spellEnd"/>
+      <w:r>
+        <w:rPr>
+          <w:rFonts w:ascii="Cambria" w:eastAsia="Cambria" w:hAnsi="Cambria" w:cs="Cambria"/>
+        </w:rPr>
+      </w:r>
+      <w:proofErr w:type="spellStart"/>
+      <w:r>
+        <w:rPr>
+          <w:rFonts w:ascii="Cambria" w:eastAsia="Cambria" w:hAnsi="Cambria" w:cs="Cambria"/>
+        </w:rPr>
+      </w:r>
+      <w:r>
+        <w:rPr>
+          <w:rFonts w:ascii="Cambria" w:eastAsia="Cambria" w:hAnsi="Cambria" w:cs="Cambria"/>
+          <w:vertAlign w:val="subscript"/>
+        </w:rPr>
+      </w:r>
+      <w:proofErr w:type="spellEnd"/>
+      <w:r>
+        <w:rPr>
+          <w:rFonts w:ascii="Cambria" w:eastAsia="Cambria" w:hAnsi="Cambria" w:cs="Cambria"/>
+        </w:rPr>
+      </w:r>
+      <w:proofErr w:type="spellStart"/>
+      <w:r>
+        <w:rPr>
+          <w:rFonts w:ascii="Cambria" w:eastAsia="Cambria" w:hAnsi="Cambria" w:cs="Cambria"/>
+        </w:rPr>
+      </w:r>
+      <w:r>
+        <w:rPr>
+          <w:rFonts w:ascii="Cambria" w:eastAsia="Cambria" w:hAnsi="Cambria" w:cs="Cambria"/>
+          <w:vertAlign w:val="subscript"/>
+        </w:rPr>
+      </w:r>
+      <w:proofErr w:type="spellEnd"/>
+      <w:r>
+        <w:rPr>
+          <w:rFonts w:ascii="Cambria" w:eastAsia="Cambria" w:hAnsi="Cambria" w:cs="Cambria"/>
+        </w:rPr>
+      </w:r>
+      <w:proofErr w:type="spellStart"/>
+      <w:r>
+        <w:rPr>
+          <w:rFonts w:ascii="Cambria" w:eastAsia="Cambria" w:hAnsi="Cambria" w:cs="Cambria"/>
+        </w:rPr>
+      </w:r>
+      <w:r>
+        <w:rPr>
+          <w:rFonts w:ascii="Cambria" w:eastAsia="Cambria" w:hAnsi="Cambria" w:cs="Cambria"/>
+          <w:vertAlign w:val="subscript"/>
+        </w:rPr>
+      </w:r>
+      <w:proofErr w:type="spellEnd"/>
+      <w:r>
+        <w:rPr>
+          <w:rFonts w:ascii="Cambria" w:eastAsia="Cambria" w:hAnsi="Cambria" w:cs="Cambria"/>
+        </w:rPr>
+      </w:r>
+      <w:proofErr w:type="spellStart"/>
+      <w:r>
+        <w:rPr>
+          <w:rFonts w:ascii="Cambria" w:eastAsia="Cambria" w:hAnsi="Cambria" w:cs="Cambria"/>
+        </w:rPr>
+      </w:r>
+      <w:r>
+        <w:rPr>
+          <w:rFonts w:ascii="Cambria" w:eastAsia="Cambria" w:hAnsi="Cambria" w:cs="Cambria"/>
+          <w:vertAlign w:val="subscript"/>
+        </w:rPr>
+      </w:r>
+      <w:proofErr w:type="spellEnd"/>
+      <w:r>
+        <w:rPr>
+          <w:rFonts w:ascii="Cambria" w:eastAsia="Cambria" w:hAnsi="Cambria" w:cs="Cambria"/>
+        </w:rPr>
       </w:r>
       <w:proofErr w:type="gramStart"/>
       <w:r>
         <w:rPr>
           <w:rFonts w:ascii="Cambria" w:eastAsia="Cambria" w:hAnsi="Cambria" w:cs="Cambria"/>
         </w:rPr>
-        <w:t>C</w:t>
-      </w:r>
-      <w:r>
-        <w:rPr>
-          <w:rFonts w:ascii="Cambria" w:eastAsia="Cambria" w:hAnsi="Cambria" w:cs="Cambria"/>
-          <w:vertAlign w:val="subscript"/>
-        </w:rPr>
-        <w:t>QC</w:t>
-      </w:r>
-      <w:r>
-        <w:rPr>
-          <w:rFonts w:ascii="Cambria" w:eastAsia="Cambria" w:hAnsi="Cambria" w:cs="Cambria"/>
-        </w:rPr>
-        <w:t>)·</w:t>
+      </w:r>
+      <w:r>
+        <w:rPr>
+          <w:rFonts w:ascii="Cambria" w:eastAsia="Cambria" w:hAnsi="Cambria" w:cs="Cambria"/>
+          <w:vertAlign w:val="subscript"/>
+        </w:rPr>
+      </w:r>
+      <w:r>
+        <w:rPr>
+          <w:rFonts w:ascii="Cambria" w:eastAsia="Cambria" w:hAnsi="Cambria" w:cs="Cambria"/>
+        </w:rPr>
       </w:r>
       <w:proofErr w:type="gramEnd"/>
       <w:r>
         <w:rPr>
           <w:rFonts w:ascii="Cambria" w:eastAsia="Cambria" w:hAnsi="Cambria" w:cs="Cambria"/>
         </w:rPr>
-        <w:t>|P</w:t>
       </w:r>
       <w:proofErr w:type="gramStart"/>
       <w:r>
         <w:rPr>
           <w:rFonts w:ascii="Cambria" w:eastAsia="Cambria" w:hAnsi="Cambria" w:cs="Cambria"/>
         </w:rPr>
-        <w:t>|  +</w:t>
       </w:r>
       <w:proofErr w:type="gramEnd"/>
       <w:r>
         <w:rPr>
           <w:rFonts w:ascii="Cambria" w:eastAsia="Cambria" w:hAnsi="Cambria" w:cs="Cambria"/>
         </w:rPr>
-        <w:t xml:space="preserve">  α </w:t>
-      </w:r>
-      <w:proofErr w:type="spellStart"/>
-      <w:r>
-        <w:rPr>
-          <w:rFonts w:ascii="Cambria" w:eastAsia="Cambria" w:hAnsi="Cambria" w:cs="Cambria"/>
-        </w:rPr>
-        <w:t>Σ</w:t>
-      </w:r>
-      <w:r>
-        <w:rPr>
-          <w:rFonts w:ascii="Cambria" w:eastAsia="Cambria" w:hAnsi="Cambria" w:cs="Cambria"/>
-          <w:vertAlign w:val="subscript"/>
-        </w:rPr>
-        <w:t>p</w:t>
-      </w:r>
-      <w:proofErr w:type="spellEnd"/>
-      <w:r>
-        <w:rPr>
-          <w:rFonts w:ascii="Cambria" w:eastAsia="Cambria" w:hAnsi="Cambria" w:cs="Cambria"/>
-        </w:rPr>
-        <w:t xml:space="preserve"> </w:t>
-      </w:r>
-      <w:proofErr w:type="spellStart"/>
-      <w:r>
-        <w:rPr>
-          <w:rFonts w:ascii="Cambria" w:eastAsia="Cambria" w:hAnsi="Cambria" w:cs="Cambria"/>
-        </w:rPr>
-        <w:t>ρ</w:t>
-      </w:r>
-      <w:r>
-        <w:rPr>
-          <w:rFonts w:ascii="Cambria" w:eastAsia="Cambria" w:hAnsi="Cambria" w:cs="Cambria"/>
-          <w:vertAlign w:val="subscript"/>
-        </w:rPr>
-        <w:t>u</w:t>
-      </w:r>
-      <w:proofErr w:type="spellEnd"/>
-      <w:r>
-        <w:rPr>
-          <w:rFonts w:ascii="Cambria" w:eastAsia="Cambria" w:hAnsi="Cambria" w:cs="Cambria"/>
-          <w:vertAlign w:val="subscript"/>
-        </w:rPr>
-        <w:t>(p</w:t>
+      </w:r>
+      <w:proofErr w:type="spellStart"/>
+      <w:r>
+        <w:rPr>
+          <w:rFonts w:ascii="Cambria" w:eastAsia="Cambria" w:hAnsi="Cambria" w:cs="Cambria"/>
+        </w:rPr>
+      </w:r>
+      <w:r>
+        <w:rPr>
+          <w:rFonts w:ascii="Cambria" w:eastAsia="Cambria" w:hAnsi="Cambria" w:cs="Cambria"/>
+          <w:vertAlign w:val="subscript"/>
+        </w:rPr>
+      </w:r>
+      <w:proofErr w:type="spellEnd"/>
+      <w:r>
+        <w:rPr>
+          <w:rFonts w:ascii="Cambria" w:eastAsia="Cambria" w:hAnsi="Cambria" w:cs="Cambria"/>
+        </w:rPr>
+      </w:r>
+      <w:proofErr w:type="spellStart"/>
+      <w:r>
+        <w:rPr>
+          <w:rFonts w:ascii="Cambria" w:eastAsia="Cambria" w:hAnsi="Cambria" w:cs="Cambria"/>
+        </w:rPr>
+      </w:r>
+      <w:r>
+        <w:rPr>
+          <w:rFonts w:ascii="Cambria" w:eastAsia="Cambria" w:hAnsi="Cambria" w:cs="Cambria"/>
+          <w:vertAlign w:val="subscript"/>
+        </w:rPr>
+      </w:r>
+      <w:proofErr w:type="spellEnd"/>
+      <w:r>
+        <w:rPr>
+          <w:rFonts w:ascii="Cambria" w:eastAsia="Cambria" w:hAnsi="Cambria" w:cs="Cambria"/>
+          <w:vertAlign w:val="subscript"/>
+        </w:rPr>
       </w:r>
       <w:proofErr w:type="gramStart"/>
       <w:r>
@@ -1462,112 +1370,41 @@
           <w:rFonts w:ascii="Cambria" w:eastAsia="Cambria" w:hAnsi="Cambria" w:cs="Cambria"/>
           <w:vertAlign w:val="subscript"/>
         </w:rPr>
-        <w:t>)</w:t>
-      </w:r>
-      <w:r>
-        <w:rPr>
-          <w:rFonts w:ascii="Cambria" w:eastAsia="Cambria" w:hAnsi="Cambria" w:cs="Cambria"/>
-        </w:rPr>
-        <w:t>(</w:t>
+      </w:r>
+      <w:r>
+        <w:rPr>
+          <w:rFonts w:ascii="Cambria" w:eastAsia="Cambria" w:hAnsi="Cambria" w:cs="Cambria"/>
+        </w:rPr>
       </w:r>
       <w:proofErr w:type="gramEnd"/>
       <w:r>
         <w:rPr>
           <w:rFonts w:ascii="Cambria" w:eastAsia="Cambria" w:hAnsi="Cambria" w:cs="Cambria"/>
         </w:rPr>
-        <w:t xml:space="preserve">1 − </w:t>
-      </w:r>
-      <w:proofErr w:type="spellStart"/>
-      <w:r>
-        <w:rPr>
-          <w:rFonts w:ascii="Cambria" w:eastAsia="Cambria" w:hAnsi="Cambria" w:cs="Cambria"/>
-        </w:rPr>
-        <w:t>S</w:t>
-      </w:r>
-      <w:r>
-        <w:rPr>
-          <w:rFonts w:ascii="Cambria" w:eastAsia="Cambria" w:hAnsi="Cambria" w:cs="Cambria"/>
-          <w:vertAlign w:val="subscript"/>
-        </w:rPr>
-        <w:t>p</w:t>
-      </w:r>
-      <w:proofErr w:type="spellEnd"/>
-      <w:r>
-        <w:rPr>
-          <w:rFonts w:ascii="Cambria" w:eastAsia="Cambria" w:hAnsi="Cambria" w:cs="Cambria"/>
-        </w:rPr>
-        <w:t>)</w:t>
-      </w:r>
-      <w:r>
-        <w:ptab w:relativeTo="margin" w:alignment="right" w:leader="none"/>
-      </w:r>
-      <w:r>
-        <w:rPr>
-          <w:rFonts w:ascii="Cambria" w:eastAsia="Cambria" w:hAnsi="Cambria" w:cs="Cambria"/>
-        </w:rPr>
-        <w:t>(1)</w:t>
-      </w:r>
-    </w:p>
-    <w:p>
-      <w:r>
-        <w:rPr>
-          <w:rFonts w:ascii="Calibri" w:hAnsi="Calibri"/>
-          <w:b/>
-          <w:i/>
-          <w:color w:val="404040"/>
-          <w:sz w:val="20"/>
-        </w:rPr>
-        <w:t xml:space="preserve">Core vs probe. </w:t>
-      </w:r>
-      <w:r>
-        <w:rPr>
-          <w:rFonts w:ascii="Calibri" w:hAnsi="Calibri"/>
-          <w:b w:val="0"/>
-          <w:i/>
-          <w:color w:val="404040"/>
-          <w:sz w:val="20"/>
-        </w:rPr>
-        <w:t xml:space="preserve">In </w:t>
-      </w:r>
-      <w:r>
-        <w:rPr>
-          <w:rFonts w:ascii="Consolas" w:hAnsi="Consolas"/>
-          <w:b w:val="0"/>
-          <w:i/>
-          <w:color w:val="404040"/>
-          <w:sz w:val="18"/>
-        </w:rPr>
-        <w:t>strategic_cost_design</w:t>
-      </w:r>
-      <w:r>
-        <w:rPr>
-          <w:rFonts w:ascii="Calibri" w:hAnsi="Calibri"/>
-          <w:b w:val="0"/>
-          <w:i/>
-          <w:color w:val="404040"/>
-          <w:sz w:val="20"/>
-        </w:rPr>
-        <w:t xml:space="preserve"> the objective is cost only (Z = Σ CTM + Σ TTC + (Cmat+CQC)·|P|). The final term α Σ ρ(1−S) belongs only to </w:t>
-      </w:r>
-      <w:r>
-        <w:rPr>
-          <w:rFonts w:ascii="Consolas" w:hAnsi="Consolas"/>
-          <w:b w:val="0"/>
-          <w:i/>
-          <w:color w:val="404040"/>
-          <w:sz w:val="18"/>
-        </w:rPr>
-        <w:t>strategic_survival_probe</w:t>
-      </w:r>
-      <w:r>
-        <w:rPr>
-          <w:rFonts w:ascii="Calibri" w:hAnsi="Calibri"/>
-          <w:b w:val="0"/>
-          <w:i/>
-          <w:color w:val="404040"/>
-          <w:sz w:val="20"/>
-        </w:rPr>
-        <w:t xml:space="preserve"> and is inert for design across the plausible α range.</w:t>
+      </w:r>
+      <w:proofErr w:type="spellStart"/>
+      <w:r>
+        <w:rPr>
+          <w:rFonts w:ascii="Cambria" w:eastAsia="Cambria" w:hAnsi="Cambria" w:cs="Cambria"/>
+        </w:rPr>
+      </w:r>
+      <w:r>
+        <w:rPr>
+          <w:rFonts w:ascii="Cambria" w:eastAsia="Cambria" w:hAnsi="Cambria" w:cs="Cambria"/>
+          <w:vertAlign w:val="subscript"/>
+        </w:rPr>
+      </w:r>
+      <w:proofErr w:type="spellEnd"/>
+      <w:r>
+        <w:rPr>
+          <w:rFonts w:ascii="Cambria" w:eastAsia="Cambria" w:hAnsi="Cambria" w:cs="Cambria"/>
+        </w:rPr>
+      </w:r>
+      <w:r/>
+      <w:r>
+        <w:rPr>
+          <w:rFonts w:ascii="Cambria" w:eastAsia="Cambria" w:hAnsi="Cambria" w:cs="Cambria"/>
+        </w:rPr>
       </w:r>
     </w:p>
     <w:p>
@@ -3414,43 +3251,38 @@
         <w:rPr>
           <w:rFonts w:ascii="Cambria" w:eastAsia="Cambria" w:hAnsi="Cambria" w:cs="Cambria"/>
         </w:rPr>
-        <w:t>Σ</w:t>
-      </w:r>
-      <w:r>
-        <w:rPr>
-          <w:rFonts w:ascii="Cambria" w:eastAsia="Cambria" w:hAnsi="Cambria" w:cs="Cambria"/>
-          <w:vertAlign w:val="subscript"/>
-        </w:rPr>
-        <w:t>m</w:t>
-      </w:r>
-      <w:proofErr w:type="spellEnd"/>
-      <w:r>
-        <w:rPr>
-          <w:rFonts w:ascii="Cambria" w:eastAsia="Cambria" w:hAnsi="Cambria" w:cs="Cambria"/>
-        </w:rPr>
-        <w:t xml:space="preserve"> E1</w:t>
-      </w:r>
-      <w:r>
-        <w:rPr>
-          <w:rFonts w:ascii="Cambria" w:eastAsia="Cambria" w:hAnsi="Cambria" w:cs="Cambria"/>
-          <w:vertAlign w:val="subscript"/>
-        </w:rPr>
-        <w:t>m</w:t>
-      </w:r>
-      <w:r>
-        <w:rPr>
-          <w:rFonts w:ascii="Cambria" w:eastAsia="Cambria" w:hAnsi="Cambria" w:cs="Cambria"/>
-        </w:rPr>
-        <w:t xml:space="preserve"> ≤ 2</w:t>
-      </w:r>
-      <w:r>
-        <w:ptab w:relativeTo="margin" w:alignment="right" w:leader="none"/>
-      </w:r>
-      <w:r>
-        <w:rPr>
-          <w:rFonts w:ascii="Cambria" w:eastAsia="Cambria" w:hAnsi="Cambria" w:cs="Cambria"/>
-        </w:rPr>
+        <w:t>Σm E1m ≤ Nmax     (Nmax demand-dependent: 2 at N=100 and N=200, 3 at N=500)</w:t>
+        <w:tab/>
         <w:t>(16)</w:t>
+      </w:r>
+      <w:r>
+        <w:rPr>
+          <w:rFonts w:ascii="Cambria" w:eastAsia="Cambria" w:hAnsi="Cambria" w:cs="Cambria"/>
+          <w:vertAlign w:val="subscript"/>
+        </w:rPr>
+      </w:r>
+      <w:proofErr w:type="spellEnd"/>
+      <w:r>
+        <w:rPr>
+          <w:rFonts w:ascii="Cambria" w:eastAsia="Cambria" w:hAnsi="Cambria" w:cs="Cambria"/>
+        </w:rPr>
+      </w:r>
+      <w:r>
+        <w:rPr>
+          <w:rFonts w:ascii="Cambria" w:eastAsia="Cambria" w:hAnsi="Cambria" w:cs="Cambria"/>
+          <w:vertAlign w:val="subscript"/>
+        </w:rPr>
+      </w:r>
+      <w:r>
+        <w:rPr>
+          <w:rFonts w:ascii="Cambria" w:eastAsia="Cambria" w:hAnsi="Cambria" w:cs="Cambria"/>
+        </w:rPr>
+      </w:r>
+      <w:r/>
+      <w:r>
+        <w:rPr>
+          <w:rFonts w:ascii="Cambria" w:eastAsia="Cambria" w:hAnsi="Cambria" w:cs="Cambria"/>
+        </w:rPr>
       </w:r>
     </w:p>
     <w:p>
@@ -4569,7 +4401,7 @@
           <w:sz w:val="20"/>
           <w:szCs w:val="20"/>
         </w:rPr>
-        <w:t>Survival extension (strategic_survival_probe only)</w:t>
+        <w:t>Survival extension</w:t>
       </w:r>
     </w:p>
     <w:p>
@@ -4752,70 +4584,63 @@
         <w:rPr>
           <w:rFonts w:ascii="Cambria" w:eastAsia="Cambria" w:hAnsi="Cambria" w:cs="Cambria"/>
         </w:rPr>
-        <w:t>TRT</w:t>
-      </w:r>
-      <w:r>
-        <w:rPr>
-          <w:rFonts w:ascii="Cambria" w:eastAsia="Cambria" w:hAnsi="Cambria" w:cs="Cambria"/>
-          <w:vertAlign w:val="subscript"/>
-        </w:rPr>
-        <w:t>p</w:t>
-      </w:r>
-      <w:proofErr w:type="spellEnd"/>
-      <w:r>
-        <w:rPr>
-          <w:rFonts w:ascii="Cambria" w:eastAsia="Cambria" w:hAnsi="Cambria" w:cs="Cambria"/>
-        </w:rPr>
-        <w:t xml:space="preserve"> = </w:t>
-      </w:r>
-      <w:proofErr w:type="spellStart"/>
-      <w:r>
-        <w:rPr>
-          <w:rFonts w:ascii="Cambria" w:eastAsia="Cambria" w:hAnsi="Cambria" w:cs="Cambria"/>
-        </w:rPr>
-        <w:t>Σ</w:t>
-      </w:r>
-      <w:r>
-        <w:rPr>
-          <w:rFonts w:ascii="Cambria" w:eastAsia="Cambria" w:hAnsi="Cambria" w:cs="Cambria"/>
-          <w:vertAlign w:val="subscript"/>
-        </w:rPr>
-        <w:t>k</w:t>
-      </w:r>
-      <w:proofErr w:type="spellEnd"/>
-      <w:r>
-        <w:rPr>
-          <w:rFonts w:ascii="Cambria" w:eastAsia="Cambria" w:hAnsi="Cambria" w:cs="Cambria"/>
-        </w:rPr>
-        <w:t xml:space="preserve"> </w:t>
-      </w:r>
-      <w:proofErr w:type="spellStart"/>
-      <w:r>
-        <w:rPr>
-          <w:rFonts w:ascii="Cambria" w:eastAsia="Cambria" w:hAnsi="Cambria" w:cs="Cambria"/>
-        </w:rPr>
-        <w:t>τ</w:t>
-      </w:r>
-      <w:r>
-        <w:rPr>
-          <w:rFonts w:ascii="Cambria" w:eastAsia="Cambria" w:hAnsi="Cambria" w:cs="Cambria"/>
-          <w:vertAlign w:val="subscript"/>
-        </w:rPr>
-        <w:t>k</w:t>
-      </w:r>
-      <w:proofErr w:type="spellEnd"/>
-      <w:r>
-        <w:rPr>
-          <w:rFonts w:ascii="Cambria" w:eastAsia="Cambria" w:hAnsi="Cambria" w:cs="Cambria"/>
-        </w:rPr>
-        <w:t xml:space="preserve"> </w:t>
-      </w:r>
-      <w:proofErr w:type="spellStart"/>
-      <w:r>
-        <w:rPr>
-          <w:rFonts w:ascii="Cambria" w:eastAsia="Cambria" w:hAnsi="Cambria" w:cs="Cambria"/>
-        </w:rPr>
-        <w:t>λ</w:t>
+        <w:t>Σd δp,d = 1,  δp,d ∈ {0,1},  d ∈ {17,…,42},   ∀p</w:t>
+        <w:tab/>
+        <w:t>(28)</w:t>
+      </w:r>
+      <w:r>
+        <w:rPr>
+          <w:rFonts w:ascii="Cambria" w:eastAsia="Cambria" w:hAnsi="Cambria" w:cs="Cambria"/>
+          <w:vertAlign w:val="subscript"/>
+        </w:rPr>
+      </w:r>
+      <w:proofErr w:type="spellEnd"/>
+      <w:r>
+        <w:rPr>
+          <w:rFonts w:ascii="Cambria" w:eastAsia="Cambria" w:hAnsi="Cambria" w:cs="Cambria"/>
+        </w:rPr>
+      </w:r>
+      <w:proofErr w:type="spellStart"/>
+      <w:r>
+        <w:rPr>
+          <w:rFonts w:ascii="Cambria" w:eastAsia="Cambria" w:hAnsi="Cambria" w:cs="Cambria"/>
+        </w:rPr>
+      </w:r>
+      <w:r>
+        <w:rPr>
+          <w:rFonts w:ascii="Cambria" w:eastAsia="Cambria" w:hAnsi="Cambria" w:cs="Cambria"/>
+          <w:vertAlign w:val="subscript"/>
+        </w:rPr>
+      </w:r>
+      <w:proofErr w:type="spellEnd"/>
+      <w:r>
+        <w:rPr>
+          <w:rFonts w:ascii="Cambria" w:eastAsia="Cambria" w:hAnsi="Cambria" w:cs="Cambria"/>
+        </w:rPr>
+      </w:r>
+      <w:proofErr w:type="spellStart"/>
+      <w:r>
+        <w:rPr>
+          <w:rFonts w:ascii="Cambria" w:eastAsia="Cambria" w:hAnsi="Cambria" w:cs="Cambria"/>
+        </w:rPr>
+      </w:r>
+      <w:r>
+        <w:rPr>
+          <w:rFonts w:ascii="Cambria" w:eastAsia="Cambria" w:hAnsi="Cambria" w:cs="Cambria"/>
+          <w:vertAlign w:val="subscript"/>
+        </w:rPr>
+      </w:r>
+      <w:proofErr w:type="spellEnd"/>
+      <w:r>
+        <w:rPr>
+          <w:rFonts w:ascii="Cambria" w:eastAsia="Cambria" w:hAnsi="Cambria" w:cs="Cambria"/>
+        </w:rPr>
+      </w:r>
+      <w:proofErr w:type="spellStart"/>
+      <w:r>
+        <w:rPr>
+          <w:rFonts w:ascii="Cambria" w:eastAsia="Cambria" w:hAnsi="Cambria" w:cs="Cambria"/>
+        </w:rPr>
       </w:r>
       <w:proofErr w:type="gramStart"/>
       <w:r>
@@ -4823,30 +4648,24 @@
           <w:rFonts w:ascii="Cambria" w:eastAsia="Cambria" w:hAnsi="Cambria" w:cs="Cambria"/>
           <w:vertAlign w:val="subscript"/>
         </w:rPr>
-        <w:t>pk</w:t>
-      </w:r>
-      <w:proofErr w:type="spellEnd"/>
-      <w:r>
-        <w:rPr>
-          <w:rFonts w:ascii="Cambria" w:eastAsia="Cambria" w:hAnsi="Cambria" w:cs="Cambria"/>
-        </w:rPr>
-        <w:t xml:space="preserve">,   </w:t>
+      </w:r>
+      <w:proofErr w:type="spellEnd"/>
+      <w:r>
+        <w:rPr>
+          <w:rFonts w:ascii="Cambria" w:eastAsia="Cambria" w:hAnsi="Cambria" w:cs="Cambria"/>
+        </w:rPr>
       </w:r>
       <w:proofErr w:type="gramEnd"/>
       <w:r>
         <w:rPr>
           <w:rFonts w:ascii="Cambria" w:eastAsia="Cambria" w:hAnsi="Cambria" w:cs="Cambria"/>
         </w:rPr>
-        <w:t>∀p</w:t>
-      </w:r>
-      <w:r>
-        <w:ptab w:relativeTo="margin" w:alignment="right" w:leader="none"/>
-      </w:r>
-      <w:r>
-        <w:rPr>
-          <w:rFonts w:ascii="Cambria" w:eastAsia="Cambria" w:hAnsi="Cambria" w:cs="Cambria"/>
-        </w:rPr>
-        <w:t>(28)</w:t>
+      </w:r>
+      <w:r/>
+      <w:r>
+        <w:rPr>
+          <w:rFonts w:ascii="Cambria" w:eastAsia="Cambria" w:hAnsi="Cambria" w:cs="Cambria"/>
+        </w:rPr>
       </w:r>
     </w:p>
     <w:p>
@@ -4859,49 +4678,45 @@
         <w:rPr>
           <w:rFonts w:ascii="Cambria" w:eastAsia="Cambria" w:hAnsi="Cambria" w:cs="Cambria"/>
         </w:rPr>
-        <w:t>S</w:t>
-      </w:r>
-      <w:r>
-        <w:rPr>
-          <w:rFonts w:ascii="Cambria" w:eastAsia="Cambria" w:hAnsi="Cambria" w:cs="Cambria"/>
-          <w:vertAlign w:val="subscript"/>
-        </w:rPr>
-        <w:t>p</w:t>
-      </w:r>
-      <w:proofErr w:type="spellEnd"/>
-      <w:r>
-        <w:rPr>
-          <w:rFonts w:ascii="Cambria" w:eastAsia="Cambria" w:hAnsi="Cambria" w:cs="Cambria"/>
-        </w:rPr>
-        <w:t xml:space="preserve"> = </w:t>
-      </w:r>
-      <w:proofErr w:type="spellStart"/>
-      <w:r>
-        <w:rPr>
-          <w:rFonts w:ascii="Cambria" w:eastAsia="Cambria" w:hAnsi="Cambria" w:cs="Cambria"/>
-        </w:rPr>
-        <w:t>Σ</w:t>
-      </w:r>
-      <w:r>
-        <w:rPr>
-          <w:rFonts w:ascii="Cambria" w:eastAsia="Cambria" w:hAnsi="Cambria" w:cs="Cambria"/>
-          <w:vertAlign w:val="subscript"/>
-        </w:rPr>
-        <w:t>k</w:t>
-      </w:r>
-      <w:proofErr w:type="spellEnd"/>
-      <w:r>
-        <w:rPr>
-          <w:rFonts w:ascii="Cambria" w:eastAsia="Cambria" w:hAnsi="Cambria" w:cs="Cambria"/>
-        </w:rPr>
-        <w:t xml:space="preserve"> </w:t>
-      </w:r>
-      <w:proofErr w:type="spellStart"/>
-      <w:r>
-        <w:rPr>
-          <w:rFonts w:ascii="Cambria" w:eastAsia="Cambria" w:hAnsi="Cambria" w:cs="Cambria"/>
-        </w:rPr>
-        <w:t>σ</w:t>
+        <w:t>TRTp = Σd d · δp,d,   ∀p</w:t>
+        <w:tab/>
+        <w:t>(29)</w:t>
+      </w:r>
+      <w:r>
+        <w:rPr>
+          <w:rFonts w:ascii="Cambria" w:eastAsia="Cambria" w:hAnsi="Cambria" w:cs="Cambria"/>
+          <w:vertAlign w:val="subscript"/>
+        </w:rPr>
+      </w:r>
+      <w:proofErr w:type="spellEnd"/>
+      <w:r>
+        <w:rPr>
+          <w:rFonts w:ascii="Cambria" w:eastAsia="Cambria" w:hAnsi="Cambria" w:cs="Cambria"/>
+        </w:rPr>
+      </w:r>
+      <w:proofErr w:type="spellStart"/>
+      <w:r>
+        <w:rPr>
+          <w:rFonts w:ascii="Cambria" w:eastAsia="Cambria" w:hAnsi="Cambria" w:cs="Cambria"/>
+        </w:rPr>
+      </w:r>
+      <w:r>
+        <w:rPr>
+          <w:rFonts w:ascii="Cambria" w:eastAsia="Cambria" w:hAnsi="Cambria" w:cs="Cambria"/>
+          <w:vertAlign w:val="subscript"/>
+        </w:rPr>
+      </w:r>
+      <w:proofErr w:type="spellEnd"/>
+      <w:r>
+        <w:rPr>
+          <w:rFonts w:ascii="Cambria" w:eastAsia="Cambria" w:hAnsi="Cambria" w:cs="Cambria"/>
+        </w:rPr>
+      </w:r>
+      <w:proofErr w:type="spellStart"/>
+      <w:r>
+        <w:rPr>
+          <w:rFonts w:ascii="Cambria" w:eastAsia="Cambria" w:hAnsi="Cambria" w:cs="Cambria"/>
+        </w:rPr>
       </w:r>
       <w:proofErr w:type="gramStart"/>
       <w:r>
@@ -4909,7 +4724,6 @@
           <w:rFonts w:ascii="Cambria" w:eastAsia="Cambria" w:hAnsi="Cambria" w:cs="Cambria"/>
           <w:vertAlign w:val="subscript"/>
         </w:rPr>
-        <w:t>k,u</w:t>
       </w:r>
       <w:proofErr w:type="spellEnd"/>
       <w:proofErr w:type="gramEnd"/>
@@ -4918,20 +4732,17 @@
           <w:rFonts w:ascii="Cambria" w:eastAsia="Cambria" w:hAnsi="Cambria" w:cs="Cambria"/>
           <w:vertAlign w:val="subscript"/>
         </w:rPr>
-        <w:t>(p)</w:t>
-      </w:r>
-      <w:r>
-        <w:rPr>
-          <w:rFonts w:ascii="Cambria" w:eastAsia="Cambria" w:hAnsi="Cambria" w:cs="Cambria"/>
-        </w:rPr>
-        <w:t xml:space="preserve"> </w:t>
-      </w:r>
-      <w:proofErr w:type="spellStart"/>
-      <w:r>
-        <w:rPr>
-          <w:rFonts w:ascii="Cambria" w:eastAsia="Cambria" w:hAnsi="Cambria" w:cs="Cambria"/>
-        </w:rPr>
-        <w:t>λ</w:t>
+      </w:r>
+      <w:r>
+        <w:rPr>
+          <w:rFonts w:ascii="Cambria" w:eastAsia="Cambria" w:hAnsi="Cambria" w:cs="Cambria"/>
+        </w:rPr>
+      </w:r>
+      <w:proofErr w:type="spellStart"/>
+      <w:r>
+        <w:rPr>
+          <w:rFonts w:ascii="Cambria" w:eastAsia="Cambria" w:hAnsi="Cambria" w:cs="Cambria"/>
+        </w:rPr>
       </w:r>
       <w:proofErr w:type="gramStart"/>
       <w:r>
@@ -4939,30 +4750,24 @@
           <w:rFonts w:ascii="Cambria" w:eastAsia="Cambria" w:hAnsi="Cambria" w:cs="Cambria"/>
           <w:vertAlign w:val="subscript"/>
         </w:rPr>
-        <w:t>pk</w:t>
-      </w:r>
-      <w:proofErr w:type="spellEnd"/>
-      <w:r>
-        <w:rPr>
-          <w:rFonts w:ascii="Cambria" w:eastAsia="Cambria" w:hAnsi="Cambria" w:cs="Cambria"/>
-        </w:rPr>
-        <w:t xml:space="preserve">,   </w:t>
+      </w:r>
+      <w:proofErr w:type="spellEnd"/>
+      <w:r>
+        <w:rPr>
+          <w:rFonts w:ascii="Cambria" w:eastAsia="Cambria" w:hAnsi="Cambria" w:cs="Cambria"/>
+        </w:rPr>
       </w:r>
       <w:proofErr w:type="gramEnd"/>
       <w:r>
         <w:rPr>
           <w:rFonts w:ascii="Cambria" w:eastAsia="Cambria" w:hAnsi="Cambria" w:cs="Cambria"/>
         </w:rPr>
-        <w:t>∀p</w:t>
-      </w:r>
-      <w:r>
-        <w:ptab w:relativeTo="margin" w:alignment="right" w:leader="none"/>
-      </w:r>
-      <w:r>
-        <w:rPr>
-          <w:rFonts w:ascii="Cambria" w:eastAsia="Cambria" w:hAnsi="Cambria" w:cs="Cambria"/>
-        </w:rPr>
-        <w:t>(29)</w:t>
+      </w:r>
+      <w:r/>
+      <w:r>
+        <w:rPr>
+          <w:rFonts w:ascii="Cambria" w:eastAsia="Cambria" w:hAnsi="Cambria" w:cs="Cambria"/>
+        </w:rPr>
       </w:r>
     </w:p>
     <w:p>
@@ -4975,49 +4780,45 @@
         <w:rPr>
           <w:rFonts w:ascii="Cambria" w:eastAsia="Cambria" w:hAnsi="Cambria" w:cs="Cambria"/>
         </w:rPr>
-        <w:t>Σ</w:t>
-      </w:r>
-      <w:r>
-        <w:rPr>
-          <w:rFonts w:ascii="Cambria" w:eastAsia="Cambria" w:hAnsi="Cambria" w:cs="Cambria"/>
-          <w:vertAlign w:val="subscript"/>
-        </w:rPr>
-        <w:t>k</w:t>
-      </w:r>
-      <w:proofErr w:type="spellEnd"/>
-      <w:r>
-        <w:rPr>
-          <w:rFonts w:ascii="Cambria" w:eastAsia="Cambria" w:hAnsi="Cambria" w:cs="Cambria"/>
-        </w:rPr>
-        <w:t xml:space="preserve"> </w:t>
-      </w:r>
-      <w:proofErr w:type="spellStart"/>
-      <w:r>
-        <w:rPr>
-          <w:rFonts w:ascii="Cambria" w:eastAsia="Cambria" w:hAnsi="Cambria" w:cs="Cambria"/>
-        </w:rPr>
-        <w:t>λ</w:t>
-      </w:r>
-      <w:r>
-        <w:rPr>
-          <w:rFonts w:ascii="Cambria" w:eastAsia="Cambria" w:hAnsi="Cambria" w:cs="Cambria"/>
-          <w:vertAlign w:val="subscript"/>
-        </w:rPr>
-        <w:t>pk</w:t>
-      </w:r>
-      <w:proofErr w:type="spellEnd"/>
-      <w:r>
-        <w:rPr>
-          <w:rFonts w:ascii="Cambria" w:eastAsia="Cambria" w:hAnsi="Cambria" w:cs="Cambria"/>
-        </w:rPr>
-        <w:t xml:space="preserve"> = </w:t>
+        <w:t>Sp = Σd σd,u(p) · δp,d,   ∀p     (exact, since TRTp is integral)</w:t>
+        <w:tab/>
+        <w:t>(30)</w:t>
+      </w:r>
+      <w:r>
+        <w:rPr>
+          <w:rFonts w:ascii="Cambria" w:eastAsia="Cambria" w:hAnsi="Cambria" w:cs="Cambria"/>
+          <w:vertAlign w:val="subscript"/>
+        </w:rPr>
+      </w:r>
+      <w:proofErr w:type="spellEnd"/>
+      <w:r>
+        <w:rPr>
+          <w:rFonts w:ascii="Cambria" w:eastAsia="Cambria" w:hAnsi="Cambria" w:cs="Cambria"/>
+        </w:rPr>
+      </w:r>
+      <w:proofErr w:type="spellStart"/>
+      <w:r>
+        <w:rPr>
+          <w:rFonts w:ascii="Cambria" w:eastAsia="Cambria" w:hAnsi="Cambria" w:cs="Cambria"/>
+        </w:rPr>
+      </w:r>
+      <w:r>
+        <w:rPr>
+          <w:rFonts w:ascii="Cambria" w:eastAsia="Cambria" w:hAnsi="Cambria" w:cs="Cambria"/>
+          <w:vertAlign w:val="subscript"/>
+        </w:rPr>
+      </w:r>
+      <w:proofErr w:type="spellEnd"/>
+      <w:r>
+        <w:rPr>
+          <w:rFonts w:ascii="Cambria" w:eastAsia="Cambria" w:hAnsi="Cambria" w:cs="Cambria"/>
+        </w:rPr>
       </w:r>
       <w:proofErr w:type="gramStart"/>
       <w:r>
         <w:rPr>
           <w:rFonts w:ascii="Cambria" w:eastAsia="Cambria" w:hAnsi="Cambria" w:cs="Cambria"/>
         </w:rPr>
-        <w:t>1,  {</w:t>
       </w:r>
       <w:proofErr w:type="spellStart"/>
       <w:proofErr w:type="gramEnd"/>
@@ -5025,7 +4826,6 @@
         <w:rPr>
           <w:rFonts w:ascii="Cambria" w:eastAsia="Cambria" w:hAnsi="Cambria" w:cs="Cambria"/>
         </w:rPr>
-        <w:t>λ</w:t>
       </w:r>
       <w:proofErr w:type="gramStart"/>
       <w:r>
@@ -5033,51 +4833,42 @@
           <w:rFonts w:ascii="Cambria" w:eastAsia="Cambria" w:hAnsi="Cambria" w:cs="Cambria"/>
           <w:vertAlign w:val="subscript"/>
         </w:rPr>
-        <w:t>pk</w:t>
-      </w:r>
-      <w:proofErr w:type="spellEnd"/>
-      <w:r>
-        <w:rPr>
-          <w:rFonts w:ascii="Cambria" w:eastAsia="Cambria" w:hAnsi="Cambria" w:cs="Cambria"/>
-        </w:rPr>
-        <w:t>}</w:t>
-      </w:r>
-      <w:r>
-        <w:rPr>
-          <w:rFonts w:ascii="Cambria" w:eastAsia="Cambria" w:hAnsi="Cambria" w:cs="Cambria"/>
-          <w:vertAlign w:val="subscript"/>
-        </w:rPr>
-        <w:t>k</w:t>
+      </w:r>
+      <w:proofErr w:type="spellEnd"/>
+      <w:r>
+        <w:rPr>
+          <w:rFonts w:ascii="Cambria" w:eastAsia="Cambria" w:hAnsi="Cambria" w:cs="Cambria"/>
+        </w:rPr>
+      </w:r>
+      <w:r>
+        <w:rPr>
+          <w:rFonts w:ascii="Cambria" w:eastAsia="Cambria" w:hAnsi="Cambria" w:cs="Cambria"/>
+          <w:vertAlign w:val="subscript"/>
+        </w:rPr>
       </w:r>
       <w:proofErr w:type="gramEnd"/>
       <w:r>
         <w:rPr>
           <w:rFonts w:ascii="Cambria" w:eastAsia="Cambria" w:hAnsi="Cambria" w:cs="Cambria"/>
         </w:rPr>
-        <w:t xml:space="preserve"> SOS</w:t>
       </w:r>
       <w:proofErr w:type="gramStart"/>
       <w:r>
         <w:rPr>
           <w:rFonts w:ascii="Cambria" w:eastAsia="Cambria" w:hAnsi="Cambria" w:cs="Cambria"/>
         </w:rPr>
-        <w:t xml:space="preserve">2,   </w:t>
       </w:r>
       <w:proofErr w:type="gramEnd"/>
       <w:r>
         <w:rPr>
           <w:rFonts w:ascii="Cambria" w:eastAsia="Cambria" w:hAnsi="Cambria" w:cs="Cambria"/>
         </w:rPr>
-        <w:t>∀p</w:t>
-      </w:r>
-      <w:r>
-        <w:ptab w:relativeTo="margin" w:alignment="right" w:leader="none"/>
-      </w:r>
-      <w:r>
-        <w:rPr>
-          <w:rFonts w:ascii="Cambria" w:eastAsia="Cambria" w:hAnsi="Cambria" w:cs="Cambria"/>
-        </w:rPr>
-        <w:t>(30)</w:t>
+      </w:r>
+      <w:r/>
+      <w:r>
+        <w:rPr>
+          <w:rFonts w:ascii="Cambria" w:eastAsia="Cambria" w:hAnsi="Cambria" w:cs="Cambria"/>
+        </w:rPr>
       </w:r>
     </w:p>
     <w:p>
@@ -5157,7 +4948,7 @@
           <w:sz w:val="20"/>
           <w:szCs w:val="20"/>
         </w:rPr>
-        <w:t>Manufacturing queue (strategic_survival_probe only) — replaces the fixed start (7)</w:t>
+        <w:t>Manufacturing queue — replaces the fixed start (7)</w:t>
       </w:r>
     </w:p>
     <w:p>
@@ -5753,7 +5544,7 @@
         <w:spacing w:after="10" w:line="222" w:lineRule="auto"/>
       </w:pPr>
       <w:r>
-        <w:t>In strategic_survival_probe, the hold is the only new degree of freedom. Capacity (34) forces some patients to wait; the clinical-loss term of (1) then chooses who waits. In the core design (strategic_cost_design) this choice does not exist — who-waits is decided operationally by the per-epoch policy. ND (31), relaxed to 42 d, bounds the maximum hold. Because downstream stages (8)–(11) shift with the chosen start, TRTp — and hence Sp — pick up the wait automatically.</w:t>
+        <w:t>The hold is the only new degree of freedom. Capacity (34) forces some patients to wait; the clinical-loss term of (1) then chooses who waits. ND (31), relaxed to 42 d, bounds the maximum hold. Because downstream stages (8)–(11) shift with the chosen start, TRTp — and hence Sp — pick up the wait automatically.</w:t>
       </w:r>
       <w:r>
         <w:rPr>
@@ -5804,147 +5595,124 @@
           <w:b/>
           <w:bCs/>
         </w:rPr>
-        <w:t xml:space="preserve">Breakpoints (days). </w:t>
-      </w:r>
-      <w:proofErr w:type="spellStart"/>
-      <w:r>
-        <w:rPr>
-          <w:rFonts w:ascii="Cambria" w:eastAsia="Cambria" w:hAnsi="Cambria" w:cs="Cambria"/>
-        </w:rPr>
-        <w:t>τ</w:t>
-      </w:r>
-      <w:r>
-        <w:rPr>
-          <w:rFonts w:ascii="Cambria" w:eastAsia="Cambria" w:hAnsi="Cambria" w:cs="Cambria"/>
-          <w:vertAlign w:val="subscript"/>
-        </w:rPr>
-        <w:t>k</w:t>
-      </w:r>
-      <w:proofErr w:type="spellEnd"/>
-      <w:r>
-        <w:rPr>
-          <w:rFonts w:ascii="Cambria" w:eastAsia="Cambria" w:hAnsi="Cambria" w:cs="Cambria"/>
-        </w:rPr>
-        <w:t xml:space="preserve"> = </w:t>
-      </w:r>
-      <w:proofErr w:type="spellStart"/>
-      <w:r>
-        <w:rPr>
-          <w:rFonts w:ascii="Cambria" w:eastAsia="Cambria" w:hAnsi="Cambria" w:cs="Cambria"/>
-        </w:rPr>
-        <w:t>T_</w:t>
+        <w:t>Day range. Integer turnaround days d = T_min,…,T_max, with T_min = T_LS + minj TT1j + T_MFE + T_QC + minj TT3j = 1+1+7+7+1 = 17 d (TLS=1, TT1=TT3=1, T_MFE=T_QC=7); T_max = 42 d (relaxing ND=18). Under the original ND=18, TRTp is pinned to {17,18}; relaxing ND lets manufacturing-queue waiting spread it. Because TRTp is integral, the day-indicators (28)–(30) are exact — no SOS2 or convex-combination weights are needed.</w:t>
+      </w:r>
+      <w:proofErr w:type="spellStart"/>
+      <w:r>
+        <w:rPr>
+          <w:rFonts w:ascii="Cambria" w:eastAsia="Cambria" w:hAnsi="Cambria" w:cs="Cambria"/>
+        </w:rPr>
+      </w:r>
+      <w:r>
+        <w:rPr>
+          <w:rFonts w:ascii="Cambria" w:eastAsia="Cambria" w:hAnsi="Cambria" w:cs="Cambria"/>
+          <w:vertAlign w:val="subscript"/>
+        </w:rPr>
+      </w:r>
+      <w:proofErr w:type="spellEnd"/>
+      <w:r>
+        <w:rPr>
+          <w:rFonts w:ascii="Cambria" w:eastAsia="Cambria" w:hAnsi="Cambria" w:cs="Cambria"/>
+        </w:rPr>
+      </w:r>
+      <w:proofErr w:type="spellStart"/>
+      <w:r>
+        <w:rPr>
+          <w:rFonts w:ascii="Cambria" w:eastAsia="Cambria" w:hAnsi="Cambria" w:cs="Cambria"/>
+        </w:rPr>
       </w:r>
       <w:proofErr w:type="gramStart"/>
       <w:r>
         <w:rPr>
           <w:rFonts w:ascii="Cambria" w:eastAsia="Cambria" w:hAnsi="Cambria" w:cs="Cambria"/>
         </w:rPr>
-        <w:t>min</w:t>
-      </w:r>
-      <w:proofErr w:type="spellEnd"/>
-      <w:r>
-        <w:rPr>
-          <w:rFonts w:ascii="Cambria" w:eastAsia="Cambria" w:hAnsi="Cambria" w:cs="Cambria"/>
-        </w:rPr>
-        <w:t>,…</w:t>
+      </w:r>
+      <w:proofErr w:type="spellEnd"/>
+      <w:r>
+        <w:rPr>
+          <w:rFonts w:ascii="Cambria" w:eastAsia="Cambria" w:hAnsi="Cambria" w:cs="Cambria"/>
+        </w:rPr>
       </w:r>
       <w:proofErr w:type="gramEnd"/>
       <w:r>
         <w:rPr>
           <w:rFonts w:ascii="Cambria" w:eastAsia="Cambria" w:hAnsi="Cambria" w:cs="Cambria"/>
         </w:rPr>
-        <w:t>,</w:t>
-      </w:r>
-      <w:proofErr w:type="spellStart"/>
-      <w:r>
-        <w:rPr>
-          <w:rFonts w:ascii="Cambria" w:eastAsia="Cambria" w:hAnsi="Cambria" w:cs="Cambria"/>
-        </w:rPr>
-        <w:t>T_</w:t>
+      </w:r>
+      <w:proofErr w:type="spellStart"/>
+      <w:r>
+        <w:rPr>
+          <w:rFonts w:ascii="Cambria" w:eastAsia="Cambria" w:hAnsi="Cambria" w:cs="Cambria"/>
+        </w:rPr>
       </w:r>
       <w:proofErr w:type="gramStart"/>
       <w:r>
         <w:rPr>
           <w:rFonts w:ascii="Cambria" w:eastAsia="Cambria" w:hAnsi="Cambria" w:cs="Cambria"/>
         </w:rPr>
-        <w:t>max</w:t>
-      </w:r>
-      <w:proofErr w:type="spellEnd"/>
-      <w:r>
-        <w:t>,  with</w:t>
-      </w:r>
+      </w:r>
+      <w:proofErr w:type="spellEnd"/>
+      <w:r/>
       <w:proofErr w:type="gramEnd"/>
-      <w:r>
-        <w:t xml:space="preserve">  </w:t>
-      </w:r>
-      <w:proofErr w:type="spellStart"/>
-      <w:r>
-        <w:rPr>
-          <w:rFonts w:ascii="Cambria" w:eastAsia="Cambria" w:hAnsi="Cambria" w:cs="Cambria"/>
-        </w:rPr>
-        <w:t>T_min</w:t>
-      </w:r>
-      <w:proofErr w:type="spellEnd"/>
-      <w:r>
-        <w:rPr>
-          <w:rFonts w:ascii="Cambria" w:eastAsia="Cambria" w:hAnsi="Cambria" w:cs="Cambria"/>
-        </w:rPr>
-        <w:t xml:space="preserve"> = T_LS + </w:t>
-      </w:r>
-      <w:proofErr w:type="spellStart"/>
-      <w:r>
-        <w:rPr>
-          <w:rFonts w:ascii="Cambria" w:eastAsia="Cambria" w:hAnsi="Cambria" w:cs="Cambria"/>
-        </w:rPr>
-        <w:t>min</w:t>
-      </w:r>
-      <w:r>
-        <w:rPr>
-          <w:rFonts w:ascii="Cambria" w:eastAsia="Cambria" w:hAnsi="Cambria" w:cs="Cambria"/>
-          <w:vertAlign w:val="subscript"/>
-        </w:rPr>
-        <w:t>j</w:t>
-      </w:r>
-      <w:proofErr w:type="spellEnd"/>
-      <w:r>
-        <w:rPr>
-          <w:rFonts w:ascii="Cambria" w:eastAsia="Cambria" w:hAnsi="Cambria" w:cs="Cambria"/>
-        </w:rPr>
-        <w:t xml:space="preserve"> TT1</w:t>
-      </w:r>
-      <w:r>
-        <w:rPr>
-          <w:rFonts w:ascii="Cambria" w:eastAsia="Cambria" w:hAnsi="Cambria" w:cs="Cambria"/>
-          <w:vertAlign w:val="subscript"/>
-        </w:rPr>
-        <w:t>j</w:t>
-      </w:r>
-      <w:r>
-        <w:rPr>
-          <w:rFonts w:ascii="Cambria" w:eastAsia="Cambria" w:hAnsi="Cambria" w:cs="Cambria"/>
-        </w:rPr>
-        <w:t xml:space="preserve"> + T_MFE + T_QC + </w:t>
-      </w:r>
-      <w:proofErr w:type="spellStart"/>
-      <w:r>
-        <w:rPr>
-          <w:rFonts w:ascii="Cambria" w:eastAsia="Cambria" w:hAnsi="Cambria" w:cs="Cambria"/>
-        </w:rPr>
-        <w:t>min</w:t>
-      </w:r>
-      <w:r>
-        <w:rPr>
-          <w:rFonts w:ascii="Cambria" w:eastAsia="Cambria" w:hAnsi="Cambria" w:cs="Cambria"/>
-          <w:vertAlign w:val="subscript"/>
-        </w:rPr>
-        <w:t>j</w:t>
-      </w:r>
-      <w:proofErr w:type="spellEnd"/>
-      <w:r>
-        <w:rPr>
-          <w:rFonts w:ascii="Cambria" w:eastAsia="Cambria" w:hAnsi="Cambria" w:cs="Cambria"/>
-        </w:rPr>
-        <w:t xml:space="preserve"> TT3</w:t>
+      <w:r/>
+      <w:proofErr w:type="spellStart"/>
+      <w:r>
+        <w:rPr>
+          <w:rFonts w:ascii="Cambria" w:eastAsia="Cambria" w:hAnsi="Cambria" w:cs="Cambria"/>
+        </w:rPr>
+      </w:r>
+      <w:proofErr w:type="spellEnd"/>
+      <w:r>
+        <w:rPr>
+          <w:rFonts w:ascii="Cambria" w:eastAsia="Cambria" w:hAnsi="Cambria" w:cs="Cambria"/>
+        </w:rPr>
+      </w:r>
+      <w:proofErr w:type="spellStart"/>
+      <w:r>
+        <w:rPr>
+          <w:rFonts w:ascii="Cambria" w:eastAsia="Cambria" w:hAnsi="Cambria" w:cs="Cambria"/>
+        </w:rPr>
+      </w:r>
+      <w:r>
+        <w:rPr>
+          <w:rFonts w:ascii="Cambria" w:eastAsia="Cambria" w:hAnsi="Cambria" w:cs="Cambria"/>
+          <w:vertAlign w:val="subscript"/>
+        </w:rPr>
+      </w:r>
+      <w:proofErr w:type="spellEnd"/>
+      <w:r>
+        <w:rPr>
+          <w:rFonts w:ascii="Cambria" w:eastAsia="Cambria" w:hAnsi="Cambria" w:cs="Cambria"/>
+        </w:rPr>
+      </w:r>
+      <w:r>
+        <w:rPr>
+          <w:rFonts w:ascii="Cambria" w:eastAsia="Cambria" w:hAnsi="Cambria" w:cs="Cambria"/>
+          <w:vertAlign w:val="subscript"/>
+        </w:rPr>
+      </w:r>
+      <w:r>
+        <w:rPr>
+          <w:rFonts w:ascii="Cambria" w:eastAsia="Cambria" w:hAnsi="Cambria" w:cs="Cambria"/>
+        </w:rPr>
+      </w:r>
+      <w:proofErr w:type="spellStart"/>
+      <w:r>
+        <w:rPr>
+          <w:rFonts w:ascii="Cambria" w:eastAsia="Cambria" w:hAnsi="Cambria" w:cs="Cambria"/>
+        </w:rPr>
+      </w:r>
+      <w:r>
+        <w:rPr>
+          <w:rFonts w:ascii="Cambria" w:eastAsia="Cambria" w:hAnsi="Cambria" w:cs="Cambria"/>
+          <w:vertAlign w:val="subscript"/>
+        </w:rPr>
+      </w:r>
+      <w:proofErr w:type="spellEnd"/>
+      <w:r>
+        <w:rPr>
+          <w:rFonts w:ascii="Cambria" w:eastAsia="Cambria" w:hAnsi="Cambria" w:cs="Cambria"/>
+        </w:rPr>
       </w:r>
       <w:proofErr w:type="gramStart"/>
       <w:r>
@@ -5952,97 +5720,66 @@
           <w:rFonts w:ascii="Cambria" w:eastAsia="Cambria" w:hAnsi="Cambria" w:cs="Cambria"/>
           <w:vertAlign w:val="subscript"/>
         </w:rPr>
-        <w:t>j</w:t>
-      </w:r>
-      <w:r>
-        <w:t xml:space="preserve">  =</w:t>
-      </w:r>
+      </w:r>
+      <w:r/>
       <w:proofErr w:type="gramEnd"/>
-      <w:r>
-        <w:t xml:space="preserve"> 1+1+7+7+1 = 17 </w:t>
-      </w:r>
+      <w:r/>
       <w:proofErr w:type="gramStart"/>
-      <w:r>
-        <w:t>d  (</w:t>
-      </w:r>
+      <w:r/>
       <w:proofErr w:type="gramEnd"/>
-      <w:r>
-        <w:t>TLS=1, TT1=TT3=1, T_MFE=T_QC=7</w:t>
-      </w:r>
+      <w:r/>
       <w:proofErr w:type="gramStart"/>
-      <w:r>
-        <w:t xml:space="preserve">);  </w:t>
-      </w:r>
-      <w:proofErr w:type="spellStart"/>
-      <w:r>
-        <w:rPr>
-          <w:rFonts w:ascii="Cambria" w:eastAsia="Cambria" w:hAnsi="Cambria" w:cs="Cambria"/>
-        </w:rPr>
-        <w:t>T</w:t>
+      <w:r/>
+      <w:proofErr w:type="spellStart"/>
+      <w:r>
+        <w:rPr>
+          <w:rFonts w:ascii="Cambria" w:eastAsia="Cambria" w:hAnsi="Cambria" w:cs="Cambria"/>
+        </w:rPr>
       </w:r>
       <w:proofErr w:type="gramEnd"/>
       <w:r>
         <w:rPr>
           <w:rFonts w:ascii="Cambria" w:eastAsia="Cambria" w:hAnsi="Cambria" w:cs="Cambria"/>
         </w:rPr>
-        <w:t>_max</w:t>
-      </w:r>
-      <w:proofErr w:type="spellEnd"/>
-      <w:r>
-        <w:t xml:space="preserve"> = 42 d (relaxing ND=18). Under the original ND=18, </w:t>
-      </w:r>
-      <w:proofErr w:type="spellStart"/>
-      <w:r>
-        <w:rPr>
-          <w:rFonts w:ascii="Cambria" w:eastAsia="Cambria" w:hAnsi="Cambria" w:cs="Cambria"/>
-        </w:rPr>
-        <w:t>TRT</w:t>
-      </w:r>
-      <w:r>
-        <w:rPr>
-          <w:rFonts w:ascii="Cambria" w:eastAsia="Cambria" w:hAnsi="Cambria" w:cs="Cambria"/>
-          <w:vertAlign w:val="subscript"/>
-        </w:rPr>
-        <w:t>p</w:t>
-      </w:r>
-      <w:proofErr w:type="spellEnd"/>
-      <w:r>
-        <w:t xml:space="preserve"> is pinned to {17,18}; relaxing ND lets </w:t>
-      </w:r>
+      </w:r>
+      <w:proofErr w:type="spellEnd"/>
+      <w:r/>
+      <w:proofErr w:type="spellStart"/>
+      <w:r>
+        <w:rPr>
+          <w:rFonts w:ascii="Cambria" w:eastAsia="Cambria" w:hAnsi="Cambria" w:cs="Cambria"/>
+        </w:rPr>
+      </w:r>
+      <w:r>
+        <w:rPr>
+          <w:rFonts w:ascii="Cambria" w:eastAsia="Cambria" w:hAnsi="Cambria" w:cs="Cambria"/>
+          <w:vertAlign w:val="subscript"/>
+        </w:rPr>
+      </w:r>
+      <w:proofErr w:type="spellEnd"/>
+      <w:r/>
       <w:proofErr w:type="gramStart"/>
-      <w:r>
-        <w:t>manufacturing-queue</w:t>
-      </w:r>
+      <w:r/>
       <w:proofErr w:type="gramEnd"/>
-      <w:r>
-        <w:t xml:space="preserve"> waiting spread it. Integer </w:t>
-      </w:r>
-      <w:proofErr w:type="spellStart"/>
-      <w:r>
-        <w:rPr>
-          <w:rFonts w:ascii="Cambria" w:eastAsia="Cambria" w:hAnsi="Cambria" w:cs="Cambria"/>
-        </w:rPr>
-        <w:t>TRT</w:t>
-      </w:r>
-      <w:r>
-        <w:rPr>
-          <w:rFonts w:ascii="Cambria" w:eastAsia="Cambria" w:hAnsi="Cambria" w:cs="Cambria"/>
-          <w:vertAlign w:val="subscript"/>
-        </w:rPr>
-        <w:t>p</w:t>
-      </w:r>
-      <w:proofErr w:type="spellEnd"/>
-      <w:r>
-        <w:t xml:space="preserve"> ⇒ (28)</w:t>
-      </w:r>
+      <w:r/>
+      <w:proofErr w:type="spellStart"/>
+      <w:r>
+        <w:rPr>
+          <w:rFonts w:ascii="Cambria" w:eastAsia="Cambria" w:hAnsi="Cambria" w:cs="Cambria"/>
+        </w:rPr>
+      </w:r>
+      <w:r>
+        <w:rPr>
+          <w:rFonts w:ascii="Cambria" w:eastAsia="Cambria" w:hAnsi="Cambria" w:cs="Cambria"/>
+          <w:vertAlign w:val="subscript"/>
+        </w:rPr>
+      </w:r>
+      <w:proofErr w:type="spellEnd"/>
+      <w:r/>
       <w:proofErr w:type="gramStart"/>
-      <w:r>
-        <w:t>–(</w:t>
-      </w:r>
+      <w:r/>
       <w:proofErr w:type="gramEnd"/>
-      <w:r>
-        <w:t>30) exact.</w:t>
-      </w:r>
+      <w:r/>
     </w:p>
     <w:p>
       <w:pPr>
@@ -6557,14 +6294,13 @@
         <w:spacing w:after="30" w:line="222" w:lineRule="auto"/>
       </w:pPr>
       <w:r>
-        <w:t xml:space="preserve">Heights </w:t>
-      </w:r>
-      <w:proofErr w:type="spellStart"/>
-      <w:r>
-        <w:rPr>
-          <w:rFonts w:ascii="Cambria" w:eastAsia="Cambria" w:hAnsi="Cambria" w:cs="Cambria"/>
-        </w:rPr>
-        <w:t>σ</w:t>
+        <w:t>Heights σd,u = Su(d)  (representative days shown; every integer day 17–42 enters (30)):</w:t>
+      </w:r>
+      <w:proofErr w:type="spellStart"/>
+      <w:r>
+        <w:rPr>
+          <w:rFonts w:ascii="Cambria" w:eastAsia="Cambria" w:hAnsi="Cambria" w:cs="Cambria"/>
+        </w:rPr>
       </w:r>
       <w:proofErr w:type="gramStart"/>
       <w:r>
@@ -6572,7 +6308,6 @@
           <w:rFonts w:ascii="Cambria" w:eastAsia="Cambria" w:hAnsi="Cambria" w:cs="Cambria"/>
           <w:vertAlign w:val="subscript"/>
         </w:rPr>
-        <w:t>k,u</w:t>
       </w:r>
       <w:proofErr w:type="spellEnd"/>
       <w:proofErr w:type="gramEnd"/>
@@ -6580,35 +6315,27 @@
         <w:rPr>
           <w:rFonts w:ascii="Cambria" w:eastAsia="Cambria" w:hAnsi="Cambria" w:cs="Cambria"/>
         </w:rPr>
-        <w:t xml:space="preserve"> = S</w:t>
-      </w:r>
-      <w:r>
-        <w:rPr>
-          <w:rFonts w:ascii="Cambria" w:eastAsia="Cambria" w:hAnsi="Cambria" w:cs="Cambria"/>
-          <w:vertAlign w:val="subscript"/>
-        </w:rPr>
-        <w:t>u</w:t>
-      </w:r>
-      <w:r>
-        <w:rPr>
-          <w:rFonts w:ascii="Cambria" w:eastAsia="Cambria" w:hAnsi="Cambria" w:cs="Cambria"/>
-        </w:rPr>
-        <w:t>(</w:t>
+      </w:r>
+      <w:r>
+        <w:rPr>
+          <w:rFonts w:ascii="Cambria" w:eastAsia="Cambria" w:hAnsi="Cambria" w:cs="Cambria"/>
+          <w:vertAlign w:val="subscript"/>
+        </w:rPr>
+      </w:r>
+      <w:r>
+        <w:rPr>
+          <w:rFonts w:ascii="Cambria" w:eastAsia="Cambria" w:hAnsi="Cambria" w:cs="Cambria"/>
+        </w:rPr>
       </w:r>
       <w:proofErr w:type="gramStart"/>
       <w:r>
         <w:rPr>
           <w:rFonts w:ascii="Cambria" w:eastAsia="Cambria" w:hAnsi="Cambria" w:cs="Cambria"/>
         </w:rPr>
-        <w:t>k)</w:t>
-      </w:r>
-      <w:r>
-        <w:t xml:space="preserve">  (</w:t>
-      </w:r>
+      </w:r>
+      <w:r/>
       <w:proofErr w:type="gramEnd"/>
-      <w:r>
-        <w:t>representative days shown; every integer day 17–42 enters (29)):</w:t>
-      </w:r>
+      <w:r/>
     </w:p>
     <w:tbl>
       <w:tblPr>
@@ -7306,7 +7033,7 @@
           <w:bCs/>
           <w:color w:val="1F3864"/>
         </w:rPr>
-        <w:t>Emergent priority. No priority rule is added. Because Sp declines faster for higher-urgency tiers (larger HRu), minimizing the operational objective Σρ(1−Ŝ) leads the policy to expedite the sickest through the manufacturing sequence — priority is an output of the objective, not an input.</w:t>
+        <w:t>Emergent priority. No priority rule is added. Because Sp declines faster for higher-urgency tiers (larger HRu), minimizing the operational objective Σα_u(1−Ŝ) leads the policy to expedite the sickest through the manufacturing sequence — priority is an output of the objective, not an input. The one-day survival decrements are in the ratio ΔS_H : ΔS_M : ΔS_L = 7.3 : 2.5 : 1 across the 17–42 d range, so under (P8) high-risk patients are served first for any α_u with α_L/α_H &lt; 7.3, and ahead of medium-risk for any with α_M/α_H &lt; 2.9. (This is the operational counterpart of the hazard-ratio 8 : 2.5 : 1, a distinct quantity.)</w:t>
       </w:r>
       <w:r>
         <w:rPr>
@@ -7405,7 +7132,7 @@
           <w:i w:val="0"/>
           <w:sz w:val="20"/>
         </w:rPr>
-        <w:t>The strategic design (strategic_cost_design, cost-based) is solved ONCE, offline, to fix the network. A discrete-event simulation then advances time: patients deteriorate, batches succeed or fail, and new patients arrive. At each decision epoch t (a manufacturing slot frees), the current state is observed and the small problem below is solved over a short look-ahead [t, t+H]; only the immediate start is implemented, then the loop repeats. The strategic decisions are frozen — only who-starts-next is decided.</w:t>
+        <w:t>The strategic design is solved ONCE, offline, at the calibrated life values, to fix the network. A discrete-event simulation then advances time: patients deteriorate, batches succeed or fail, and new patients arrive. At each decision epoch t (a manufacturing slot frees), the current state is observed and the small problem below is solved over a short look-ahead [t, t+H]; only the immediate start is implemented, then the loop repeats. The strategic decisions are frozen — only who-starts-next is decided.</w:t>
       </w:r>
       <w:r>
         <w:rPr>
@@ -8103,133 +7830,121 @@
           <w:i w:val="0"/>
           <w:sz w:val="20"/>
         </w:rPr>
-        <w:t>min  Σ</w:t>
-      </w:r>
-      <w:r>
-        <w:rPr>
-          <w:rFonts w:ascii="Cambria" w:hAnsi="Cambria"/>
-          <w:b w:val="0"/>
-          <w:i w:val="0"/>
-          <w:sz w:val="20"/>
-          <w:vertAlign w:val="subscript"/>
-        </w:rPr>
-        <w:t>i∈W_t</w:t>
-      </w:r>
-      <w:r>
-        <w:rPr>
-          <w:rFonts w:ascii="Cambria" w:hAnsi="Cambria"/>
-          <w:b w:val="0"/>
-          <w:i w:val="0"/>
-          <w:sz w:val="20"/>
-        </w:rPr>
-        <w:t xml:space="preserve"> ρ</w:t>
-      </w:r>
-      <w:r>
-        <w:rPr>
-          <w:rFonts w:ascii="Cambria" w:hAnsi="Cambria"/>
-          <w:b w:val="0"/>
-          <w:i w:val="0"/>
-          <w:sz w:val="20"/>
-          <w:vertAlign w:val="subscript"/>
-        </w:rPr>
-        <w:t>u(i)</w:t>
-      </w:r>
-      <w:r>
-        <w:rPr>
-          <w:rFonts w:ascii="Cambria" w:hAnsi="Cambria"/>
-          <w:b w:val="0"/>
-          <w:i w:val="0"/>
-          <w:sz w:val="20"/>
-        </w:rPr>
-        <w:t>( 1 − Ŝ</w:t>
-      </w:r>
-      <w:r>
-        <w:rPr>
-          <w:rFonts w:ascii="Cambria" w:hAnsi="Cambria"/>
-          <w:b w:val="0"/>
-          <w:i w:val="0"/>
-          <w:sz w:val="20"/>
-          <w:vertAlign w:val="subscript"/>
-        </w:rPr>
-        <w:t>i</w:t>
-      </w:r>
-      <w:r>
-        <w:rPr>
-          <w:rFonts w:ascii="Cambria" w:hAnsi="Cambria"/>
-          <w:b w:val="0"/>
-          <w:i w:val="0"/>
-          <w:sz w:val="20"/>
-        </w:rPr>
-        <w:t xml:space="preserve"> )  +  Σ</w:t>
-      </w:r>
-      <w:r>
-        <w:rPr>
-          <w:rFonts w:ascii="Cambria" w:hAnsi="Cambria"/>
-          <w:b w:val="0"/>
-          <w:i w:val="0"/>
-          <w:sz w:val="20"/>
-          <w:vertAlign w:val="subscript"/>
-        </w:rPr>
-        <w:t>i,τ</w:t>
-      </w:r>
-      <w:r>
-        <w:rPr>
-          <w:rFonts w:ascii="Cambria" w:hAnsi="Cambria"/>
-          <w:b w:val="0"/>
-          <w:i w:val="0"/>
-          <w:sz w:val="20"/>
-        </w:rPr>
-        <w:t xml:space="preserve"> c</w:t>
-      </w:r>
-      <w:r>
-        <w:rPr>
-          <w:rFonts w:ascii="Cambria" w:hAnsi="Cambria"/>
-          <w:b w:val="0"/>
-          <w:i w:val="0"/>
-          <w:sz w:val="20"/>
-          <w:vertAlign w:val="superscript"/>
-        </w:rPr>
-        <w:t>op</w:t>
-      </w:r>
-      <w:r>
-        <w:rPr>
-          <w:rFonts w:ascii="Cambria" w:hAnsi="Cambria"/>
-          <w:b w:val="0"/>
-          <w:i w:val="0"/>
-          <w:sz w:val="20"/>
-          <w:vertAlign w:val="subscript"/>
-        </w:rPr>
-        <w:t>i</w:t>
-      </w:r>
-      <w:r>
-        <w:rPr>
-          <w:rFonts w:ascii="Cambria" w:hAnsi="Cambria"/>
-          <w:b w:val="0"/>
-          <w:i w:val="0"/>
-          <w:sz w:val="20"/>
-        </w:rPr>
-        <w:t xml:space="preserve"> x</w:t>
-      </w:r>
-      <w:r>
-        <w:rPr>
-          <w:rFonts w:ascii="Cambria" w:hAnsi="Cambria"/>
-          <w:b w:val="0"/>
-          <w:i w:val="0"/>
-          <w:sz w:val="20"/>
-          <w:vertAlign w:val="subscript"/>
-        </w:rPr>
-        <w:t>i,τ</w:t>
-      </w:r>
-      <w:r>
-        <w:rPr>
-          <w:rFonts w:ascii="Cambria" w:hAnsi="Cambria"/>
-          <w:b w:val="0"/>
-          <w:i w:val="0"/>
-          <w:sz w:val="20"/>
-        </w:rPr>
+        <w:t>min  Σi∈W_t α_u(i)( 1 − Ŝi )</w:t>
         <w:tab/>
         <w:t>(P3)</w:t>
       </w:r>
+      <w:r>
+        <w:rPr>
+          <w:rFonts w:ascii="Cambria" w:hAnsi="Cambria"/>
+          <w:b w:val="0"/>
+          <w:i w:val="0"/>
+          <w:sz w:val="20"/>
+          <w:vertAlign w:val="subscript"/>
+        </w:rPr>
+      </w:r>
+      <w:r>
+        <w:rPr>
+          <w:rFonts w:ascii="Cambria" w:hAnsi="Cambria"/>
+          <w:b w:val="0"/>
+          <w:i w:val="0"/>
+          <w:sz w:val="20"/>
+        </w:rPr>
+      </w:r>
+      <w:r>
+        <w:rPr>
+          <w:rFonts w:ascii="Cambria" w:hAnsi="Cambria"/>
+          <w:b w:val="0"/>
+          <w:i w:val="0"/>
+          <w:sz w:val="20"/>
+          <w:vertAlign w:val="subscript"/>
+        </w:rPr>
+      </w:r>
+      <w:r>
+        <w:rPr>
+          <w:rFonts w:ascii="Cambria" w:hAnsi="Cambria"/>
+          <w:b w:val="0"/>
+          <w:i w:val="0"/>
+          <w:sz w:val="20"/>
+        </w:rPr>
+      </w:r>
+      <w:r>
+        <w:rPr>
+          <w:rFonts w:ascii="Cambria" w:hAnsi="Cambria"/>
+          <w:b w:val="0"/>
+          <w:i w:val="0"/>
+          <w:sz w:val="20"/>
+          <w:vertAlign w:val="subscript"/>
+        </w:rPr>
+      </w:r>
+      <w:r>
+        <w:rPr>
+          <w:rFonts w:ascii="Cambria" w:hAnsi="Cambria"/>
+          <w:b w:val="0"/>
+          <w:i w:val="0"/>
+          <w:sz w:val="20"/>
+        </w:rPr>
+      </w:r>
+      <w:r>
+        <w:rPr>
+          <w:rFonts w:ascii="Cambria" w:hAnsi="Cambria"/>
+          <w:b w:val="0"/>
+          <w:i w:val="0"/>
+          <w:sz w:val="20"/>
+          <w:vertAlign w:val="subscript"/>
+        </w:rPr>
+      </w:r>
+      <w:r>
+        <w:rPr>
+          <w:rFonts w:ascii="Cambria" w:hAnsi="Cambria"/>
+          <w:b w:val="0"/>
+          <w:i w:val="0"/>
+          <w:sz w:val="20"/>
+        </w:rPr>
+      </w:r>
+      <w:r>
+        <w:rPr>
+          <w:rFonts w:ascii="Cambria" w:hAnsi="Cambria"/>
+          <w:b w:val="0"/>
+          <w:i w:val="0"/>
+          <w:sz w:val="20"/>
+          <w:vertAlign w:val="superscript"/>
+        </w:rPr>
+      </w:r>
+      <w:r>
+        <w:rPr>
+          <w:rFonts w:ascii="Cambria" w:hAnsi="Cambria"/>
+          <w:b w:val="0"/>
+          <w:i w:val="0"/>
+          <w:sz w:val="20"/>
+          <w:vertAlign w:val="subscript"/>
+        </w:rPr>
+      </w:r>
+      <w:r>
+        <w:rPr>
+          <w:rFonts w:ascii="Cambria" w:hAnsi="Cambria"/>
+          <w:b w:val="0"/>
+          <w:i w:val="0"/>
+          <w:sz w:val="20"/>
+        </w:rPr>
+      </w:r>
+      <w:r>
+        <w:rPr>
+          <w:rFonts w:ascii="Cambria" w:hAnsi="Cambria"/>
+          <w:b w:val="0"/>
+          <w:i w:val="0"/>
+          <w:sz w:val="20"/>
+          <w:vertAlign w:val="subscript"/>
+        </w:rPr>
+      </w:r>
+      <w:r>
+        <w:rPr>
+          <w:rFonts w:ascii="Cambria" w:hAnsi="Cambria"/>
+          <w:b w:val="0"/>
+          <w:i w:val="0"/>
+          <w:sz w:val="20"/>
+        </w:rPr>
+      </w:r>
     </w:p>
     <w:p>
       <w:pPr>
@@ -8242,223 +7957,200 @@
           <w:i w:val="0"/>
           <w:sz w:val="20"/>
         </w:rPr>
-        <w:t xml:space="preserve">with effective survival </w:t>
-      </w:r>
-      <w:r>
-        <w:rPr>
-          <w:rFonts w:ascii="Cambria" w:hAnsi="Cambria"/>
-          <w:b w:val="0"/>
-          <w:i w:val="0"/>
-          <w:sz w:val="20"/>
-        </w:rPr>
-        <w:t>Ŝ</w:t>
-      </w:r>
-      <w:r>
-        <w:rPr>
-          <w:rFonts w:ascii="Cambria" w:hAnsi="Cambria"/>
-          <w:b w:val="0"/>
-          <w:i w:val="0"/>
-          <w:sz w:val="20"/>
-          <w:vertAlign w:val="subscript"/>
-        </w:rPr>
-        <w:t>i</w:t>
-      </w:r>
-      <w:r>
-        <w:rPr>
-          <w:rFonts w:ascii="Cambria" w:hAnsi="Cambria"/>
-          <w:b w:val="0"/>
-          <w:i w:val="0"/>
-          <w:sz w:val="20"/>
-        </w:rPr>
-        <w:t xml:space="preserve"> = Σ</w:t>
-      </w:r>
-      <w:r>
-        <w:rPr>
-          <w:rFonts w:ascii="Cambria" w:hAnsi="Cambria"/>
-          <w:b w:val="0"/>
-          <w:i w:val="0"/>
-          <w:sz w:val="20"/>
-          <w:vertAlign w:val="subscript"/>
-        </w:rPr>
-        <w:t>τ</w:t>
-      </w:r>
-      <w:r>
-        <w:rPr>
-          <w:rFonts w:ascii="Cambria" w:hAnsi="Cambria"/>
-          <w:b w:val="0"/>
-          <w:i w:val="0"/>
-          <w:sz w:val="20"/>
-        </w:rPr>
-        <w:t xml:space="preserve"> S</w:t>
-      </w:r>
-      <w:r>
-        <w:rPr>
-          <w:rFonts w:ascii="Cambria" w:hAnsi="Cambria"/>
-          <w:b w:val="0"/>
-          <w:i w:val="0"/>
-          <w:sz w:val="20"/>
-          <w:vertAlign w:val="subscript"/>
-        </w:rPr>
-        <w:t>i</w:t>
-      </w:r>
-      <w:r>
-        <w:rPr>
-          <w:rFonts w:ascii="Cambria" w:hAnsi="Cambria"/>
-          <w:b w:val="0"/>
-          <w:i w:val="0"/>
-          <w:sz w:val="20"/>
-        </w:rPr>
-        <w:t>(τ) x</w:t>
-      </w:r>
-      <w:r>
-        <w:rPr>
-          <w:rFonts w:ascii="Cambria" w:hAnsi="Cambria"/>
-          <w:b w:val="0"/>
-          <w:i w:val="0"/>
-          <w:sz w:val="20"/>
-          <w:vertAlign w:val="subscript"/>
-        </w:rPr>
-        <w:t>i,τ</w:t>
-      </w:r>
-      <w:r>
-        <w:rPr>
-          <w:rFonts w:ascii="Cambria" w:hAnsi="Cambria"/>
-          <w:b w:val="0"/>
-          <w:i w:val="0"/>
-          <w:sz w:val="20"/>
-        </w:rPr>
-        <w:t xml:space="preserve"> + d</w:t>
-      </w:r>
-      <w:r>
-        <w:rPr>
-          <w:rFonts w:ascii="Cambria" w:hAnsi="Cambria"/>
-          <w:b w:val="0"/>
-          <w:i w:val="0"/>
-          <w:sz w:val="20"/>
-          <w:vertAlign w:val="subscript"/>
-        </w:rPr>
-        <w:t>i</w:t>
-      </w:r>
-      <w:r>
-        <w:rPr>
-          <w:rFonts w:ascii="Cambria" w:hAnsi="Cambria"/>
-          <w:b w:val="0"/>
-          <w:i w:val="0"/>
-          <w:sz w:val="20"/>
-        </w:rPr>
-        <w:t>(1 − Σ</w:t>
-      </w:r>
-      <w:r>
-        <w:rPr>
-          <w:rFonts w:ascii="Cambria" w:hAnsi="Cambria"/>
-          <w:b w:val="0"/>
-          <w:i w:val="0"/>
-          <w:sz w:val="20"/>
-          <w:vertAlign w:val="subscript"/>
-        </w:rPr>
-        <w:t>τ</w:t>
-      </w:r>
-      <w:r>
-        <w:rPr>
-          <w:rFonts w:ascii="Cambria" w:hAnsi="Cambria"/>
-          <w:b w:val="0"/>
-          <w:i w:val="0"/>
-          <w:sz w:val="20"/>
-        </w:rPr>
-        <w:t xml:space="preserve"> x</w:t>
-      </w:r>
-      <w:r>
-        <w:rPr>
-          <w:rFonts w:ascii="Cambria" w:hAnsi="Cambria"/>
-          <w:b w:val="0"/>
-          <w:i w:val="0"/>
-          <w:sz w:val="20"/>
-          <w:vertAlign w:val="subscript"/>
-        </w:rPr>
-        <w:t>i,τ</w:t>
-      </w:r>
-      <w:r>
-        <w:rPr>
-          <w:rFonts w:ascii="Cambria" w:hAnsi="Cambria"/>
-          <w:b w:val="0"/>
-          <w:i w:val="0"/>
-          <w:sz w:val="20"/>
-        </w:rPr>
-        <w:t>)</w:t>
-      </w:r>
-      <w:r>
-        <w:rPr>
-          <w:rFonts w:ascii="Calibri" w:hAnsi="Calibri"/>
-          <w:b w:val="0"/>
-          <w:i w:val="0"/>
-          <w:sz w:val="20"/>
-        </w:rPr>
-        <w:t xml:space="preserve">, where </w:t>
-      </w:r>
-      <w:r>
-        <w:rPr>
-          <w:rFonts w:ascii="Cambria" w:hAnsi="Cambria"/>
-          <w:b w:val="0"/>
-          <w:i w:val="0"/>
-          <w:sz w:val="20"/>
-        </w:rPr>
-        <w:t>d</w:t>
-      </w:r>
-      <w:r>
-        <w:rPr>
-          <w:rFonts w:ascii="Cambria" w:hAnsi="Cambria"/>
-          <w:b w:val="0"/>
-          <w:i w:val="0"/>
-          <w:sz w:val="20"/>
-          <w:vertAlign w:val="subscript"/>
-        </w:rPr>
-        <w:t>i</w:t>
-      </w:r>
-      <w:r>
-        <w:rPr>
-          <w:rFonts w:ascii="Cambria" w:hAnsi="Cambria"/>
-          <w:b w:val="0"/>
-          <w:i w:val="0"/>
-          <w:sz w:val="20"/>
-        </w:rPr>
-        <w:t xml:space="preserve"> = S</w:t>
-      </w:r>
-      <w:r>
-        <w:rPr>
-          <w:rFonts w:ascii="Cambria" w:hAnsi="Cambria"/>
-          <w:b w:val="0"/>
-          <w:i w:val="0"/>
-          <w:sz w:val="20"/>
-          <w:vertAlign w:val="subscript"/>
-        </w:rPr>
-        <w:t>i</w:t>
-      </w:r>
-      <w:r>
-        <w:rPr>
-          <w:rFonts w:ascii="Cambria" w:hAnsi="Cambria"/>
-          <w:b w:val="0"/>
-          <w:i w:val="0"/>
-          <w:sz w:val="20"/>
-        </w:rPr>
-        <w:t>(t+H)</w:t>
-      </w:r>
-      <w:r>
-        <w:rPr>
-          <w:rFonts w:ascii="Calibri" w:hAnsi="Calibri"/>
-          <w:b w:val="0"/>
-          <w:i w:val="0"/>
-          <w:sz w:val="20"/>
-        </w:rPr>
-        <w:t xml:space="preserve"> is the continuation survival if i is deferred past the window (so deferral is charged by the survival it would lose), and </w:t>
-      </w:r>
-      <w:r>
-        <w:rPr>
-          <w:rFonts w:ascii="Cambria" w:hAnsi="Cambria"/>
-          <w:b w:val="0"/>
-          <w:i w:val="0"/>
-          <w:sz w:val="20"/>
-        </w:rPr>
-        <w:t>c</w:t>
+        <w:t>with effective survival Ŝi = Στ Si(τ) xi,τ + di(1 − Στ xi,τ), where di = Si(t+H) is the continuation survival if i is deferred past the window (so deferral is charged by the survival it would lose).</w:t>
+      </w:r>
+      <w:r>
+        <w:rPr>
+          <w:rFonts w:ascii="Cambria" w:hAnsi="Cambria"/>
+          <w:b w:val="0"/>
+          <w:i w:val="0"/>
+          <w:sz w:val="20"/>
+        </w:rPr>
+      </w:r>
+      <w:r>
+        <w:rPr>
+          <w:rFonts w:ascii="Cambria" w:hAnsi="Cambria"/>
+          <w:b w:val="0"/>
+          <w:i w:val="0"/>
+          <w:sz w:val="20"/>
+          <w:vertAlign w:val="subscript"/>
+        </w:rPr>
+      </w:r>
+      <w:r>
+        <w:rPr>
+          <w:rFonts w:ascii="Cambria" w:hAnsi="Cambria"/>
+          <w:b w:val="0"/>
+          <w:i w:val="0"/>
+          <w:sz w:val="20"/>
+        </w:rPr>
+      </w:r>
+      <w:r>
+        <w:rPr>
+          <w:rFonts w:ascii="Cambria" w:hAnsi="Cambria"/>
+          <w:b w:val="0"/>
+          <w:i w:val="0"/>
+          <w:sz w:val="20"/>
+          <w:vertAlign w:val="subscript"/>
+        </w:rPr>
+      </w:r>
+      <w:r>
+        <w:rPr>
+          <w:rFonts w:ascii="Cambria" w:hAnsi="Cambria"/>
+          <w:b w:val="0"/>
+          <w:i w:val="0"/>
+          <w:sz w:val="20"/>
+        </w:rPr>
+      </w:r>
+      <w:r>
+        <w:rPr>
+          <w:rFonts w:ascii="Cambria" w:hAnsi="Cambria"/>
+          <w:b w:val="0"/>
+          <w:i w:val="0"/>
+          <w:sz w:val="20"/>
+          <w:vertAlign w:val="subscript"/>
+        </w:rPr>
+      </w:r>
+      <w:r>
+        <w:rPr>
+          <w:rFonts w:ascii="Cambria" w:hAnsi="Cambria"/>
+          <w:b w:val="0"/>
+          <w:i w:val="0"/>
+          <w:sz w:val="20"/>
+        </w:rPr>
+      </w:r>
+      <w:r>
+        <w:rPr>
+          <w:rFonts w:ascii="Cambria" w:hAnsi="Cambria"/>
+          <w:b w:val="0"/>
+          <w:i w:val="0"/>
+          <w:sz w:val="20"/>
+          <w:vertAlign w:val="subscript"/>
+        </w:rPr>
+      </w:r>
+      <w:r>
+        <w:rPr>
+          <w:rFonts w:ascii="Cambria" w:hAnsi="Cambria"/>
+          <w:b w:val="0"/>
+          <w:i w:val="0"/>
+          <w:sz w:val="20"/>
+        </w:rPr>
+      </w:r>
+      <w:r>
+        <w:rPr>
+          <w:rFonts w:ascii="Cambria" w:hAnsi="Cambria"/>
+          <w:b w:val="0"/>
+          <w:i w:val="0"/>
+          <w:sz w:val="20"/>
+          <w:vertAlign w:val="subscript"/>
+        </w:rPr>
+      </w:r>
+      <w:r>
+        <w:rPr>
+          <w:rFonts w:ascii="Cambria" w:hAnsi="Cambria"/>
+          <w:b w:val="0"/>
+          <w:i w:val="0"/>
+          <w:sz w:val="20"/>
+        </w:rPr>
+      </w:r>
+      <w:r>
+        <w:rPr>
+          <w:rFonts w:ascii="Cambria" w:hAnsi="Cambria"/>
+          <w:b w:val="0"/>
+          <w:i w:val="0"/>
+          <w:sz w:val="20"/>
+          <w:vertAlign w:val="subscript"/>
+        </w:rPr>
+      </w:r>
+      <w:r>
+        <w:rPr>
+          <w:rFonts w:ascii="Cambria" w:hAnsi="Cambria"/>
+          <w:b w:val="0"/>
+          <w:i w:val="0"/>
+          <w:sz w:val="20"/>
+        </w:rPr>
+      </w:r>
+      <w:r>
+        <w:rPr>
+          <w:rFonts w:ascii="Cambria" w:hAnsi="Cambria"/>
+          <w:b w:val="0"/>
+          <w:i w:val="0"/>
+          <w:sz w:val="20"/>
+          <w:vertAlign w:val="subscript"/>
+        </w:rPr>
+      </w:r>
+      <w:r>
+        <w:rPr>
+          <w:rFonts w:ascii="Cambria" w:hAnsi="Cambria"/>
+          <w:b w:val="0"/>
+          <w:i w:val="0"/>
+          <w:sz w:val="20"/>
+        </w:rPr>
+      </w:r>
+      <w:r>
+        <w:rPr>
+          <w:rFonts w:ascii="Calibri" w:hAnsi="Calibri"/>
+          <w:b w:val="0"/>
+          <w:i w:val="0"/>
+          <w:sz w:val="20"/>
+        </w:rPr>
+      </w:r>
+      <w:r>
+        <w:rPr>
+          <w:rFonts w:ascii="Cambria" w:hAnsi="Cambria"/>
+          <w:b w:val="0"/>
+          <w:i w:val="0"/>
+          <w:sz w:val="20"/>
+        </w:rPr>
+      </w:r>
+      <w:r>
+        <w:rPr>
+          <w:rFonts w:ascii="Cambria" w:hAnsi="Cambria"/>
+          <w:b w:val="0"/>
+          <w:i w:val="0"/>
+          <w:sz w:val="20"/>
+          <w:vertAlign w:val="subscript"/>
+        </w:rPr>
+      </w:r>
+      <w:r>
+        <w:rPr>
+          <w:rFonts w:ascii="Cambria" w:hAnsi="Cambria"/>
+          <w:b w:val="0"/>
+          <w:i w:val="0"/>
+          <w:sz w:val="20"/>
+        </w:rPr>
+      </w:r>
+      <w:r>
+        <w:rPr>
+          <w:rFonts w:ascii="Cambria" w:hAnsi="Cambria"/>
+          <w:b w:val="0"/>
+          <w:i w:val="0"/>
+          <w:sz w:val="20"/>
+          <w:vertAlign w:val="subscript"/>
+        </w:rPr>
+      </w:r>
+      <w:r>
+        <w:rPr>
+          <w:rFonts w:ascii="Cambria" w:hAnsi="Cambria"/>
+          <w:b w:val="0"/>
+          <w:i w:val="0"/>
+          <w:sz w:val="20"/>
+        </w:rPr>
+      </w:r>
+      <w:r>
+        <w:rPr>
+          <w:rFonts w:ascii="Calibri" w:hAnsi="Calibri"/>
+          <w:b w:val="0"/>
+          <w:i w:val="0"/>
+          <w:sz w:val="20"/>
+        </w:rPr>
+      </w:r>
+      <w:r>
+        <w:rPr>
+          <w:rFonts w:ascii="Cambria" w:hAnsi="Cambria"/>
+          <w:b w:val="0"/>
+          <w:i w:val="0"/>
+          <w:sz w:val="20"/>
+        </w:rPr>
       </w:r>
       <w:r>
         <w:rPr>
@@ -8468,26 +8160,23 @@
           <w:sz w:val="20"/>
           <w:vertAlign w:val="superscript"/>
         </w:rPr>
-        <w:t>op</w:t>
-      </w:r>
-      <w:r>
-        <w:rPr>
-          <w:rFonts w:ascii="Cambria" w:hAnsi="Cambria"/>
-          <w:b w:val="0"/>
-          <w:i w:val="0"/>
-          <w:sz w:val="20"/>
-          <w:vertAlign w:val="subscript"/>
-        </w:rPr>
-        <w:t>i</w:t>
-      </w:r>
-      <w:r>
-        <w:rPr>
-          <w:rFonts w:ascii="Calibri" w:hAnsi="Calibri"/>
-          <w:b w:val="0"/>
-          <w:i w:val="0"/>
-          <w:sz w:val="20"/>
-        </w:rPr>
-        <w:t xml:space="preserve"> the frozen operational (transport) cost.</w:t>
+      </w:r>
+      <w:r>
+        <w:rPr>
+          <w:rFonts w:ascii="Cambria" w:hAnsi="Cambria"/>
+          <w:b w:val="0"/>
+          <w:i w:val="0"/>
+          <w:sz w:val="20"/>
+          <w:vertAlign w:val="subscript"/>
+        </w:rPr>
+      </w:r>
+      <w:r>
+        <w:rPr>
+          <w:rFonts w:ascii="Calibri" w:hAnsi="Calibri"/>
+          <w:b w:val="0"/>
+          <w:i w:val="0"/>
+          <w:sz w:val="20"/>
+        </w:rPr>
       </w:r>
     </w:p>
     <w:p>
@@ -8943,131 +8632,117 @@
           <w:i w:val="0"/>
           <w:sz w:val="20"/>
         </w:rPr>
-        <w:t>Σ</w:t>
-      </w:r>
-      <w:r>
-        <w:rPr>
-          <w:rFonts w:ascii="Cambria" w:hAnsi="Cambria"/>
-          <w:b w:val="0"/>
-          <w:i w:val="0"/>
-          <w:sz w:val="20"/>
-          <w:vertAlign w:val="subscript"/>
-        </w:rPr>
-        <w:t>τ</w:t>
-      </w:r>
-      <w:r>
-        <w:rPr>
-          <w:rFonts w:ascii="Cambria" w:hAnsi="Cambria"/>
-          <w:b w:val="0"/>
-          <w:i w:val="0"/>
-          <w:sz w:val="20"/>
-        </w:rPr>
-        <w:t xml:space="preserve"> x</w:t>
-      </w:r>
-      <w:r>
-        <w:rPr>
-          <w:rFonts w:ascii="Cambria" w:hAnsi="Cambria"/>
-          <w:b w:val="0"/>
-          <w:i w:val="0"/>
-          <w:sz w:val="20"/>
-          <w:vertAlign w:val="subscript"/>
-        </w:rPr>
-        <w:t>i,τ</w:t>
-      </w:r>
-      <w:r>
-        <w:rPr>
-          <w:rFonts w:ascii="Cambria" w:hAnsi="Cambria"/>
-          <w:b w:val="0"/>
-          <w:i w:val="0"/>
-          <w:sz w:val="20"/>
-        </w:rPr>
-        <w:t xml:space="preserve">  +  Σ</w:t>
-      </w:r>
-      <w:r>
-        <w:rPr>
-          <w:rFonts w:ascii="Cambria" w:hAnsi="Cambria"/>
-          <w:b w:val="0"/>
-          <w:i w:val="0"/>
-          <w:sz w:val="20"/>
-          <w:vertAlign w:val="subscript"/>
-        </w:rPr>
-        <w:t>m′≠m(i),τ</w:t>
-      </w:r>
-      <w:r>
-        <w:rPr>
-          <w:rFonts w:ascii="Cambria" w:hAnsi="Cambria"/>
-          <w:b w:val="0"/>
-          <w:i w:val="0"/>
-          <w:sz w:val="20"/>
-        </w:rPr>
-        <w:t xml:space="preserve"> s</w:t>
-      </w:r>
-      <w:r>
-        <w:rPr>
-          <w:rFonts w:ascii="Cambria" w:hAnsi="Cambria"/>
-          <w:b w:val="0"/>
-          <w:i w:val="0"/>
-          <w:sz w:val="20"/>
-          <w:vertAlign w:val="subscript"/>
-        </w:rPr>
-        <w:t>i,m′,τ</w:t>
-      </w:r>
-      <w:r>
-        <w:rPr>
-          <w:rFonts w:ascii="Cambria" w:hAnsi="Cambria"/>
-          <w:b w:val="0"/>
-          <w:i w:val="0"/>
-          <w:sz w:val="20"/>
-        </w:rPr>
-        <w:t xml:space="preserve">  +  z</w:t>
-      </w:r>
-      <w:r>
-        <w:rPr>
-          <w:rFonts w:ascii="Cambria" w:hAnsi="Cambria"/>
-          <w:b w:val="0"/>
-          <w:i w:val="0"/>
-          <w:sz w:val="20"/>
-          <w:vertAlign w:val="subscript"/>
-        </w:rPr>
-        <w:t>i</w:t>
-      </w:r>
-      <w:r>
-        <w:rPr>
-          <w:rFonts w:ascii="Cambria" w:hAnsi="Cambria"/>
-          <w:b w:val="0"/>
-          <w:i w:val="0"/>
-          <w:sz w:val="20"/>
-        </w:rPr>
-        <w:t xml:space="preserve"> = 1      (remake at own site / subcontract to m′ / cancel z</w:t>
-      </w:r>
-      <w:r>
-        <w:rPr>
-          <w:rFonts w:ascii="Cambria" w:hAnsi="Cambria"/>
-          <w:b w:val="0"/>
-          <w:i w:val="0"/>
-          <w:sz w:val="20"/>
-          <w:vertAlign w:val="subscript"/>
-        </w:rPr>
-        <w:t>i</w:t>
-      </w:r>
-      <w:r>
-        <w:rPr>
-          <w:rFonts w:ascii="Cambria" w:hAnsi="Cambria"/>
-          <w:b w:val="0"/>
-          <w:i w:val="0"/>
-          <w:sz w:val="20"/>
-        </w:rPr>
-        <w:t>)</w:t>
-      </w:r>
-      <w:r>
-        <w:rPr>
-          <w:rFonts w:ascii="Cambria" w:hAnsi="Cambria"/>
-          <w:b w:val="0"/>
-          <w:i w:val="0"/>
-          <w:sz w:val="20"/>
-        </w:rPr>
-        <w:tab/>
-        <w:t>(P7)</w:t>
+        <w:t>Failure recourse is NOT an explicit decision in the implemented model: there is no subcontract-to-partner or cancel variable. A remake is produced at the patient’s own frozen facility, and a patient is lost only through the S_min futility gate or K_remake exhaustion. An explicit branch — remake at own site / subcontract to m′ / cancel — could be added but was not used. (P7)</w:t>
+      </w:r>
+      <w:r>
+        <w:rPr>
+          <w:rFonts w:ascii="Cambria" w:hAnsi="Cambria"/>
+          <w:b w:val="0"/>
+          <w:i w:val="0"/>
+          <w:sz w:val="20"/>
+          <w:vertAlign w:val="subscript"/>
+        </w:rPr>
+      </w:r>
+      <w:r>
+        <w:rPr>
+          <w:rFonts w:ascii="Cambria" w:hAnsi="Cambria"/>
+          <w:b w:val="0"/>
+          <w:i w:val="0"/>
+          <w:sz w:val="20"/>
+        </w:rPr>
+      </w:r>
+      <w:r>
+        <w:rPr>
+          <w:rFonts w:ascii="Cambria" w:hAnsi="Cambria"/>
+          <w:b w:val="0"/>
+          <w:i w:val="0"/>
+          <w:sz w:val="20"/>
+          <w:vertAlign w:val="subscript"/>
+        </w:rPr>
+      </w:r>
+      <w:r>
+        <w:rPr>
+          <w:rFonts w:ascii="Cambria" w:hAnsi="Cambria"/>
+          <w:b w:val="0"/>
+          <w:i w:val="0"/>
+          <w:sz w:val="20"/>
+        </w:rPr>
+      </w:r>
+      <w:r>
+        <w:rPr>
+          <w:rFonts w:ascii="Cambria" w:hAnsi="Cambria"/>
+          <w:b w:val="0"/>
+          <w:i w:val="0"/>
+          <w:sz w:val="20"/>
+          <w:vertAlign w:val="subscript"/>
+        </w:rPr>
+      </w:r>
+      <w:r>
+        <w:rPr>
+          <w:rFonts w:ascii="Cambria" w:hAnsi="Cambria"/>
+          <w:b w:val="0"/>
+          <w:i w:val="0"/>
+          <w:sz w:val="20"/>
+        </w:rPr>
+      </w:r>
+      <w:r>
+        <w:rPr>
+          <w:rFonts w:ascii="Cambria" w:hAnsi="Cambria"/>
+          <w:b w:val="0"/>
+          <w:i w:val="0"/>
+          <w:sz w:val="20"/>
+          <w:vertAlign w:val="subscript"/>
+        </w:rPr>
+      </w:r>
+      <w:r>
+        <w:rPr>
+          <w:rFonts w:ascii="Cambria" w:hAnsi="Cambria"/>
+          <w:b w:val="0"/>
+          <w:i w:val="0"/>
+          <w:sz w:val="20"/>
+        </w:rPr>
+      </w:r>
+      <w:r>
+        <w:rPr>
+          <w:rFonts w:ascii="Cambria" w:hAnsi="Cambria"/>
+          <w:b w:val="0"/>
+          <w:i w:val="0"/>
+          <w:sz w:val="20"/>
+          <w:vertAlign w:val="subscript"/>
+        </w:rPr>
+      </w:r>
+      <w:r>
+        <w:rPr>
+          <w:rFonts w:ascii="Cambria" w:hAnsi="Cambria"/>
+          <w:b w:val="0"/>
+          <w:i w:val="0"/>
+          <w:sz w:val="20"/>
+        </w:rPr>
+      </w:r>
+      <w:r>
+        <w:rPr>
+          <w:rFonts w:ascii="Cambria" w:hAnsi="Cambria"/>
+          <w:b w:val="0"/>
+          <w:i w:val="0"/>
+          <w:sz w:val="20"/>
+          <w:vertAlign w:val="subscript"/>
+        </w:rPr>
+      </w:r>
+      <w:r>
+        <w:rPr>
+          <w:rFonts w:ascii="Cambria" w:hAnsi="Cambria"/>
+          <w:b w:val="0"/>
+          <w:i w:val="0"/>
+          <w:sz w:val="20"/>
+        </w:rPr>
+      </w:r>
+      <w:r>
+        <w:rPr>
+          <w:rFonts w:ascii="Cambria" w:hAnsi="Cambria"/>
+          <w:b w:val="0"/>
+          <w:i w:val="0"/>
+          <w:sz w:val="20"/>
+        </w:rPr>
       </w:r>
     </w:p>
     <w:p>
@@ -9132,94 +8807,86 @@
           <w:i w:val="0"/>
           <w:sz w:val="20"/>
         </w:rPr>
-        <w:t>start  i* = argmax</w:t>
-      </w:r>
-      <w:r>
-        <w:rPr>
-          <w:rFonts w:ascii="Cambria" w:hAnsi="Cambria"/>
-          <w:b w:val="0"/>
-          <w:i w:val="0"/>
-          <w:sz w:val="20"/>
-          <w:vertAlign w:val="subscript"/>
-        </w:rPr>
-        <w:t>i∈W_t</w:t>
-      </w:r>
-      <w:r>
-        <w:rPr>
-          <w:rFonts w:ascii="Cambria" w:hAnsi="Cambria"/>
-          <w:b w:val="0"/>
-          <w:i w:val="0"/>
-          <w:sz w:val="20"/>
-        </w:rPr>
-        <w:t xml:space="preserve">  ρ</w:t>
-      </w:r>
-      <w:r>
-        <w:rPr>
-          <w:rFonts w:ascii="Cambria" w:hAnsi="Cambria"/>
-          <w:b w:val="0"/>
-          <w:i w:val="0"/>
-          <w:sz w:val="20"/>
-          <w:vertAlign w:val="subscript"/>
-        </w:rPr>
-        <w:t>u(i)</w:t>
-      </w:r>
-      <w:r>
-        <w:rPr>
-          <w:rFonts w:ascii="Cambria" w:hAnsi="Cambria"/>
-          <w:b w:val="0"/>
-          <w:i w:val="0"/>
-          <w:sz w:val="20"/>
-        </w:rPr>
-        <w:t xml:space="preserve"> [ S</w:t>
-      </w:r>
-      <w:r>
-        <w:rPr>
-          <w:rFonts w:ascii="Cambria" w:hAnsi="Cambria"/>
-          <w:b w:val="0"/>
-          <w:i w:val="0"/>
-          <w:sz w:val="20"/>
-          <w:vertAlign w:val="subscript"/>
-        </w:rPr>
-        <w:t>i</w:t>
-      </w:r>
-      <w:r>
-        <w:rPr>
-          <w:rFonts w:ascii="Cambria" w:hAnsi="Cambria"/>
-          <w:b w:val="0"/>
-          <w:i w:val="0"/>
-          <w:sz w:val="20"/>
-        </w:rPr>
-        <w:t>(t) − S</w:t>
-      </w:r>
-      <w:r>
-        <w:rPr>
-          <w:rFonts w:ascii="Cambria" w:hAnsi="Cambria"/>
-          <w:b w:val="0"/>
-          <w:i w:val="0"/>
-          <w:sz w:val="20"/>
-          <w:vertAlign w:val="subscript"/>
-        </w:rPr>
-        <w:t>i</w:t>
-      </w:r>
-      <w:r>
-        <w:rPr>
-          <w:rFonts w:ascii="Cambria" w:hAnsi="Cambria"/>
-          <w:b w:val="0"/>
-          <w:i w:val="0"/>
-          <w:sz w:val="20"/>
-        </w:rPr>
-        <w:t>(t+1) ]</w:t>
-      </w:r>
-      <w:r>
-        <w:rPr>
-          <w:rFonts w:ascii="Cambria" w:hAnsi="Cambria"/>
-          <w:b w:val="0"/>
-          <w:i w:val="0"/>
-          <w:sz w:val="20"/>
-        </w:rPr>
+        <w:t>start  i* = argmaxi∈W_t  α_u(i) [ Si(t) − Si(t+1) ]</w:t>
         <w:tab/>
         <w:t>(P8)</w:t>
       </w:r>
+      <w:r>
+        <w:rPr>
+          <w:rFonts w:ascii="Cambria" w:hAnsi="Cambria"/>
+          <w:b w:val="0"/>
+          <w:i w:val="0"/>
+          <w:sz w:val="20"/>
+          <w:vertAlign w:val="subscript"/>
+        </w:rPr>
+      </w:r>
+      <w:r>
+        <w:rPr>
+          <w:rFonts w:ascii="Cambria" w:hAnsi="Cambria"/>
+          <w:b w:val="0"/>
+          <w:i w:val="0"/>
+          <w:sz w:val="20"/>
+        </w:rPr>
+      </w:r>
+      <w:r>
+        <w:rPr>
+          <w:rFonts w:ascii="Cambria" w:hAnsi="Cambria"/>
+          <w:b w:val="0"/>
+          <w:i w:val="0"/>
+          <w:sz w:val="20"/>
+          <w:vertAlign w:val="subscript"/>
+        </w:rPr>
+      </w:r>
+      <w:r>
+        <w:rPr>
+          <w:rFonts w:ascii="Cambria" w:hAnsi="Cambria"/>
+          <w:b w:val="0"/>
+          <w:i w:val="0"/>
+          <w:sz w:val="20"/>
+        </w:rPr>
+      </w:r>
+      <w:r>
+        <w:rPr>
+          <w:rFonts w:ascii="Cambria" w:hAnsi="Cambria"/>
+          <w:b w:val="0"/>
+          <w:i w:val="0"/>
+          <w:sz w:val="20"/>
+          <w:vertAlign w:val="subscript"/>
+        </w:rPr>
+      </w:r>
+      <w:r>
+        <w:rPr>
+          <w:rFonts w:ascii="Cambria" w:hAnsi="Cambria"/>
+          <w:b w:val="0"/>
+          <w:i w:val="0"/>
+          <w:sz w:val="20"/>
+        </w:rPr>
+      </w:r>
+      <w:r>
+        <w:rPr>
+          <w:rFonts w:ascii="Cambria" w:hAnsi="Cambria"/>
+          <w:b w:val="0"/>
+          <w:i w:val="0"/>
+          <w:sz w:val="20"/>
+          <w:vertAlign w:val="subscript"/>
+        </w:rPr>
+      </w:r>
+      <w:r>
+        <w:rPr>
+          <w:rFonts w:ascii="Cambria" w:hAnsi="Cambria"/>
+          <w:b w:val="0"/>
+          <w:i w:val="0"/>
+          <w:sz w:val="20"/>
+        </w:rPr>
+      </w:r>
+      <w:r>
+        <w:rPr>
+          <w:rFonts w:ascii="Cambria" w:hAnsi="Cambria"/>
+          <w:b w:val="0"/>
+          <w:i w:val="0"/>
+          <w:sz w:val="20"/>
+        </w:rPr>
+      </w:r>
     </w:p>
     <w:p>
       <w:pPr>
@@ -9247,7 +8914,7 @@
           <w:color w:val="1F3864"/>
           <w:sz w:val="20"/>
         </w:rPr>
-        <w:t>Relationship to the strategic design. This is the operational core of the full model with the cost-based strategic layer frozen and the horizon shrunk to a look-ahead window. It reuses the survival kernel and the capacity structure, not the probe's objective. It is myopic to that window — not globally optimal over the true stochastic future — but it is fast, interpretable, and serves as the benchmark against which a learned or AI (LLM-in-the-loop) policy at the same epoch is measured.</w:t>
+        <w:t>Relationship to the strategic design. This is the operational core of the full model with the strategic layer frozen and the horizon shrunk to a look-ahead window. It reuses the survival kernel and the capacity structure. It is myopic to that window — not globally optimal over the true stochastic future — but it is fast, interpretable, and serves as the benchmark against which a learned or AI (LLM-in-the-loop) policy at the same epoch is measured.</w:t>
       </w:r>
       <w:r>
         <w:rPr>
@@ -9358,7 +9025,7 @@
           <w:i w:val="0"/>
           <w:sz w:val="20"/>
         </w:rPr>
-        <w:t>The strategic design (strategic_cost_design) is solved once to fix the network. This simulation then EXECUTES the operating policy over time: it advances a daily clock, realises manufacturing yield (the source of uncertainty absent from the optimisation), evolves each patient's health, and at every decision epoch calls the per-epoch model (P1)–(P8) — or the index policy — to decide who starts next. It reports realised outcomes (treated / lost, survival, holds, failures, cost) that a deterministic model cannot produce.</w:t>
+        <w:t>The strategic design is solved once to fix the network. This simulation then EXECUTES the operating policy over time: it advances a daily clock, realises manufacturing yield (the source of uncertainty absent from the optimisation), evolves each patient's health, and at every decision epoch calls the per-epoch model (P1)–(P8) — or the index policy — to decide who starts next. It reports realised outcomes (treated / lost, survival, holds, failures, cost) that a deterministic model cannot produce.</w:t>
       </w:r>
     </w:p>
     <w:p>
@@ -10339,7 +10006,7 @@
           <w:i w:val="0"/>
           <w:sz w:val="20"/>
         </w:rPr>
-        <w:t>Expected patients lost by tier; mean survival at treatment; mean/median hold by tier; number of failures and remakes; facility utilisation over time; total realised cost; and the policy-vs-benchmark gap (index / MPC / cost-only / AI).</w:t>
+        <w:t>Expected patients lost by tier; mean survival at treatment; mean/median hold by tier; number of failures and remakes; facility utilisation over time; total realised cost; and the policy-vs-benchmark gap (across the five policies: fifo, survival_index, static_survival, adaptive_mpc, best_achievable).</w:t>
       </w:r>
     </w:p>
     <w:p>
@@ -10693,7 +10360,7 @@
                 <w:i w:val="0"/>
                 <w:sz w:val="18"/>
               </w:rPr>
-              <w:t>Clinical weight rho</w:t>
+              <w:t>Value of life α_u</w:t>
             </w:r>
           </w:p>
         </w:tc>
@@ -10712,7 +10379,7 @@
                 <w:i w:val="0"/>
                 <w:sz w:val="18"/>
               </w:rPr>
-              <w:t>H 3,  M 2,  L 1</w:t>
+              <w:t>H $1.5M, M $1.0M, L $0.5M</w:t>
             </w:r>
           </w:p>
         </w:tc>
@@ -10732,7 +10399,7 @@
                 <w:color w:val="B02A2A"/>
                 <w:sz w:val="18"/>
               </w:rPr>
-              <w:t>proposed [confirm]</w:t>
+              <w:t>calibrated: α_u = Q_u × λ at λ = $125K/QALY, Q = {12, 8, 4}</w:t>
             </w:r>
           </w:p>
         </w:tc>
@@ -11110,7 +10777,7 @@
                 <w:i w:val="0"/>
                 <w:sz w:val="18"/>
               </w:rPr>
-              <w:t>Raw-wait cutoff T_elig</w:t>
+              <w:t>Raw-wait backstop</w:t>
             </w:r>
           </w:p>
         </w:tc>
@@ -11129,7 +10796,7 @@
                 <w:i w:val="0"/>
                 <w:sz w:val="18"/>
               </w:rPr>
-              <w:t>dropped (loose ~90-day backstop)</w:t>
+              <w:t>disabled entirely (S_min gate only)</w:t>
             </w:r>
           </w:p>
         </w:tc>
@@ -11189,7 +10856,7 @@
                 <w:i w:val="0"/>
                 <w:sz w:val="18"/>
               </w:rPr>
-              <w:t>2, then cancel</w:t>
+              <w:t>2 remakes (3 attempts total), then cancel</w:t>
             </w:r>
           </w:p>
         </w:tc>
@@ -11290,7 +10957,7 @@
                 <w:i w:val="0"/>
                 <w:sz w:val="18"/>
               </w:rPr>
-              <w:t>Survival weight alpha</w:t>
+              <w:t>Exp C sweep level</w:t>
             </w:r>
           </w:p>
         </w:tc>
@@ -11309,7 +10976,7 @@
                 <w:i w:val="0"/>
                 <w:sz w:val="18"/>
               </w:rPr>
-              <w:t>value of a life ($/life)</w:t>
+              <w:t>α_ref ∈ {0, 50K, 100K, 250K, 500K, 1M, 2M, 5M}</w:t>
             </w:r>
           </w:p>
         </w:tc>
@@ -11329,7 +10996,7 @@
                 <w:color w:val="B02A2A"/>
                 <w:sz w:val="18"/>
               </w:rPr>
-              <w:t>strategic_survival_probe only (Exp C); not in core model</w:t>
+              <w:t>reference-tier value; operating point $500K</w:t>
             </w:r>
           </w:p>
         </w:tc>
@@ -11662,7 +11329,7 @@
           <w:color w:val="B02A2A"/>
           <w:sz w:val="20"/>
         </w:rPr>
-        <w:t>[confirm K_remake]</w:t>
+        <w:t>(K_remake = 2 remakes = 3 attempts)</w:t>
       </w:r>
     </w:p>
     <w:p>
@@ -11838,7 +11505,7 @@
           <w:i w:val="0"/>
           <w:sz w:val="20"/>
         </w:rPr>
-        <w:t>All parameters confirmed as tabled. α is MONETISED in strategic_survival_probe only: a $/life value (a value-of-statistical-life figure, or the therapy's ~$400–500k worth), swept to trace the design-sensitivity frontier (Exp C). The operational layer uses the tier weights ρ_u without α — its objective is Σρ(1−Ŝ) — so α and ρ are never combined outside the probe.</w:t>
+        <w:t>All parameters confirmed as tabled. Life value is carried by a single per-tier parameter α_u = {H: $1.5M, M: $1.0M, L: $0.5M}; there is no separate priority weight. The strategic objective (1) uses α_u directly. The per-epoch objective (P3) carries no cost term, so only the shape of α_u reaches the operational layer — scaling every α_u by a common factor rescales (P3) without moving its argmin — and the operational results are invariant to the level. Exp C sweeps that level.</w:t>
       </w:r>
       <w:r>
         <w:rPr>
@@ -12068,7 +11735,7 @@
           <w:i w:val="0"/>
           <w:sz w:val="20"/>
         </w:rPr>
-        <w:t>ρ_leuk</w:t>
+        <w:t>c_releuk</w:t>
       </w:r>
       <w:r>
         <w:rPr>
@@ -12125,34 +11792,31 @@
           <w:i w:val="0"/>
           <w:sz w:val="20"/>
         </w:rPr>
-        <w:t xml:space="preserve">•  </w:t>
-      </w:r>
-      <w:r>
-        <w:rPr>
-          <w:rFonts w:ascii="Calibri" w:hAnsi="Calibri"/>
-          <w:b w:val="0"/>
-          <w:i w:val="0"/>
-          <w:sz w:val="20"/>
-        </w:rPr>
-        <w:t xml:space="preserve">At most </w:t>
-      </w:r>
-      <w:r>
-        <w:rPr>
-          <w:rFonts w:ascii="Cambria" w:hAnsi="Cambria"/>
-          <w:b w:val="0"/>
-          <w:i w:val="0"/>
-          <w:sz w:val="20"/>
-        </w:rPr>
-        <w:t>K_remake = 2</w:t>
-      </w:r>
-      <w:r>
-        <w:rPr>
-          <w:rFonts w:ascii="Calibri" w:hAnsi="Calibri"/>
-          <w:b w:val="0"/>
-          <w:i w:val="0"/>
-          <w:sz w:val="20"/>
-        </w:rPr>
-        <w:t xml:space="preserve"> attempts, then cancel.</w:t>
+        <w:t>•  At most K_remake = 2 remakes (3 manufacturing attempts in total), then cancel.</w:t>
+      </w:r>
+      <w:r>
+        <w:rPr>
+          <w:rFonts w:ascii="Calibri" w:hAnsi="Calibri"/>
+          <w:b w:val="0"/>
+          <w:i w:val="0"/>
+          <w:sz w:val="20"/>
+        </w:rPr>
+      </w:r>
+      <w:r>
+        <w:rPr>
+          <w:rFonts w:ascii="Cambria" w:hAnsi="Cambria"/>
+          <w:b w:val="0"/>
+          <w:i w:val="0"/>
+          <w:sz w:val="20"/>
+        </w:rPr>
+      </w:r>
+      <w:r>
+        <w:rPr>
+          <w:rFonts w:ascii="Calibri" w:hAnsi="Calibri"/>
+          <w:b w:val="0"/>
+          <w:i w:val="0"/>
+          <w:sz w:val="20"/>
+        </w:rPr>
       </w:r>
     </w:p>
     <w:p>
@@ -12191,16 +11855,16 @@
           <w:i w:val="0"/>
           <w:sz w:val="20"/>
         </w:rPr>
-        <w:t>ρ_leuk</w:t>
-      </w:r>
-      <w:r>
-        <w:rPr>
-          <w:rFonts w:ascii="Calibri" w:hAnsi="Calibri"/>
-          <w:b w:val="0"/>
-          <w:i w:val="0"/>
-          <w:sz w:val="20"/>
-        </w:rPr>
-        <w:t xml:space="preserve"> (re-leukapheresis cost) ≈ $5,000 per attempt — from Paper-1 (ρ_leuk = 0.005 in $M). </w:t>
+        <w:t>c_releuk</w:t>
+      </w:r>
+      <w:r>
+        <w:rPr>
+          <w:rFonts w:ascii="Calibri" w:hAnsi="Calibri"/>
+          <w:b w:val="0"/>
+          <w:i w:val="0"/>
+          <w:sz w:val="20"/>
+        </w:rPr>
+        <w:t xml:space="preserve"> (re-leukapheresis cost) ≈ $5,000 per attempt — from Paper-1 (c_releuk = 0.005 in $M). </w:t>
       </w:r>
       <w:r>
         <w:rPr>
@@ -12225,7 +11889,7 @@
           <w:i w:val="0"/>
           <w:sz w:val="20"/>
         </w:rPr>
-        <w:t xml:space="preserve">•  </w:t>
+        <w:t>•  S_min (0.75) is evaluated on projected survival at delivery and is the single gate on re-collection feasibility; the raw-wait backstop is disabled entirely (BACKSTOP_WAIT = None), so S_min is the only futility rule.</w:t>
       </w:r>
       <w:r>
         <w:rPr>
@@ -12234,16 +11898,14 @@
           <w:i w:val="0"/>
           <w:sz w:val="20"/>
         </w:rPr>
-        <w:t>S_min</w:t>
-      </w:r>
-      <w:r>
-        <w:rPr>
-          <w:rFonts w:ascii="Calibri" w:hAnsi="Calibri"/>
-          <w:b w:val="0"/>
-          <w:i w:val="0"/>
-          <w:sz w:val="20"/>
-        </w:rPr>
-        <w:t xml:space="preserve"> (0.75) is evaluated on projected survival at delivery and is the single gate on re-collection feasibility; the raw-wait horizon T_elig is dropped (kept only as a loose ~90-day backstop). </w:t>
+      </w:r>
+      <w:r>
+        <w:rPr>
+          <w:rFonts w:ascii="Calibri" w:hAnsi="Calibri"/>
+          <w:b w:val="0"/>
+          <w:i w:val="0"/>
+          <w:sz w:val="20"/>
+        </w:rPr>
       </w:r>
       <w:r>
         <w:rPr>
@@ -12253,7 +11915,6 @@
           <w:color w:val="B02A2A"/>
           <w:sz w:val="20"/>
         </w:rPr>
-        <w:t>(resolved: one gate)</w:t>
       </w:r>
     </w:p>
     <w:p>
@@ -12317,16 +11978,15 @@
           <w:color w:val="404040"/>
           <w:sz w:val="20"/>
         </w:rPr>
-        <w:t xml:space="preserve">Supersedes the short ‘Experiment design’ note in the simulation section. </w:t>
-      </w:r>
-      <w:r>
-        <w:rPr>
-          <w:rFonts w:ascii="Calibri" w:hAnsi="Calibri"/>
-          <w:b w:val="0"/>
-          <w:i w:val="0"/>
-          <w:sz w:val="20"/>
-        </w:rPr>
-        <w:t xml:space="preserve">All experiments run at </w:t>
+        <w:t>Supersedes the short ‘Experiment design’ note in the simulation section. All experiments run at N = 200 (primary) and N = 100 (confirmation), with yield failures on, N_rep replications over yield seeds, and common random numbers across policies (same failures for every policy). Every survival-aware policy uses the same life-value vector α_u = {$1.5M, $1.0M, $0.5M}; because (P3) has no cost term, the policies’ behaviour depends only on the vector’s shape.</w:t>
+      </w:r>
+      <w:r>
+        <w:rPr>
+          <w:rFonts w:ascii="Calibri" w:hAnsi="Calibri"/>
+          <w:b w:val="0"/>
+          <w:i w:val="0"/>
+          <w:sz w:val="20"/>
+        </w:rPr>
       </w:r>
       <w:r>
         <w:rPr>
@@ -12335,34 +11995,30 @@
           <w:i w:val="0"/>
           <w:sz w:val="20"/>
         </w:rPr>
-        <w:t>N = 200 (primary) and N = 100 (confirmation)</w:t>
-      </w:r>
-      <w:r>
-        <w:rPr>
-          <w:rFonts w:ascii="Calibri" w:hAnsi="Calibri"/>
-          <w:b w:val="0"/>
-          <w:i w:val="0"/>
-          <w:sz w:val="20"/>
-        </w:rPr>
-        <w:t xml:space="preserve">, with yield failures on, </w:t>
-      </w:r>
-      <w:r>
-        <w:rPr>
-          <w:rFonts w:ascii="Cambria" w:hAnsi="Cambria"/>
-          <w:b w:val="0"/>
-          <w:i w:val="0"/>
-          <w:sz w:val="20"/>
-        </w:rPr>
-        <w:t>N_rep</w:t>
-      </w:r>
-      <w:r>
-        <w:rPr>
-          <w:rFonts w:ascii="Calibri" w:hAnsi="Calibri"/>
-          <w:b w:val="0"/>
-          <w:i w:val="0"/>
-          <w:sz w:val="20"/>
-        </w:rPr>
-        <w:t xml:space="preserve"> replications over yield seeds, and common random numbers across policies (same failures for every policy). Every survival-aware policy uses </w:t>
+      </w:r>
+      <w:r>
+        <w:rPr>
+          <w:rFonts w:ascii="Calibri" w:hAnsi="Calibri"/>
+          <w:b w:val="0"/>
+          <w:i w:val="0"/>
+          <w:sz w:val="20"/>
+        </w:rPr>
+      </w:r>
+      <w:r>
+        <w:rPr>
+          <w:rFonts w:ascii="Cambria" w:hAnsi="Cambria"/>
+          <w:b w:val="0"/>
+          <w:i w:val="0"/>
+          <w:sz w:val="20"/>
+        </w:rPr>
+      </w:r>
+      <w:r>
+        <w:rPr>
+          <w:rFonts w:ascii="Calibri" w:hAnsi="Calibri"/>
+          <w:b w:val="0"/>
+          <w:i w:val="0"/>
+          <w:sz w:val="20"/>
+        </w:rPr>
       </w:r>
       <w:r>
         <w:rPr>
@@ -12371,16 +12027,14 @@
           <w:i w:val="0"/>
           <w:sz w:val="20"/>
         </w:rPr>
-        <w:t>α = $500K per life</w:t>
-      </w:r>
-      <w:r>
-        <w:rPr>
-          <w:rFonts w:ascii="Calibri" w:hAnsi="Calibri"/>
-          <w:b w:val="0"/>
-          <w:i w:val="0"/>
-          <w:sz w:val="20"/>
-        </w:rPr>
-        <w:t>.</w:t>
+      </w:r>
+      <w:r>
+        <w:rPr>
+          <w:rFonts w:ascii="Calibri" w:hAnsi="Calibri"/>
+          <w:b w:val="0"/>
+          <w:i w:val="0"/>
+          <w:sz w:val="20"/>
+        </w:rPr>
       </w:r>
     </w:p>
     <w:p>
@@ -12476,7 +12130,7 @@
                 <w:color w:val="1F3864"/>
                 <w:sz w:val="18"/>
               </w:rPr>
-              <w:t>α</w:t>
+              <w:t>uses α_u</w:t>
             </w:r>
           </w:p>
         </w:tc>
@@ -12535,7 +12189,7 @@
                 <w:i w:val="0"/>
                 <w:sz w:val="18"/>
               </w:rPr>
-              <w:t>—</w:t>
+              <w:t>no</w:t>
             </w:r>
           </w:p>
         </w:tc>
@@ -12594,7 +12248,7 @@
                 <w:i w:val="0"/>
                 <w:sz w:val="18"/>
               </w:rPr>
-              <w:t>$500K/life</w:t>
+              <w:t>yes</w:t>
             </w:r>
           </w:p>
         </w:tc>
@@ -12653,7 +12307,7 @@
                 <w:i w:val="0"/>
                 <w:sz w:val="18"/>
               </w:rPr>
-              <w:t>$500K/life</w:t>
+              <w:t>yes</w:t>
             </w:r>
           </w:p>
         </w:tc>
@@ -12712,7 +12366,7 @@
                 <w:i w:val="0"/>
                 <w:sz w:val="18"/>
               </w:rPr>
-              <w:t>$500K/life</w:t>
+              <w:t>yes</w:t>
             </w:r>
           </w:p>
         </w:tc>
@@ -12752,7 +12406,7 @@
                 <w:i w:val="0"/>
                 <w:sz w:val="18"/>
               </w:rPr>
-              <w:t>loss if all manufacturing outcomes were known in advance — the lower-bound reference (perfect-information solve per replication; where it does not solve at scale, a failures-revealed MPC proxy is used and labelled)</w:t>
+              <w:t>loss if all manufacturing outcomes were known in advance — the lower-bound reference (perfect-information solve per replication; it solved at both scales, so no proxy was needed)</w:t>
             </w:r>
           </w:p>
         </w:tc>
@@ -12771,7 +12425,7 @@
                 <w:i w:val="0"/>
                 <w:sz w:val="18"/>
               </w:rPr>
-              <w:t>$500K/life</w:t>
+              <w:t>yes</w:t>
             </w:r>
           </w:p>
         </w:tc>
@@ -13015,7 +12669,7 @@
           <w:color w:val="1F3864"/>
           <w:sz w:val="20"/>
         </w:rPr>
-        <w:t>Exp C — Value-of-life sensitivity and the network-design threshold</w:t>
+        <w:t>Exp C — Value-of-life sensitivity and the network-design threshold  —  vary the value of a life to locate the $500K operating point and the valuation at which the network design changes.  (the only experiment that re-solves the strategic layer)</w:t>
       </w:r>
       <w:r>
         <w:rPr>
@@ -13025,7 +12679,6 @@
           <w:color w:val="404040"/>
           <w:sz w:val="20"/>
         </w:rPr>
-        <w:t xml:space="preserve">  —  vary the value of a life to locate the $500K operating point and the valuation at which the network design changes.  (uses strategic_survival_probe; not part of the main pipeline)</w:t>
       </w:r>
     </w:p>
     <w:p>
@@ -13040,7 +12693,7 @@
           <w:i w:val="0"/>
           <w:sz w:val="20"/>
         </w:rPr>
-        <w:t xml:space="preserve">• </w:t>
+        <w:t>• figC1_value_of_life_frontier — Cost vs. expected clinical loss as the value of a life varies, with the $500K operating point and the design-change threshold marked. Sweep result: the network holds at m1+m3 (N=200; 14 slots, facility cost $10.53M, offered load 1.14) for α_ref = 0…$2M and flips to m3+m6 (20 slots, $15.04M, load 0.80) at α_ref = $5M; at N=100 (m1+m4) there is no flip in the swept range. Survival is design-inert across the plausible range and the ND deadline is irrelevant; what moves the design is the manufacturing queue. In context α_ref = $5M ≈ $1.25M/QALY (Q≈4), ~10× accepted reimbursement thresholds though below regulatory VSL (~$11–13M): across the policy-relevant range the cost-minimising network is invariant, so the survival benefit comes entirely from the operational layer.</w:t>
       </w:r>
       <w:r>
         <w:rPr>
@@ -13050,16 +12703,14 @@
           <w:color w:val="1F3864"/>
           <w:sz w:val="18"/>
         </w:rPr>
-        <w:t>figC1_value_of_life_frontier</w:t>
-      </w:r>
-      <w:r>
-        <w:rPr>
-          <w:rFonts w:ascii="Calibri" w:hAnsi="Calibri"/>
-          <w:b w:val="0"/>
-          <w:i w:val="0"/>
-          <w:sz w:val="20"/>
-        </w:rPr>
-        <w:t xml:space="preserve"> — Cost vs. expected clinical loss as the value of a life varies, with the $500K operating point and the design-change threshold marked</w:t>
+      </w:r>
+      <w:r>
+        <w:rPr>
+          <w:rFonts w:ascii="Calibri" w:hAnsi="Calibri"/>
+          <w:b w:val="0"/>
+          <w:i w:val="0"/>
+          <w:sz w:val="20"/>
+        </w:rPr>
       </w:r>
     </w:p>
     <w:p>
